--- a/documentation/final/FINAL YEAR PROJECT  MAIN 1.docx
+++ b/documentation/final/FINAL YEAR PROJECT  MAIN 1.docx
@@ -2970,13 +2970,34 @@
           <w:lang w:val="en-GH"/>
         </w:rPr>
       </w:pPr>
+      <w:commentRangeStart w:id="0"/>
       <w:r>
         <w:rPr>
           <w:rFonts w:ascii="Times New Roman" w:hAnsi="Times New Roman" w:cs="Times New Roman"/>
           <w:color w:val="000000" w:themeColor="text1"/>
           <w:lang w:val="en-GH"/>
         </w:rPr>
-        <w:t>Research Gap</w:t>
+        <w:t>Research</w:t>
+      </w:r>
+      <w:commentRangeEnd w:id="0"/>
+      <w:r>
+        <w:rPr>
+          <w:rStyle w:val="CommentReference"/>
+          <w:rFonts w:ascii="Times New Roman" w:hAnsi="Times New Roman" w:cs="Times New Roman"/>
+          <w:color w:val="000000" w:themeColor="text1"/>
+          <w:sz w:val="32"/>
+          <w:szCs w:val="32"/>
+          <w:lang w:val="en-GH"/>
+        </w:rPr>
+        <w:commentReference w:id="0"/>
+      </w:r>
+      <w:r>
+        <w:rPr>
+          <w:rFonts w:ascii="Times New Roman" w:hAnsi="Times New Roman" w:cs="Times New Roman"/>
+          <w:color w:val="000000" w:themeColor="text1"/>
+          <w:lang w:val="en-GH"/>
+        </w:rPr>
+        <w:t xml:space="preserve"> Gap</w:t>
       </w:r>
     </w:p>
     <w:p>
@@ -3131,6 +3152,7 @@
           <w:lang w:val="en-GH"/>
         </w:rPr>
       </w:pPr>
+      <w:commentRangeStart w:id="1"/>
       <w:r>
         <w:rPr>
           <w:rFonts w:ascii="Times New Roman" w:hAnsi="Times New Roman" w:cs="Times New Roman"/>
@@ -3159,13 +3181,25 @@
         </w:rPr>
         <w:t xml:space="preserve">This study is designed to close each dimension of the gap identified above directly. The absence of a three-way ARIMA/ARIMAX/VAR comparison for fuel prices is addressed by estimating and comparing all three models within one unified framework (Objectives 2 and 4). The tendency of Ghana-specific studies to remain univariate is addressed by incorporating the exchange rate and Brent crude explicitly as ARIMAX regressors, directly testing whether they improve on the univariate baselines used in prior Ghanaian studies (Objectives 2 and 3). The untested bidirectional relationship between inflation and fuel prices in this context is addressed by including CPI only in the VAR specification, consistent with the endogeneity concerns raised in Section 2.2.4, rather than forcing it into a one-directional exogenous role (Objective 2). The absence of horizon-specific evaluation for fuel prices is addressed by assessing forecast accuracy (RMSE, MAE, MAPE) and the statistical significance of differences between models (Diebold-Mariano test) separately across the full 1–6-month horizon, rather than at a single forecast point (Objective 4). Finally, the gap between statistical findings and their practical value is addressed by explicitly evaluating the practical </w:t>
       </w:r>
-      <w:r>
-        <w:rPr>
-          <w:rFonts w:ascii="Times New Roman" w:hAnsi="Times New Roman" w:cs="Times New Roman"/>
-          <w:color w:val="000000" w:themeColor="text1"/>
+      <w:commentRangeEnd w:id="1"/>
+      <w:r>
+        <w:rPr>
+          <w:rStyle w:val="CommentReference"/>
+          <w:rFonts w:ascii="Times New Roman" w:hAnsi="Times New Roman" w:cs="Times New Roman"/>
+          <w:color w:val="000000" w:themeColor="text1"/>
+          <w:sz w:val="24"/>
+          <w:szCs w:val="24"/>
           <w:lang w:val="en-GH"/>
         </w:rPr>
         <w:lastRenderedPageBreak/>
+        <w:commentReference w:id="1"/>
+      </w:r>
+      <w:r>
+        <w:rPr>
+          <w:rFonts w:ascii="Times New Roman" w:hAnsi="Times New Roman" w:cs="Times New Roman"/>
+          <w:color w:val="000000" w:themeColor="text1"/>
+          <w:lang w:val="en-GH"/>
+        </w:rPr>
         <w:t>utility of the best-performing model for giving consumers and policymakers advance notice of price changes (Objective 5).</w:t>
       </w:r>
     </w:p>
@@ -3384,7 +3418,7 @@
           <w:rFonts w:ascii="Times New Roman" w:hAnsi="Times New Roman" w:cs="Times New Roman"/>
           <w:color w:val="000000" w:themeColor="text1"/>
         </w:rPr>
-        <w:t>Research Design</w:t>
+        <w:t>Methodology</w:t>
       </w:r>
     </w:p>
     <w:p>
@@ -5939,7 +5973,7 @@
           <w:color w:val="000000" w:themeColor="text1"/>
         </w:rPr>
       </w:pPr>
-      <w:bookmarkStart w:id="0" w:name="chapter-four"/>
+      <w:bookmarkStart w:id="2" w:name="chapter-four"/>
       <w:r>
         <w:rPr>
           <w:rFonts w:ascii="Times New Roman" w:eastAsia="Times New Roman" w:hAnsi="Times New Roman" w:cs="Times New Roman"/>
@@ -5948,22 +5982,15 @@
         <w:lastRenderedPageBreak/>
         <w:t>CHAPTER FOUR</w:t>
       </w:r>
-      <w:bookmarkStart w:id="1" w:name="results-and-discussion"/>
-      <w:bookmarkStart w:id="2" w:name="introduction"/>
-      <w:bookmarkEnd w:id="0"/>
+      <w:bookmarkStart w:id="3" w:name="introduction"/>
+      <w:bookmarkStart w:id="4" w:name="results-and-discussion"/>
+      <w:bookmarkEnd w:id="2"/>
       <w:r>
         <w:rPr>
           <w:rFonts w:ascii="Times New Roman" w:eastAsia="Times New Roman" w:hAnsi="Times New Roman" w:cs="Times New Roman"/>
           <w:color w:val="000000" w:themeColor="text1"/>
         </w:rPr>
-        <w:t xml:space="preserve">: </w:t>
-      </w:r>
-      <w:r>
-        <w:rPr>
-          <w:rFonts w:ascii="Times New Roman" w:eastAsia="Times New Roman" w:hAnsi="Times New Roman" w:cs="Times New Roman"/>
-          <w:color w:val="000000" w:themeColor="text1"/>
-        </w:rPr>
-        <w:t>RESULTS AND DISCUSSION</w:t>
+        <w:t>: RESULTS AND DISCUSSION</w:t>
       </w:r>
     </w:p>
     <w:p>
@@ -6014,27 +6041,7 @@
           <w:kern w:val="0"/>
           <w14:ligatures w14:val="none"/>
         </w:rPr>
-        <w:t xml:space="preserve">This chapter presents the results of the empirical analysis of monthly fuel prices in Ghana for the period July 2015 to June 2026. Diesel, petrol, and liquefied petroleum gas (LPG) prices are </w:t>
-      </w:r>
-      <w:proofErr w:type="spellStart"/>
-      <w:r>
-        <w:rPr>
-          <w:rFonts w:ascii="Times New Roman" w:eastAsia="Cambria" w:hAnsi="Times New Roman" w:cs="Times New Roman"/>
-          <w:color w:val="000000" w:themeColor="text1"/>
-          <w:kern w:val="0"/>
-          <w14:ligatures w14:val="none"/>
-        </w:rPr>
-        <w:t>analysed</w:t>
-      </w:r>
-      <w:proofErr w:type="spellEnd"/>
-      <w:r>
-        <w:rPr>
-          <w:rFonts w:ascii="Times New Roman" w:eastAsia="Cambria" w:hAnsi="Times New Roman" w:cs="Times New Roman"/>
-          <w:color w:val="000000" w:themeColor="text1"/>
-          <w:kern w:val="0"/>
-          <w14:ligatures w14:val="none"/>
-        </w:rPr>
-        <w:t xml:space="preserve"> together with three external variables: the Brent crude oil price, the USD/GHS exchange rate, and the Consumer Price Index (CPI). The analysis follows the sequence set out in Chapter Three: data preparation and exploratory analysis, stationarity testing, model identification, ARIMA estimation, ARIMAX estimation, rolling-origin forecast evaluation, and VAR analysis. Results are reported and interpreted in relation to the study’s research objectives, and every reported figure in this chapter is drawn directly from the analysis notebooks (01–07) rather than estimated by hand.</w:t>
+        <w:t>This chapter presents the results of the empirical analysis of monthly fuel prices in Ghana for the period July 2015 to June 2026. Diesel, petrol, and liquefied petroleum gas (LPG) prices are analysed together with three external variables: the Brent crude oil price, the USD/GHS exchange rate, and the Consumer Price Index (CPI). The analysis follows the sequence set out in Chapter Three: data preparation and exploratory analysis, stationarity testing, model identification, ARIMA estimation, ARIMAX estimation, rolling-origin forecast evaluation, and VAR analysis. Results are reported and interpreted in relation to the study’s research objectives, and every reported figure in this chapter is drawn directly from the analysis notebooks (01–07) rather than estimated by hand.</w:t>
       </w:r>
     </w:p>
     <w:p>
@@ -6054,8 +6061,8 @@
           <w14:ligatures w14:val="none"/>
         </w:rPr>
       </w:pPr>
-      <w:bookmarkStart w:id="3" w:name="data-description-and-exploratory-results"/>
-      <w:bookmarkEnd w:id="2"/>
+      <w:bookmarkStart w:id="5" w:name="data-description-and-exploratory-results"/>
+      <w:bookmarkEnd w:id="3"/>
       <w:r>
         <w:rPr>
           <w:rFonts w:ascii="Times New Roman" w:eastAsia="Times New Roman" w:hAnsi="Times New Roman" w:cs="Times New Roman"/>
@@ -6327,19 +6334,8 @@
                 <w:kern w:val="0"/>
                 <w14:ligatures w14:val="none"/>
               </w:rPr>
-              <w:t>GHC/</w:t>
-            </w:r>
-            <w:proofErr w:type="spellStart"/>
-            <w:r>
-              <w:rPr>
-                <w:rFonts w:ascii="Times New Roman" w:eastAsia="Cambria" w:hAnsi="Times New Roman" w:cs="Times New Roman"/>
-                <w:color w:val="000000" w:themeColor="text1"/>
-                <w:kern w:val="0"/>
-                <w14:ligatures w14:val="none"/>
-              </w:rPr>
-              <w:t>litre</w:t>
-            </w:r>
-            <w:proofErr w:type="spellEnd"/>
+              <w:t>GHC/litre</w:t>
+            </w:r>
           </w:p>
         </w:tc>
       </w:tr>
@@ -6442,19 +6438,8 @@
                 <w:kern w:val="0"/>
                 <w14:ligatures w14:val="none"/>
               </w:rPr>
-              <w:t>GHS/</w:t>
-            </w:r>
-            <w:proofErr w:type="spellStart"/>
-            <w:r>
-              <w:rPr>
-                <w:rFonts w:ascii="Times New Roman" w:eastAsia="Cambria" w:hAnsi="Times New Roman" w:cs="Times New Roman"/>
-                <w:color w:val="000000" w:themeColor="text1"/>
-                <w:kern w:val="0"/>
-                <w14:ligatures w14:val="none"/>
-              </w:rPr>
-              <w:t>litre</w:t>
-            </w:r>
-            <w:proofErr w:type="spellEnd"/>
+              <w:t>GHS/litre</w:t>
+            </w:r>
           </w:p>
         </w:tc>
       </w:tr>
@@ -7057,7 +7042,7 @@
                     </pic:cNvPicPr>
                   </pic:nvPicPr>
                   <pic:blipFill>
-                    <a:blip r:embed="rId13"/>
+                    <a:blip r:embed="rId17"/>
                     <a:stretch>
                       <a:fillRect/>
                     </a:stretch>
@@ -7320,7 +7305,7 @@
                     </pic:cNvPicPr>
                   </pic:nvPicPr>
                   <pic:blipFill>
-                    <a:blip r:embed="rId14"/>
+                    <a:blip r:embed="rId18"/>
                     <a:stretch>
                       <a:fillRect/>
                     </a:stretch>
@@ -7500,7 +7485,7 @@
                     </pic:cNvPicPr>
                   </pic:nvPicPr>
                   <pic:blipFill>
-                    <a:blip r:embed="rId15"/>
+                    <a:blip r:embed="rId19"/>
                     <a:stretch>
                       <a:fillRect/>
                     </a:stretch>
@@ -7566,27 +7551,7 @@
           <w:kern w:val="0"/>
           <w14:ligatures w14:val="none"/>
         </w:rPr>
-        <w:t xml:space="preserve">These </w:t>
-      </w:r>
-      <w:proofErr w:type="gramStart"/>
-      <w:r>
-        <w:rPr>
-          <w:rFonts w:ascii="Times New Roman" w:eastAsia="Cambria" w:hAnsi="Times New Roman" w:cs="Times New Roman"/>
-          <w:color w:val="000000" w:themeColor="text1"/>
-          <w:kern w:val="0"/>
-          <w14:ligatures w14:val="none"/>
-        </w:rPr>
-        <w:t>high level</w:t>
-      </w:r>
-      <w:proofErr w:type="gramEnd"/>
-      <w:r>
-        <w:rPr>
-          <w:rFonts w:ascii="Times New Roman" w:eastAsia="Cambria" w:hAnsi="Times New Roman" w:cs="Times New Roman"/>
-          <w:color w:val="000000" w:themeColor="text1"/>
-          <w:kern w:val="0"/>
-          <w14:ligatures w14:val="none"/>
-        </w:rPr>
-        <w:t xml:space="preserve"> correlations are consistent with shared long-run trends among the variables rather than evidence of a stable short-run relationship; because trending series can appear strongly correlated even without a genuine structural link (Granger &amp; Newbold, 1974), the level relationships are re-examined using stationary transformations in the sections that follow.</w:t>
+        <w:t>These high level correlations are consistent with shared long-run trends among the variables rather than evidence of a stable short-run relationship; because trending series can appear strongly correlated even without a genuine structural link (Granger &amp; Newbold, 1974), the level relationships are re-examined using stationary transformations in the sections that follow.</w:t>
       </w:r>
     </w:p>
     <w:p>
@@ -7606,8 +7571,8 @@
           <w14:ligatures w14:val="none"/>
         </w:rPr>
       </w:pPr>
-      <w:bookmarkStart w:id="4" w:name="stationarity-test-results"/>
-      <w:bookmarkEnd w:id="3"/>
+      <w:bookmarkStart w:id="6" w:name="stationarity-test-results"/>
+      <w:bookmarkEnd w:id="5"/>
       <w:r>
         <w:rPr>
           <w:rFonts w:ascii="Times New Roman" w:eastAsia="Times New Roman" w:hAnsi="Times New Roman" w:cs="Times New Roman"/>
@@ -7639,47 +7604,7 @@
           <w:kern w:val="0"/>
           <w14:ligatures w14:val="none"/>
         </w:rPr>
-        <w:t xml:space="preserve">Three complementary tests were applied to each of the six series: the Augmented Dickey-Fuller (ADF) test (null hypothesis: unit root), the KPSS test (null hypothesis: stationarity), and the </w:t>
-      </w:r>
-      <w:proofErr w:type="spellStart"/>
-      <w:r>
-        <w:rPr>
-          <w:rFonts w:ascii="Times New Roman" w:eastAsia="Cambria" w:hAnsi="Times New Roman" w:cs="Times New Roman"/>
-          <w:color w:val="000000" w:themeColor="text1"/>
-          <w:kern w:val="0"/>
-          <w14:ligatures w14:val="none"/>
-        </w:rPr>
-        <w:t>Zivot</w:t>
-      </w:r>
-      <w:proofErr w:type="spellEnd"/>
-      <w:r>
-        <w:rPr>
-          <w:rFonts w:ascii="Times New Roman" w:eastAsia="Cambria" w:hAnsi="Times New Roman" w:cs="Times New Roman"/>
-          <w:color w:val="000000" w:themeColor="text1"/>
-          <w:kern w:val="0"/>
-          <w14:ligatures w14:val="none"/>
-        </w:rPr>
-        <w:t>-Andrews (ZA) test, which tests for a unit root while allowing for a single endogenously determined structural break (</w:t>
-      </w:r>
-      <w:proofErr w:type="spellStart"/>
-      <w:r>
-        <w:rPr>
-          <w:rFonts w:ascii="Times New Roman" w:eastAsia="Cambria" w:hAnsi="Times New Roman" w:cs="Times New Roman"/>
-          <w:color w:val="000000" w:themeColor="text1"/>
-          <w:kern w:val="0"/>
-          <w14:ligatures w14:val="none"/>
-        </w:rPr>
-        <w:t>Zivot</w:t>
-      </w:r>
-      <w:proofErr w:type="spellEnd"/>
-      <w:r>
-        <w:rPr>
-          <w:rFonts w:ascii="Times New Roman" w:eastAsia="Cambria" w:hAnsi="Times New Roman" w:cs="Times New Roman"/>
-          <w:color w:val="000000" w:themeColor="text1"/>
-          <w:kern w:val="0"/>
-          <w14:ligatures w14:val="none"/>
-        </w:rPr>
-        <w:t xml:space="preserve"> &amp; Andrews, 1992).</w:t>
+        <w:t>Three complementary tests were applied to each of the six series: the Augmented Dickey-Fuller (ADF) test (null hypothesis: unit root), the KPSS test (null hypothesis: stationarity), and the Zivot-Andrews (ZA) test, which tests for a unit root while allowing for a single endogenously determined structural break (Zivot &amp; Andrews, 1992).</w:t>
       </w:r>
     </w:p>
     <w:p>
@@ -7807,25 +7732,14 @@
                 <w14:ligatures w14:val="none"/>
               </w:rPr>
             </w:pPr>
-            <w:proofErr w:type="spellStart"/>
-            <w:r>
-              <w:rPr>
-                <w:rFonts w:ascii="Times New Roman" w:eastAsia="Cambria" w:hAnsi="Times New Roman" w:cs="Times New Roman"/>
-                <w:color w:val="000000" w:themeColor="text1"/>
-                <w:kern w:val="0"/>
-                <w14:ligatures w14:val="none"/>
-              </w:rPr>
-              <w:t>Zivot</w:t>
-            </w:r>
-            <w:proofErr w:type="spellEnd"/>
-            <w:r>
-              <w:rPr>
-                <w:rFonts w:ascii="Times New Roman" w:eastAsia="Cambria" w:hAnsi="Times New Roman" w:cs="Times New Roman"/>
-                <w:color w:val="000000" w:themeColor="text1"/>
-                <w:kern w:val="0"/>
-                <w14:ligatures w14:val="none"/>
-              </w:rPr>
-              <w:t>-Andrews</w:t>
+            <w:r>
+              <w:rPr>
+                <w:rFonts w:ascii="Times New Roman" w:eastAsia="Cambria" w:hAnsi="Times New Roman" w:cs="Times New Roman"/>
+                <w:color w:val="000000" w:themeColor="text1"/>
+                <w:kern w:val="0"/>
+                <w14:ligatures w14:val="none"/>
+              </w:rPr>
+              <w:t>Zivot-Andrews</w:t>
             </w:r>
           </w:p>
         </w:tc>
@@ -8652,27 +8566,7 @@
           <w14:ligatures w14:val="none"/>
         </w:rPr>
         <w:lastRenderedPageBreak/>
-        <w:t xml:space="preserve">ADF and KPSS agree that all six series are non-stationary at level. The </w:t>
-      </w:r>
-      <w:proofErr w:type="spellStart"/>
-      <w:r>
-        <w:rPr>
-          <w:rFonts w:ascii="Times New Roman" w:eastAsia="Cambria" w:hAnsi="Times New Roman" w:cs="Times New Roman"/>
-          <w:color w:val="000000" w:themeColor="text1"/>
-          <w:kern w:val="0"/>
-          <w14:ligatures w14:val="none"/>
-        </w:rPr>
-        <w:t>Zivot</w:t>
-      </w:r>
-      <w:proofErr w:type="spellEnd"/>
-      <w:r>
-        <w:rPr>
-          <w:rFonts w:ascii="Times New Roman" w:eastAsia="Cambria" w:hAnsi="Times New Roman" w:cs="Times New Roman"/>
-          <w:color w:val="000000" w:themeColor="text1"/>
-          <w:kern w:val="0"/>
-          <w14:ligatures w14:val="none"/>
-        </w:rPr>
-        <w:t>-Andrews results add an important qualification: diesel, LPG, petrol, and the exchange rate are each classified as stationary once a single structural break is permitted, with the four estimated break dates clustering tightly around January–March 2022. This is strong, formally tested evidence corroborating the visual and narrative account of the 2022 fuel-price and currency crisis given in Chapter One. Brent crude and CPI remain non-stationary even allowing for a break; this is plausible, since Brent follows international commodity-market dynamics largely independent of the domestic Ghanaian shock, while CPI is a cumulative index that does not revert after a shock by construction.</w:t>
+        <w:t>ADF and KPSS agree that all six series are non-stationary at level. The Zivot-Andrews results add an important qualification: diesel, LPG, petrol, and the exchange rate are each classified as stationary once a single structural break is permitted, with the four estimated break dates clustering tightly around January–March 2022. This is strong, formally tested evidence corroborating the visual and narrative account of the 2022 fuel-price and currency crisis given in Chapter One. Brent crude and CPI remain non-stationary even allowing for a break; this is plausible, since Brent follows international commodity-market dynamics largely independent of the domestic Ghanaian shock, while CPI is a cumulative index that does not revert after a shock by construction.</w:t>
       </w:r>
     </w:p>
     <w:p>
@@ -9285,27 +9179,7 @@
           <w:kern w:val="0"/>
           <w14:ligatures w14:val="none"/>
         </w:rPr>
-        <w:t xml:space="preserve">Because the VAR model requires a common order of integration across all system variables, and CPI is part of that system, all six variables entering the VAR model — diesel, petrol, LPG, Brent, the exchange rate, and CPI — are second-differenced for consistency, even though most of them were already stationary at d = 1 individually. This is a standard and conservative choice: a series stationary at d = 1 remains stationary at d = 2, at the modest cost of slightly noisier </w:t>
-      </w:r>
-      <w:proofErr w:type="gramStart"/>
-      <w:r>
-        <w:rPr>
-          <w:rFonts w:ascii="Times New Roman" w:eastAsia="Cambria" w:hAnsi="Times New Roman" w:cs="Times New Roman"/>
-          <w:color w:val="000000" w:themeColor="text1"/>
-          <w:kern w:val="0"/>
-          <w14:ligatures w14:val="none"/>
-        </w:rPr>
-        <w:t>differenced</w:t>
-      </w:r>
-      <w:proofErr w:type="gramEnd"/>
-      <w:r>
-        <w:rPr>
-          <w:rFonts w:ascii="Times New Roman" w:eastAsia="Cambria" w:hAnsi="Times New Roman" w:cs="Times New Roman"/>
-          <w:color w:val="000000" w:themeColor="text1"/>
-          <w:kern w:val="0"/>
-          <w14:ligatures w14:val="none"/>
-        </w:rPr>
-        <w:t xml:space="preserve"> values. ARIMA and ARIMAX retain each series’ own correct individual order (d = 1 in all three cases).</w:t>
+        <w:t>Because the VAR model requires a common order of integration across all system variables, and CPI is part of that system, all six variables entering the VAR model — diesel, petrol, LPG, Brent, the exchange rate, and CPI — are second-differenced for consistency, even though most of them were already stationary at d = 1 individually. This is a standard and conservative choice: a series stationary at d = 1 remains stationary at d = 2, at the modest cost of slightly noisier differenced values. ARIMA and ARIMAX retain each series’ own correct individual order (d = 1 in all three cases).</w:t>
       </w:r>
     </w:p>
     <w:p>
@@ -9325,47 +9199,7 @@
           <w:kern w:val="0"/>
           <w14:ligatures w14:val="none"/>
         </w:rPr>
-        <w:t xml:space="preserve">The clustering of </w:t>
-      </w:r>
-      <w:proofErr w:type="spellStart"/>
-      <w:r>
-        <w:rPr>
-          <w:rFonts w:ascii="Times New Roman" w:eastAsia="Cambria" w:hAnsi="Times New Roman" w:cs="Times New Roman"/>
-          <w:color w:val="000000" w:themeColor="text1"/>
-          <w:kern w:val="0"/>
-          <w14:ligatures w14:val="none"/>
-        </w:rPr>
-        <w:t>Zivot</w:t>
-      </w:r>
-      <w:proofErr w:type="spellEnd"/>
-      <w:r>
-        <w:rPr>
-          <w:rFonts w:ascii="Times New Roman" w:eastAsia="Cambria" w:hAnsi="Times New Roman" w:cs="Times New Roman"/>
-          <w:color w:val="000000" w:themeColor="text1"/>
-          <w:kern w:val="0"/>
-          <w14:ligatures w14:val="none"/>
-        </w:rPr>
-        <w:t>-</w:t>
-      </w:r>
-      <w:proofErr w:type="gramStart"/>
-      <w:r>
-        <w:rPr>
-          <w:rFonts w:ascii="Times New Roman" w:eastAsia="Cambria" w:hAnsi="Times New Roman" w:cs="Times New Roman"/>
-          <w:color w:val="000000" w:themeColor="text1"/>
-          <w:kern w:val="0"/>
-          <w14:ligatures w14:val="none"/>
-        </w:rPr>
-        <w:t>Andrews</w:t>
-      </w:r>
-      <w:proofErr w:type="gramEnd"/>
-      <w:r>
-        <w:rPr>
-          <w:rFonts w:ascii="Times New Roman" w:eastAsia="Cambria" w:hAnsi="Times New Roman" w:cs="Times New Roman"/>
-          <w:color w:val="000000" w:themeColor="text1"/>
-          <w:kern w:val="0"/>
-          <w14:ligatures w14:val="none"/>
-        </w:rPr>
-        <w:t xml:space="preserve"> break dates around early 2022 is treated as a substantive finding rather than a nuisance: it is referenced again in Sections 4.3 and 4.6 to explain patterns observed in the residual diagnostics of the fitted models.</w:t>
+        <w:t>The clustering of Zivot-Andrews break dates around early 2022 is treated as a substantive finding rather than a nuisance: it is referenced again in Sections 4.3 and 4.6 to explain patterns observed in the residual diagnostics of the fitted models.</w:t>
       </w:r>
     </w:p>
     <w:p>
@@ -9440,8 +9274,8 @@
           <w14:ligatures w14:val="none"/>
         </w:rPr>
       </w:pPr>
-      <w:bookmarkStart w:id="5" w:name="arima-model-results"/>
-      <w:bookmarkEnd w:id="4"/>
+      <w:bookmarkStart w:id="7" w:name="arima-model-results"/>
+      <w:bookmarkEnd w:id="6"/>
       <w:r>
         <w:rPr>
           <w:rFonts w:ascii="Times New Roman" w:eastAsia="Times New Roman" w:hAnsi="Times New Roman" w:cs="Times New Roman"/>
@@ -9514,7 +9348,7 @@
                     </pic:cNvPicPr>
                   </pic:nvPicPr>
                   <pic:blipFill>
-                    <a:blip r:embed="rId16"/>
+                    <a:blip r:embed="rId20"/>
                     <a:stretch>
                       <a:fillRect/>
                     </a:stretch>
@@ -9620,7 +9454,7 @@
                     </pic:cNvPicPr>
                   </pic:nvPicPr>
                   <pic:blipFill>
-                    <a:blip r:embed="rId17"/>
+                    <a:blip r:embed="rId21"/>
                     <a:stretch>
                       <a:fillRect/>
                     </a:stretch>
@@ -9726,7 +9560,7 @@
                     </pic:cNvPicPr>
                   </pic:nvPicPr>
                   <pic:blipFill>
-                    <a:blip r:embed="rId18"/>
+                    <a:blip r:embed="rId22"/>
                     <a:stretch>
                       <a:fillRect/>
                     </a:stretch>
@@ -9792,27 +9626,7 @@
           <w:kern w:val="0"/>
           <w14:ligatures w14:val="none"/>
         </w:rPr>
-        <w:t xml:space="preserve">All </w:t>
-      </w:r>
-      <w:proofErr w:type="gramStart"/>
-      <w:r>
-        <w:rPr>
-          <w:rFonts w:ascii="Times New Roman" w:eastAsia="Cambria" w:hAnsi="Times New Roman" w:cs="Times New Roman"/>
-          <w:color w:val="000000" w:themeColor="text1"/>
-          <w:kern w:val="0"/>
-          <w14:ligatures w14:val="none"/>
-        </w:rPr>
-        <w:t>three fuel</w:t>
-      </w:r>
-      <w:proofErr w:type="gramEnd"/>
-      <w:r>
-        <w:rPr>
-          <w:rFonts w:ascii="Times New Roman" w:eastAsia="Cambria" w:hAnsi="Times New Roman" w:cs="Times New Roman"/>
-          <w:color w:val="000000" w:themeColor="text1"/>
-          <w:kern w:val="0"/>
-          <w14:ligatures w14:val="none"/>
-        </w:rPr>
-        <w:t xml:space="preserve"> series show a similar pattern: a sharp cutoff at low lags rather than gradual decay, consistent with a low-order ARMA process and supporting the AIC-based grid search conducted over p, q </w:t>
+        <w:t xml:space="preserve">All three fuel series show a similar pattern: a sharp cutoff at low lags rather than gradual decay, consistent with a low-order ARMA process and supporting the AIC-based grid search conducted over p, q </w:t>
       </w:r>
       <w:r>
         <w:rPr>
@@ -10552,31 +10366,7 @@
           <w:kern w:val="0"/>
           <w14:ligatures w14:val="none"/>
         </w:rPr>
-        <w:t xml:space="preserve">Figure 4.7: </w:t>
-      </w:r>
-      <w:proofErr w:type="gramStart"/>
-      <w:r>
-        <w:rPr>
-          <w:rFonts w:ascii="Times New Roman" w:eastAsia="Cambria" w:hAnsi="Times New Roman" w:cs="Times New Roman"/>
-          <w:b/>
-          <w:bCs/>
-          <w:color w:val="000000" w:themeColor="text1"/>
-          <w:kern w:val="0"/>
-          <w14:ligatures w14:val="none"/>
-        </w:rPr>
-        <w:t>ARIMA(</w:t>
-      </w:r>
-      <w:proofErr w:type="gramEnd"/>
-      <w:r>
-        <w:rPr>
-          <w:rFonts w:ascii="Times New Roman" w:eastAsia="Cambria" w:hAnsi="Times New Roman" w:cs="Times New Roman"/>
-          <w:b/>
-          <w:bCs/>
-          <w:color w:val="000000" w:themeColor="text1"/>
-          <w:kern w:val="0"/>
-          <w14:ligatures w14:val="none"/>
-        </w:rPr>
-        <w:t>0,1,3) forecast against observed values, diesel price (six-month holdout)</w:t>
+        <w:t>Figure 4.7: ARIMA(0,1,3) forecast against observed values, diesel price (six-month holdout)</w:t>
       </w:r>
     </w:p>
     <w:p>
@@ -10609,622 +10399,6 @@
                 <pic:pic xmlns:pic="http://schemas.openxmlformats.org/drawingml/2006/picture">
                   <pic:nvPicPr>
                     <pic:cNvPr id="44" name="Picture" descr="figures/fig4_5_arima_diesel_forecast.png"/>
-                    <pic:cNvPicPr>
-                      <a:picLocks noChangeAspect="1" noChangeArrowheads="1"/>
-                    </pic:cNvPicPr>
-                  </pic:nvPicPr>
-                  <pic:blipFill>
-                    <a:blip r:embed="rId19"/>
-                    <a:stretch>
-                      <a:fillRect/>
-                    </a:stretch>
-                  </pic:blipFill>
-                  <pic:spPr bwMode="auto">
-                    <a:xfrm>
-                      <a:off x="0" y="0"/>
-                      <a:ext cx="5334000" cy="1748117"/>
-                    </a:xfrm>
-                    <a:prstGeom prst="rect">
-                      <a:avLst/>
-                    </a:prstGeom>
-                    <a:noFill/>
-                    <a:ln w="9525">
-                      <a:noFill/>
-                      <a:headEnd/>
-                      <a:tailEnd/>
-                    </a:ln>
-                  </pic:spPr>
-                </pic:pic>
-              </a:graphicData>
-            </a:graphic>
-          </wp:inline>
-        </w:drawing>
-      </w:r>
-    </w:p>
-    <w:p>
-      <w:pPr>
-        <w:spacing w:after="120" w:line="240" w:lineRule="auto"/>
-        <w:rPr>
-          <w:rFonts w:ascii="Times New Roman" w:eastAsia="Cambria" w:hAnsi="Times New Roman" w:cs="Times New Roman"/>
-          <w:i/>
-          <w:color w:val="000000" w:themeColor="text1"/>
-          <w:kern w:val="0"/>
-          <w14:ligatures w14:val="none"/>
-        </w:rPr>
-      </w:pPr>
-      <w:r>
-        <w:rPr>
-          <w:rFonts w:ascii="Times New Roman" w:eastAsia="Cambria" w:hAnsi="Times New Roman" w:cs="Times New Roman"/>
-          <w:i/>
-          <w:color w:val="000000" w:themeColor="text1"/>
-          <w:kern w:val="0"/>
-          <w14:ligatures w14:val="none"/>
-        </w:rPr>
-        <w:t>Figure 4.7</w:t>
-      </w:r>
-    </w:p>
-    <w:p>
-      <w:pPr>
-        <w:spacing w:before="180" w:after="180" w:line="240" w:lineRule="auto"/>
-        <w:rPr>
-          <w:rFonts w:ascii="Times New Roman" w:eastAsia="Cambria" w:hAnsi="Times New Roman" w:cs="Times New Roman"/>
-          <w:color w:val="000000" w:themeColor="text1"/>
-          <w:kern w:val="0"/>
-          <w14:ligatures w14:val="none"/>
-        </w:rPr>
-      </w:pPr>
-      <w:r>
-        <w:rPr>
-          <w:rFonts w:ascii="Times New Roman" w:eastAsia="Cambria" w:hAnsi="Times New Roman" w:cs="Times New Roman"/>
-          <w:b/>
-          <w:bCs/>
-          <w:color w:val="000000" w:themeColor="text1"/>
-          <w:kern w:val="0"/>
-          <w14:ligatures w14:val="none"/>
-        </w:rPr>
-        <w:t xml:space="preserve">Figure 4.8: </w:t>
-      </w:r>
-      <w:proofErr w:type="gramStart"/>
-      <w:r>
-        <w:rPr>
-          <w:rFonts w:ascii="Times New Roman" w:eastAsia="Cambria" w:hAnsi="Times New Roman" w:cs="Times New Roman"/>
-          <w:b/>
-          <w:bCs/>
-          <w:color w:val="000000" w:themeColor="text1"/>
-          <w:kern w:val="0"/>
-          <w14:ligatures w14:val="none"/>
-        </w:rPr>
-        <w:t>ARIMA(</w:t>
-      </w:r>
-      <w:proofErr w:type="gramEnd"/>
-      <w:r>
-        <w:rPr>
-          <w:rFonts w:ascii="Times New Roman" w:eastAsia="Cambria" w:hAnsi="Times New Roman" w:cs="Times New Roman"/>
-          <w:b/>
-          <w:bCs/>
-          <w:color w:val="000000" w:themeColor="text1"/>
-          <w:kern w:val="0"/>
-          <w14:ligatures w14:val="none"/>
-        </w:rPr>
-        <w:t>0,1,3) residual diagnostics, diesel price</w:t>
-      </w:r>
-    </w:p>
-    <w:p>
-      <w:pPr>
-        <w:keepNext/>
-        <w:spacing w:after="200" w:line="240" w:lineRule="auto"/>
-        <w:rPr>
-          <w:rFonts w:ascii="Times New Roman" w:eastAsia="Cambria" w:hAnsi="Times New Roman" w:cs="Times New Roman"/>
-          <w:color w:val="000000" w:themeColor="text1"/>
-          <w:kern w:val="0"/>
-          <w14:ligatures w14:val="none"/>
-        </w:rPr>
-      </w:pPr>
-      <w:r>
-        <w:rPr>
-          <w:rFonts w:ascii="Times New Roman" w:eastAsia="Cambria" w:hAnsi="Times New Roman" w:cs="Times New Roman"/>
-          <w:noProof/>
-          <w:color w:val="000000" w:themeColor="text1"/>
-          <w:kern w:val="0"/>
-          <w14:ligatures w14:val="none"/>
-        </w:rPr>
-        <w:drawing>
-          <wp:inline distT="0" distB="0" distL="0" distR="0" wp14:anchorId="6DC863E4" wp14:editId="3BAD22C8">
-            <wp:extent cx="5334000" cy="3535064"/>
-            <wp:effectExtent l="0" t="0" r="0" b="0"/>
-            <wp:docPr id="46" name="Picture" descr="Figure 4.8"/>
-            <wp:cNvGraphicFramePr/>
-            <a:graphic xmlns:a="http://schemas.openxmlformats.org/drawingml/2006/main">
-              <a:graphicData uri="http://schemas.openxmlformats.org/drawingml/2006/picture">
-                <pic:pic xmlns:pic="http://schemas.openxmlformats.org/drawingml/2006/picture">
-                  <pic:nvPicPr>
-                    <pic:cNvPr id="47" name="Picture" descr="figures/fig_arima_diesel_resid.png"/>
-                    <pic:cNvPicPr>
-                      <a:picLocks noChangeAspect="1" noChangeArrowheads="1"/>
-                    </pic:cNvPicPr>
-                  </pic:nvPicPr>
-                  <pic:blipFill>
-                    <a:blip r:embed="rId20"/>
-                    <a:stretch>
-                      <a:fillRect/>
-                    </a:stretch>
-                  </pic:blipFill>
-                  <pic:spPr bwMode="auto">
-                    <a:xfrm>
-                      <a:off x="0" y="0"/>
-                      <a:ext cx="5334000" cy="3535064"/>
-                    </a:xfrm>
-                    <a:prstGeom prst="rect">
-                      <a:avLst/>
-                    </a:prstGeom>
-                    <a:noFill/>
-                    <a:ln w="9525">
-                      <a:noFill/>
-                      <a:headEnd/>
-                      <a:tailEnd/>
-                    </a:ln>
-                  </pic:spPr>
-                </pic:pic>
-              </a:graphicData>
-            </a:graphic>
-          </wp:inline>
-        </w:drawing>
-      </w:r>
-    </w:p>
-    <w:p>
-      <w:pPr>
-        <w:spacing w:after="120" w:line="240" w:lineRule="auto"/>
-        <w:rPr>
-          <w:rFonts w:ascii="Times New Roman" w:eastAsia="Cambria" w:hAnsi="Times New Roman" w:cs="Times New Roman"/>
-          <w:i/>
-          <w:color w:val="000000" w:themeColor="text1"/>
-          <w:kern w:val="0"/>
-          <w14:ligatures w14:val="none"/>
-        </w:rPr>
-      </w:pPr>
-      <w:r>
-        <w:rPr>
-          <w:rFonts w:ascii="Times New Roman" w:eastAsia="Cambria" w:hAnsi="Times New Roman" w:cs="Times New Roman"/>
-          <w:i/>
-          <w:color w:val="000000" w:themeColor="text1"/>
-          <w:kern w:val="0"/>
-          <w14:ligatures w14:val="none"/>
-        </w:rPr>
-        <w:t>Figure 4.8</w:t>
-      </w:r>
-    </w:p>
-    <w:p>
-      <w:pPr>
-        <w:spacing w:before="180" w:after="180" w:line="240" w:lineRule="auto"/>
-        <w:rPr>
-          <w:rFonts w:ascii="Times New Roman" w:eastAsia="Cambria" w:hAnsi="Times New Roman" w:cs="Times New Roman"/>
-          <w:color w:val="000000" w:themeColor="text1"/>
-          <w:kern w:val="0"/>
-          <w14:ligatures w14:val="none"/>
-        </w:rPr>
-      </w:pPr>
-      <w:r>
-        <w:rPr>
-          <w:rFonts w:ascii="Times New Roman" w:eastAsia="Cambria" w:hAnsi="Times New Roman" w:cs="Times New Roman"/>
-          <w:color w:val="000000" w:themeColor="text1"/>
-          <w:kern w:val="0"/>
-          <w14:ligatures w14:val="none"/>
-        </w:rPr>
-        <w:t xml:space="preserve">Diesel and petrol residuals show no evidence of remaining autocorrelation (Ljung-Box p &gt; 0.9 in both cases), indicating that the fitted ARIMA structures adequately capture the short-run dependence in these series. However, the residual diagnostics reveal a distributional issue not captured by the Ljung-Box test alone: a single </w:t>
-      </w:r>
-      <w:proofErr w:type="gramStart"/>
-      <w:r>
-        <w:rPr>
-          <w:rFonts w:ascii="Times New Roman" w:eastAsia="Cambria" w:hAnsi="Times New Roman" w:cs="Times New Roman"/>
-          <w:color w:val="000000" w:themeColor="text1"/>
-          <w:kern w:val="0"/>
-          <w14:ligatures w14:val="none"/>
-        </w:rPr>
-        <w:t>large standardized</w:t>
-      </w:r>
-      <w:proofErr w:type="gramEnd"/>
-      <w:r>
-        <w:rPr>
-          <w:rFonts w:ascii="Times New Roman" w:eastAsia="Cambria" w:hAnsi="Times New Roman" w:cs="Times New Roman"/>
-          <w:color w:val="000000" w:themeColor="text1"/>
-          <w:kern w:val="0"/>
-          <w14:ligatures w14:val="none"/>
-        </w:rPr>
-        <w:t xml:space="preserve"> diesel residual (exceeding 7) around late 2022, corresponding to the same fuel-price spike examined in </w:t>
-      </w:r>
-      <w:r>
-        <w:rPr>
-          <w:rFonts w:ascii="Times New Roman" w:eastAsia="Cambria" w:hAnsi="Times New Roman" w:cs="Times New Roman"/>
-          <w:color w:val="000000" w:themeColor="text1"/>
-          <w:kern w:val="0"/>
-          <w14:ligatures w14:val="none"/>
-        </w:rPr>
-        <w:lastRenderedPageBreak/>
-        <w:t>Sections 4.1 and 4.2, visibly departs from the reference line in the Q-Q plot and produces a right-skewed, heavy-tailed residual histogram relative to the fitted normal density. This pattern — adequate autocorrelation structure alongside non-normal, outlier-driven residuals — recurs across all three fuels and both conditional models (ARIMA and ARIMAX, Section 4.4</w:t>
-      </w:r>
-      <w:proofErr w:type="gramStart"/>
-      <w:r>
-        <w:rPr>
-          <w:rFonts w:ascii="Times New Roman" w:eastAsia="Cambria" w:hAnsi="Times New Roman" w:cs="Times New Roman"/>
-          <w:color w:val="000000" w:themeColor="text1"/>
-          <w:kern w:val="0"/>
-          <w14:ligatures w14:val="none"/>
-        </w:rPr>
-        <w:t>), and</w:t>
-      </w:r>
-      <w:proofErr w:type="gramEnd"/>
-      <w:r>
-        <w:rPr>
-          <w:rFonts w:ascii="Times New Roman" w:eastAsia="Cambria" w:hAnsi="Times New Roman" w:cs="Times New Roman"/>
-          <w:color w:val="000000" w:themeColor="text1"/>
-          <w:kern w:val="0"/>
-          <w14:ligatures w14:val="none"/>
-        </w:rPr>
-        <w:t xml:space="preserve"> is attributed throughout to the 2021–2022 structural shock rather than to model misspecification. Point forecasts remain valid, but associated prediction intervals should be treated with caution, since they are constructed under a normality assumption this residual distribution does not fully satisfy.</w:t>
-      </w:r>
-    </w:p>
-    <w:p>
-      <w:pPr>
-        <w:spacing w:before="180" w:after="180" w:line="240" w:lineRule="auto"/>
-        <w:rPr>
-          <w:rFonts w:ascii="Times New Roman" w:eastAsia="Cambria" w:hAnsi="Times New Roman" w:cs="Times New Roman"/>
-          <w:color w:val="000000" w:themeColor="text1"/>
-          <w:kern w:val="0"/>
-          <w14:ligatures w14:val="none"/>
-        </w:rPr>
-      </w:pPr>
-      <w:r>
-        <w:rPr>
-          <w:rFonts w:ascii="Times New Roman" w:eastAsia="Cambria" w:hAnsi="Times New Roman" w:cs="Times New Roman"/>
-          <w:b/>
-          <w:bCs/>
-          <w:color w:val="000000" w:themeColor="text1"/>
-          <w:kern w:val="0"/>
-          <w14:ligatures w14:val="none"/>
-        </w:rPr>
-        <w:t>Figure 4.9: ARIMA forecast against observed values, petrol price (six-month holdout)</w:t>
-      </w:r>
-    </w:p>
-    <w:p>
-      <w:pPr>
-        <w:keepNext/>
-        <w:spacing w:after="200" w:line="240" w:lineRule="auto"/>
-        <w:rPr>
-          <w:rFonts w:ascii="Times New Roman" w:eastAsia="Cambria" w:hAnsi="Times New Roman" w:cs="Times New Roman"/>
-          <w:color w:val="000000" w:themeColor="text1"/>
-          <w:kern w:val="0"/>
-          <w14:ligatures w14:val="none"/>
-        </w:rPr>
-      </w:pPr>
-      <w:r>
-        <w:rPr>
-          <w:rFonts w:ascii="Times New Roman" w:eastAsia="Cambria" w:hAnsi="Times New Roman" w:cs="Times New Roman"/>
-          <w:noProof/>
-          <w:color w:val="000000" w:themeColor="text1"/>
-          <w:kern w:val="0"/>
-          <w14:ligatures w14:val="none"/>
-        </w:rPr>
-        <w:drawing>
-          <wp:inline distT="0" distB="0" distL="0" distR="0" wp14:anchorId="7C1C1D5B" wp14:editId="5D9F2FEE">
-            <wp:extent cx="5334000" cy="1749587"/>
-            <wp:effectExtent l="0" t="0" r="0" b="0"/>
-            <wp:docPr id="49" name="Picture" descr="Figure 4.9"/>
-            <wp:cNvGraphicFramePr/>
-            <a:graphic xmlns:a="http://schemas.openxmlformats.org/drawingml/2006/main">
-              <a:graphicData uri="http://schemas.openxmlformats.org/drawingml/2006/picture">
-                <pic:pic xmlns:pic="http://schemas.openxmlformats.org/drawingml/2006/picture">
-                  <pic:nvPicPr>
-                    <pic:cNvPr id="50" name="Picture" descr="figures/fig_arima_petrol_forecast.png"/>
-                    <pic:cNvPicPr>
-                      <a:picLocks noChangeAspect="1" noChangeArrowheads="1"/>
-                    </pic:cNvPicPr>
-                  </pic:nvPicPr>
-                  <pic:blipFill>
-                    <a:blip r:embed="rId21"/>
-                    <a:stretch>
-                      <a:fillRect/>
-                    </a:stretch>
-                  </pic:blipFill>
-                  <pic:spPr bwMode="auto">
-                    <a:xfrm>
-                      <a:off x="0" y="0"/>
-                      <a:ext cx="5334000" cy="1749587"/>
-                    </a:xfrm>
-                    <a:prstGeom prst="rect">
-                      <a:avLst/>
-                    </a:prstGeom>
-                    <a:noFill/>
-                    <a:ln w="9525">
-                      <a:noFill/>
-                      <a:headEnd/>
-                      <a:tailEnd/>
-                    </a:ln>
-                  </pic:spPr>
-                </pic:pic>
-              </a:graphicData>
-            </a:graphic>
-          </wp:inline>
-        </w:drawing>
-      </w:r>
-    </w:p>
-    <w:p>
-      <w:pPr>
-        <w:spacing w:after="120" w:line="240" w:lineRule="auto"/>
-        <w:rPr>
-          <w:rFonts w:ascii="Times New Roman" w:eastAsia="Cambria" w:hAnsi="Times New Roman" w:cs="Times New Roman"/>
-          <w:i/>
-          <w:color w:val="000000" w:themeColor="text1"/>
-          <w:kern w:val="0"/>
-          <w14:ligatures w14:val="none"/>
-        </w:rPr>
-      </w:pPr>
-      <w:r>
-        <w:rPr>
-          <w:rFonts w:ascii="Times New Roman" w:eastAsia="Cambria" w:hAnsi="Times New Roman" w:cs="Times New Roman"/>
-          <w:i/>
-          <w:color w:val="000000" w:themeColor="text1"/>
-          <w:kern w:val="0"/>
-          <w14:ligatures w14:val="none"/>
-        </w:rPr>
-        <w:t>Figure 4.9</w:t>
-      </w:r>
-    </w:p>
-    <w:p>
-      <w:pPr>
-        <w:spacing w:before="180" w:after="180" w:line="240" w:lineRule="auto"/>
-        <w:rPr>
-          <w:rFonts w:ascii="Times New Roman" w:eastAsia="Cambria" w:hAnsi="Times New Roman" w:cs="Times New Roman"/>
-          <w:color w:val="000000" w:themeColor="text1"/>
-          <w:kern w:val="0"/>
-          <w14:ligatures w14:val="none"/>
-        </w:rPr>
-      </w:pPr>
-      <w:r>
-        <w:rPr>
-          <w:rFonts w:ascii="Times New Roman" w:eastAsia="Cambria" w:hAnsi="Times New Roman" w:cs="Times New Roman"/>
-          <w:b/>
-          <w:bCs/>
-          <w:color w:val="000000" w:themeColor="text1"/>
-          <w:kern w:val="0"/>
-          <w14:ligatures w14:val="none"/>
-        </w:rPr>
-        <w:t xml:space="preserve">Figure 4.10: </w:t>
-      </w:r>
-      <w:proofErr w:type="gramStart"/>
-      <w:r>
-        <w:rPr>
-          <w:rFonts w:ascii="Times New Roman" w:eastAsia="Cambria" w:hAnsi="Times New Roman" w:cs="Times New Roman"/>
-          <w:b/>
-          <w:bCs/>
-          <w:color w:val="000000" w:themeColor="text1"/>
-          <w:kern w:val="0"/>
-          <w14:ligatures w14:val="none"/>
-        </w:rPr>
-        <w:t>ARIMA(</w:t>
-      </w:r>
-      <w:proofErr w:type="gramEnd"/>
-      <w:r>
-        <w:rPr>
-          <w:rFonts w:ascii="Times New Roman" w:eastAsia="Cambria" w:hAnsi="Times New Roman" w:cs="Times New Roman"/>
-          <w:b/>
-          <w:bCs/>
-          <w:color w:val="000000" w:themeColor="text1"/>
-          <w:kern w:val="0"/>
-          <w14:ligatures w14:val="none"/>
-        </w:rPr>
-        <w:t>0,1,3) residual diagnostics, petrol price</w:t>
-      </w:r>
-    </w:p>
-    <w:p>
-      <w:pPr>
-        <w:keepNext/>
-        <w:spacing w:after="200" w:line="240" w:lineRule="auto"/>
-        <w:rPr>
-          <w:rFonts w:ascii="Times New Roman" w:eastAsia="Cambria" w:hAnsi="Times New Roman" w:cs="Times New Roman"/>
-          <w:color w:val="000000" w:themeColor="text1"/>
-          <w:kern w:val="0"/>
-          <w14:ligatures w14:val="none"/>
-        </w:rPr>
-      </w:pPr>
-      <w:r>
-        <w:rPr>
-          <w:rFonts w:ascii="Times New Roman" w:eastAsia="Cambria" w:hAnsi="Times New Roman" w:cs="Times New Roman"/>
-          <w:noProof/>
-          <w:color w:val="000000" w:themeColor="text1"/>
-          <w:kern w:val="0"/>
-          <w14:ligatures w14:val="none"/>
-        </w:rPr>
-        <w:drawing>
-          <wp:inline distT="0" distB="0" distL="0" distR="0" wp14:anchorId="3EFEB1AD" wp14:editId="4BF3091F">
-            <wp:extent cx="5334000" cy="3535064"/>
-            <wp:effectExtent l="0" t="0" r="0" b="0"/>
-            <wp:docPr id="52" name="Picture" descr="Figure 4.10"/>
-            <wp:cNvGraphicFramePr/>
-            <a:graphic xmlns:a="http://schemas.openxmlformats.org/drawingml/2006/main">
-              <a:graphicData uri="http://schemas.openxmlformats.org/drawingml/2006/picture">
-                <pic:pic xmlns:pic="http://schemas.openxmlformats.org/drawingml/2006/picture">
-                  <pic:nvPicPr>
-                    <pic:cNvPr id="53" name="Picture" descr="figures/fig_arima_petrol_resid.png"/>
-                    <pic:cNvPicPr>
-                      <a:picLocks noChangeAspect="1" noChangeArrowheads="1"/>
-                    </pic:cNvPicPr>
-                  </pic:nvPicPr>
-                  <pic:blipFill>
-                    <a:blip r:embed="rId22"/>
-                    <a:stretch>
-                      <a:fillRect/>
-                    </a:stretch>
-                  </pic:blipFill>
-                  <pic:spPr bwMode="auto">
-                    <a:xfrm>
-                      <a:off x="0" y="0"/>
-                      <a:ext cx="5334000" cy="3535064"/>
-                    </a:xfrm>
-                    <a:prstGeom prst="rect">
-                      <a:avLst/>
-                    </a:prstGeom>
-                    <a:noFill/>
-                    <a:ln w="9525">
-                      <a:noFill/>
-                      <a:headEnd/>
-                      <a:tailEnd/>
-                    </a:ln>
-                  </pic:spPr>
-                </pic:pic>
-              </a:graphicData>
-            </a:graphic>
-          </wp:inline>
-        </w:drawing>
-      </w:r>
-    </w:p>
-    <w:p>
-      <w:pPr>
-        <w:spacing w:after="120" w:line="240" w:lineRule="auto"/>
-        <w:rPr>
-          <w:rFonts w:ascii="Times New Roman" w:eastAsia="Cambria" w:hAnsi="Times New Roman" w:cs="Times New Roman"/>
-          <w:i/>
-          <w:color w:val="000000" w:themeColor="text1"/>
-          <w:kern w:val="0"/>
-          <w14:ligatures w14:val="none"/>
-        </w:rPr>
-      </w:pPr>
-      <w:r>
-        <w:rPr>
-          <w:rFonts w:ascii="Times New Roman" w:eastAsia="Cambria" w:hAnsi="Times New Roman" w:cs="Times New Roman"/>
-          <w:i/>
-          <w:color w:val="000000" w:themeColor="text1"/>
-          <w:kern w:val="0"/>
-          <w14:ligatures w14:val="none"/>
-        </w:rPr>
-        <w:t>Figure 4.10</w:t>
-      </w:r>
-    </w:p>
-    <w:p>
-      <w:pPr>
-        <w:spacing w:before="180" w:after="180" w:line="240" w:lineRule="auto"/>
-        <w:rPr>
-          <w:rFonts w:ascii="Times New Roman" w:eastAsia="Cambria" w:hAnsi="Times New Roman" w:cs="Times New Roman"/>
-          <w:color w:val="000000" w:themeColor="text1"/>
-          <w:kern w:val="0"/>
-          <w14:ligatures w14:val="none"/>
-        </w:rPr>
-      </w:pPr>
-      <w:r>
-        <w:rPr>
-          <w:rFonts w:ascii="Times New Roman" w:eastAsia="Cambria" w:hAnsi="Times New Roman" w:cs="Times New Roman"/>
-          <w:color w:val="000000" w:themeColor="text1"/>
-          <w:kern w:val="0"/>
-          <w14:ligatures w14:val="none"/>
-        </w:rPr>
-        <w:t xml:space="preserve">Petrol’s residual diagnostics closely mirror diesel’s: a single dominant standardized residual near 8 in late 2022, with the same right-skewed, heavy-tailed departure from normality in the Q-Q plot and histogram. Petrol has the largest absolute forecast errors of the three series </w:t>
-      </w:r>
-      <w:r>
-        <w:rPr>
-          <w:rFonts w:ascii="Times New Roman" w:eastAsia="Cambria" w:hAnsi="Times New Roman" w:cs="Times New Roman"/>
-          <w:color w:val="000000" w:themeColor="text1"/>
-          <w:kern w:val="0"/>
-          <w14:ligatures w14:val="none"/>
-        </w:rPr>
-        <w:lastRenderedPageBreak/>
-        <w:t>(Table 4.4), though this partly reflects its wider price range and the same extreme 2022 spike (petrol’s series maximum of GHS 22.58/</w:t>
-      </w:r>
-      <w:proofErr w:type="spellStart"/>
-      <w:r>
-        <w:rPr>
-          <w:rFonts w:ascii="Times New Roman" w:eastAsia="Cambria" w:hAnsi="Times New Roman" w:cs="Times New Roman"/>
-          <w:color w:val="000000" w:themeColor="text1"/>
-          <w:kern w:val="0"/>
-          <w14:ligatures w14:val="none"/>
-        </w:rPr>
-        <w:t>litre</w:t>
-      </w:r>
-      <w:proofErr w:type="spellEnd"/>
-      <w:r>
-        <w:rPr>
-          <w:rFonts w:ascii="Times New Roman" w:eastAsia="Cambria" w:hAnsi="Times New Roman" w:cs="Times New Roman"/>
-          <w:color w:val="000000" w:themeColor="text1"/>
-          <w:kern w:val="0"/>
-          <w14:ligatures w14:val="none"/>
-        </w:rPr>
-        <w:t xml:space="preserve"> is markedly above its typical range).</w:t>
-      </w:r>
-    </w:p>
-    <w:p>
-      <w:pPr>
-        <w:spacing w:before="180" w:after="180" w:line="240" w:lineRule="auto"/>
-        <w:rPr>
-          <w:rFonts w:ascii="Times New Roman" w:eastAsia="Cambria" w:hAnsi="Times New Roman" w:cs="Times New Roman"/>
-          <w:color w:val="000000" w:themeColor="text1"/>
-          <w:kern w:val="0"/>
-          <w14:ligatures w14:val="none"/>
-        </w:rPr>
-      </w:pPr>
-      <w:r>
-        <w:rPr>
-          <w:rFonts w:ascii="Times New Roman" w:eastAsia="Cambria" w:hAnsi="Times New Roman" w:cs="Times New Roman"/>
-          <w:b/>
-          <w:bCs/>
-          <w:color w:val="000000" w:themeColor="text1"/>
-          <w:kern w:val="0"/>
-          <w14:ligatures w14:val="none"/>
-        </w:rPr>
-        <w:t xml:space="preserve">Figure 4.11: </w:t>
-      </w:r>
-      <w:proofErr w:type="gramStart"/>
-      <w:r>
-        <w:rPr>
-          <w:rFonts w:ascii="Times New Roman" w:eastAsia="Cambria" w:hAnsi="Times New Roman" w:cs="Times New Roman"/>
-          <w:b/>
-          <w:bCs/>
-          <w:color w:val="000000" w:themeColor="text1"/>
-          <w:kern w:val="0"/>
-          <w14:ligatures w14:val="none"/>
-        </w:rPr>
-        <w:t>ARIMA(</w:t>
-      </w:r>
-      <w:proofErr w:type="gramEnd"/>
-      <w:r>
-        <w:rPr>
-          <w:rFonts w:ascii="Times New Roman" w:eastAsia="Cambria" w:hAnsi="Times New Roman" w:cs="Times New Roman"/>
-          <w:b/>
-          <w:bCs/>
-          <w:color w:val="000000" w:themeColor="text1"/>
-          <w:kern w:val="0"/>
-          <w14:ligatures w14:val="none"/>
-        </w:rPr>
-        <w:t>2,1,2) forecast against observed values, LPG price (six-month holdout)</w:t>
-      </w:r>
-    </w:p>
-    <w:p>
-      <w:pPr>
-        <w:keepNext/>
-        <w:spacing w:after="200" w:line="240" w:lineRule="auto"/>
-        <w:rPr>
-          <w:rFonts w:ascii="Times New Roman" w:eastAsia="Cambria" w:hAnsi="Times New Roman" w:cs="Times New Roman"/>
-          <w:color w:val="000000" w:themeColor="text1"/>
-          <w:kern w:val="0"/>
-          <w14:ligatures w14:val="none"/>
-        </w:rPr>
-      </w:pPr>
-      <w:r>
-        <w:rPr>
-          <w:rFonts w:ascii="Times New Roman" w:eastAsia="Cambria" w:hAnsi="Times New Roman" w:cs="Times New Roman"/>
-          <w:noProof/>
-          <w:color w:val="000000" w:themeColor="text1"/>
-          <w:kern w:val="0"/>
-          <w14:ligatures w14:val="none"/>
-        </w:rPr>
-        <w:drawing>
-          <wp:inline distT="0" distB="0" distL="0" distR="0" wp14:anchorId="45B1CAD8" wp14:editId="50BF9F7A">
-            <wp:extent cx="5334000" cy="1748117"/>
-            <wp:effectExtent l="0" t="0" r="0" b="0"/>
-            <wp:docPr id="55" name="Picture" descr="Figure 4.11"/>
-            <wp:cNvGraphicFramePr/>
-            <a:graphic xmlns:a="http://schemas.openxmlformats.org/drawingml/2006/main">
-              <a:graphicData uri="http://schemas.openxmlformats.org/drawingml/2006/picture">
-                <pic:pic xmlns:pic="http://schemas.openxmlformats.org/drawingml/2006/picture">
-                  <pic:nvPicPr>
-                    <pic:cNvPr id="56" name="Picture" descr="figures/fig_arima_lpg_forecast.png"/>
                     <pic:cNvPicPr>
                       <a:picLocks noChangeAspect="1" noChangeArrowheads="1"/>
                     </pic:cNvPicPr>
@@ -11276,7 +10450,7 @@
           <w:kern w:val="0"/>
           <w14:ligatures w14:val="none"/>
         </w:rPr>
-        <w:t>Figure 4.11</w:t>
+        <w:t>Figure 4.7</w:t>
       </w:r>
     </w:p>
     <w:p>
@@ -11298,31 +10472,7 @@
           <w:kern w:val="0"/>
           <w14:ligatures w14:val="none"/>
         </w:rPr>
-        <w:t xml:space="preserve">Figure 4.12: </w:t>
-      </w:r>
-      <w:proofErr w:type="gramStart"/>
-      <w:r>
-        <w:rPr>
-          <w:rFonts w:ascii="Times New Roman" w:eastAsia="Cambria" w:hAnsi="Times New Roman" w:cs="Times New Roman"/>
-          <w:b/>
-          <w:bCs/>
-          <w:color w:val="000000" w:themeColor="text1"/>
-          <w:kern w:val="0"/>
-          <w14:ligatures w14:val="none"/>
-        </w:rPr>
-        <w:t>ARIMA(</w:t>
-      </w:r>
-      <w:proofErr w:type="gramEnd"/>
-      <w:r>
-        <w:rPr>
-          <w:rFonts w:ascii="Times New Roman" w:eastAsia="Cambria" w:hAnsi="Times New Roman" w:cs="Times New Roman"/>
-          <w:b/>
-          <w:bCs/>
-          <w:color w:val="000000" w:themeColor="text1"/>
-          <w:kern w:val="0"/>
-          <w14:ligatures w14:val="none"/>
-        </w:rPr>
-        <w:t>2,1,2) residual diagnostics, LPG price</w:t>
+        <w:t>Figure 4.8: ARIMA(0,1,3) residual diagnostics, diesel price</w:t>
       </w:r>
     </w:p>
     <w:p>
@@ -11345,16 +10495,16 @@
           <w14:ligatures w14:val="none"/>
         </w:rPr>
         <w:drawing>
-          <wp:inline distT="0" distB="0" distL="0" distR="0" wp14:anchorId="6255F172" wp14:editId="161C925C">
+          <wp:inline distT="0" distB="0" distL="0" distR="0" wp14:anchorId="6DC863E4" wp14:editId="3BAD22C8">
             <wp:extent cx="5334000" cy="3535064"/>
             <wp:effectExtent l="0" t="0" r="0" b="0"/>
-            <wp:docPr id="58" name="Picture" descr="Figure 4.12"/>
+            <wp:docPr id="46" name="Picture" descr="Figure 4.8"/>
             <wp:cNvGraphicFramePr/>
             <a:graphic xmlns:a="http://schemas.openxmlformats.org/drawingml/2006/main">
               <a:graphicData uri="http://schemas.openxmlformats.org/drawingml/2006/picture">
                 <pic:pic xmlns:pic="http://schemas.openxmlformats.org/drawingml/2006/picture">
                   <pic:nvPicPr>
-                    <pic:cNvPr id="59" name="Picture" descr="figures/fig_arima_lpg_resid.png"/>
+                    <pic:cNvPr id="47" name="Picture" descr="figures/fig_arima_diesel_resid.png"/>
                     <pic:cNvPicPr>
                       <a:picLocks noChangeAspect="1" noChangeArrowheads="1"/>
                     </pic:cNvPicPr>
@@ -11406,7 +10556,7 @@
           <w:kern w:val="0"/>
           <w14:ligatures w14:val="none"/>
         </w:rPr>
-        <w:t>Figure 4.12</w:t>
+        <w:t>Figure 4.8</w:t>
       </w:r>
     </w:p>
     <w:p>
@@ -11426,888 +10576,39 @@
           <w:kern w:val="0"/>
           <w14:ligatures w14:val="none"/>
         </w:rPr>
-        <w:t xml:space="preserve">LPG’s residual pattern differs qualitatively from diesel and petrol: rather than one dominant late-2022 outlier, the standardized residuals show several recurring moderate spikes spread across the sample (2017, 2019, 2021, 2023), and the correlogram shows a visible spike at lag 5 that sits outside the 95% confidence band — the visual counterpart of the Ljung-Box test’s rejection (p = 0.034) reported in Table 4.4. This indicates that LPG’s </w:t>
-      </w:r>
-      <w:proofErr w:type="gramStart"/>
-      <w:r>
-        <w:rPr>
-          <w:rFonts w:ascii="Times New Roman" w:eastAsia="Cambria" w:hAnsi="Times New Roman" w:cs="Times New Roman"/>
-          <w:color w:val="000000" w:themeColor="text1"/>
-          <w:kern w:val="0"/>
-          <w14:ligatures w14:val="none"/>
-        </w:rPr>
-        <w:t>ARIMA(</w:t>
-      </w:r>
-      <w:proofErr w:type="gramEnd"/>
-      <w:r>
-        <w:rPr>
-          <w:rFonts w:ascii="Times New Roman" w:eastAsia="Cambria" w:hAnsi="Times New Roman" w:cs="Times New Roman"/>
-          <w:color w:val="000000" w:themeColor="text1"/>
-          <w:kern w:val="0"/>
-          <w14:ligatures w14:val="none"/>
-        </w:rPr>
-        <w:t xml:space="preserve">2,1,2) model, unlike </w:t>
-      </w:r>
-      <w:proofErr w:type="gramStart"/>
-      <w:r>
-        <w:rPr>
-          <w:rFonts w:ascii="Times New Roman" w:eastAsia="Cambria" w:hAnsi="Times New Roman" w:cs="Times New Roman"/>
-          <w:color w:val="000000" w:themeColor="text1"/>
-          <w:kern w:val="0"/>
-          <w14:ligatures w14:val="none"/>
-        </w:rPr>
-        <w:t>diesel’s</w:t>
-      </w:r>
-      <w:proofErr w:type="gramEnd"/>
-      <w:r>
-        <w:rPr>
-          <w:rFonts w:ascii="Times New Roman" w:eastAsia="Cambria" w:hAnsi="Times New Roman" w:cs="Times New Roman"/>
-          <w:color w:val="000000" w:themeColor="text1"/>
-          <w:kern w:val="0"/>
-          <w14:ligatures w14:val="none"/>
-        </w:rPr>
-        <w:t xml:space="preserve"> and petrol’s, is leaving a genuine, recurring autocorrelation structure unexplained rather than being driven by a single 2022 shock. This is addressed directly in Section 4.4, where the addition of external regressors is shown to resolve the issue.</w:t>
-      </w:r>
-    </w:p>
-    <w:p>
-      <w:pPr>
-        <w:keepNext/>
-        <w:keepLines/>
-        <w:spacing w:before="200" w:after="0" w:line="240" w:lineRule="auto"/>
-        <w:outlineLvl w:val="1"/>
-        <w:rPr>
-          <w:rFonts w:ascii="Times New Roman" w:eastAsia="Times New Roman" w:hAnsi="Times New Roman" w:cs="Times New Roman"/>
+        <w:t xml:space="preserve">Diesel and petrol residuals show no evidence of remaining autocorrelation (Ljung-Box p &gt; 0.9 in both cases), indicating that the fitted ARIMA structures adequately capture the short-run dependence in these series. However, the residual diagnostics reveal a distributional issue not captured by the Ljung-Box test alone: a single large standardized diesel residual (exceeding 7) around late 2022, corresponding to the same fuel-price spike examined in </w:t>
+      </w:r>
+      <w:r>
+        <w:rPr>
+          <w:rFonts w:ascii="Times New Roman" w:eastAsia="Cambria" w:hAnsi="Times New Roman" w:cs="Times New Roman"/>
+          <w:color w:val="000000" w:themeColor="text1"/>
+          <w:kern w:val="0"/>
+          <w14:ligatures w14:val="none"/>
+        </w:rPr>
+        <w:lastRenderedPageBreak/>
+        <w:t>Sections 4.1 and 4.2, visibly departs from the reference line in the Q-Q plot and produces a right-skewed, heavy-tailed residual histogram relative to the fitted normal density. This pattern — adequate autocorrelation structure alongside non-normal, outlier-driven residuals — recurs across all three fuels and both conditional models (ARIMA and ARIMAX, Section 4.4), and is attributed throughout to the 2021–2022 structural shock rather than to model misspecification. Point forecasts remain valid, but associated prediction intervals should be treated with caution, since they are constructed under a normality assumption this residual distribution does not fully satisfy.</w:t>
+      </w:r>
+    </w:p>
+    <w:p>
+      <w:pPr>
+        <w:spacing w:before="180" w:after="180" w:line="240" w:lineRule="auto"/>
+        <w:rPr>
+          <w:rFonts w:ascii="Times New Roman" w:eastAsia="Cambria" w:hAnsi="Times New Roman" w:cs="Times New Roman"/>
+          <w:color w:val="000000" w:themeColor="text1"/>
+          <w:kern w:val="0"/>
+          <w14:ligatures w14:val="none"/>
+        </w:rPr>
+      </w:pPr>
+      <w:r>
+        <w:rPr>
+          <w:rFonts w:ascii="Times New Roman" w:eastAsia="Cambria" w:hAnsi="Times New Roman" w:cs="Times New Roman"/>
           <w:b/>
           <w:bCs/>
           <w:color w:val="000000" w:themeColor="text1"/>
           <w:kern w:val="0"/>
-          <w:sz w:val="28"/>
-          <w:szCs w:val="28"/>
-          <w14:ligatures w14:val="none"/>
-        </w:rPr>
-      </w:pPr>
-      <w:bookmarkStart w:id="6" w:name="arimax-model-results"/>
-      <w:bookmarkEnd w:id="5"/>
-      <w:r>
-        <w:rPr>
-          <w:rFonts w:ascii="Times New Roman" w:eastAsia="Times New Roman" w:hAnsi="Times New Roman" w:cs="Times New Roman"/>
-          <w:b/>
-          <w:bCs/>
-          <w:color w:val="000000" w:themeColor="text1"/>
-          <w:kern w:val="0"/>
-          <w:sz w:val="28"/>
-          <w:szCs w:val="28"/>
-          <w14:ligatures w14:val="none"/>
-        </w:rPr>
-        <w:lastRenderedPageBreak/>
-        <w:t>4.4 ARIMAX Model Results</w:t>
-      </w:r>
-    </w:p>
-    <w:p>
-      <w:pPr>
-        <w:spacing w:before="180" w:after="180" w:line="240" w:lineRule="auto"/>
-        <w:rPr>
-          <w:rFonts w:ascii="Times New Roman" w:eastAsia="Cambria" w:hAnsi="Times New Roman" w:cs="Times New Roman"/>
-          <w:color w:val="000000" w:themeColor="text1"/>
-          <w:kern w:val="0"/>
-          <w14:ligatures w14:val="none"/>
-        </w:rPr>
-      </w:pPr>
-      <w:r>
-        <w:rPr>
-          <w:rFonts w:ascii="Times New Roman" w:eastAsia="Cambria" w:hAnsi="Times New Roman" w:cs="Times New Roman"/>
-          <w:color w:val="000000" w:themeColor="text1"/>
-          <w:kern w:val="0"/>
-          <w14:ligatures w14:val="none"/>
-        </w:rPr>
-        <w:t>The ARIMAX specification extends each ARIMA model with Brent crude oil prices and the USD/GHS exchange rate as exogenous regressors, motivated by the theoretical channel through which international oil prices and currency depreciation feed into domestic pump prices. The same training/test split and order-search procedure as Section 4.3 were used.</w:t>
-      </w:r>
-    </w:p>
-    <w:p>
-      <w:pPr>
-        <w:spacing w:before="180" w:after="180" w:line="240" w:lineRule="auto"/>
-        <w:rPr>
-          <w:rFonts w:ascii="Times New Roman" w:eastAsia="Cambria" w:hAnsi="Times New Roman" w:cs="Times New Roman"/>
-          <w:color w:val="000000" w:themeColor="text1"/>
-          <w:kern w:val="0"/>
-          <w14:ligatures w14:val="none"/>
-        </w:rPr>
-      </w:pPr>
-      <w:r>
-        <w:rPr>
-          <w:rFonts w:ascii="Times New Roman" w:eastAsia="Cambria" w:hAnsi="Times New Roman" w:cs="Times New Roman"/>
-          <w:b/>
-          <w:bCs/>
-          <w:color w:val="000000" w:themeColor="text1"/>
-          <w:kern w:val="0"/>
-          <w14:ligatures w14:val="none"/>
-        </w:rPr>
-        <w:t>Table 4.5: ARIMAX model results (six-month holdout)</w:t>
-      </w:r>
-    </w:p>
-    <w:tbl>
-      <w:tblPr>
-        <w:tblStyle w:val="TableGrid"/>
-        <w:tblW w:w="0" w:type="auto"/>
-        <w:tblLook w:val="0020" w:firstRow="1" w:lastRow="0" w:firstColumn="0" w:lastColumn="0" w:noHBand="0" w:noVBand="0"/>
-      </w:tblPr>
-      <w:tblGrid>
-        <w:gridCol w:w="830"/>
-        <w:gridCol w:w="1596"/>
-        <w:gridCol w:w="876"/>
-        <w:gridCol w:w="876"/>
-        <w:gridCol w:w="883"/>
-        <w:gridCol w:w="2263"/>
-      </w:tblGrid>
-      <w:tr>
-        <w:tc>
-          <w:tcPr>
-            <w:tcW w:w="0" w:type="auto"/>
-          </w:tcPr>
-          <w:p>
-            <w:pPr>
-              <w:spacing w:before="36" w:after="36"/>
-              <w:rPr>
-                <w:rFonts w:ascii="Times New Roman" w:eastAsia="Cambria" w:hAnsi="Times New Roman" w:cs="Times New Roman"/>
-                <w:color w:val="000000" w:themeColor="text1"/>
-                <w:kern w:val="0"/>
-                <w14:ligatures w14:val="none"/>
-              </w:rPr>
-            </w:pPr>
-            <w:r>
-              <w:rPr>
-                <w:rFonts w:ascii="Times New Roman" w:eastAsia="Cambria" w:hAnsi="Times New Roman" w:cs="Times New Roman"/>
-                <w:color w:val="000000" w:themeColor="text1"/>
-                <w:kern w:val="0"/>
-                <w14:ligatures w14:val="none"/>
-              </w:rPr>
-              <w:t>Series</w:t>
-            </w:r>
-          </w:p>
-        </w:tc>
-        <w:tc>
-          <w:tcPr>
-            <w:tcW w:w="0" w:type="auto"/>
-          </w:tcPr>
-          <w:p>
-            <w:pPr>
-              <w:spacing w:before="36" w:after="36"/>
-              <w:rPr>
-                <w:rFonts w:ascii="Times New Roman" w:eastAsia="Cambria" w:hAnsi="Times New Roman" w:cs="Times New Roman"/>
-                <w:color w:val="000000" w:themeColor="text1"/>
-                <w:kern w:val="0"/>
-                <w14:ligatures w14:val="none"/>
-              </w:rPr>
-            </w:pPr>
-            <w:r>
-              <w:rPr>
-                <w:rFonts w:ascii="Times New Roman" w:eastAsia="Cambria" w:hAnsi="Times New Roman" w:cs="Times New Roman"/>
-                <w:color w:val="000000" w:themeColor="text1"/>
-                <w:kern w:val="0"/>
-                <w14:ligatures w14:val="none"/>
-              </w:rPr>
-              <w:t>Selected order</w:t>
-            </w:r>
-          </w:p>
-        </w:tc>
-        <w:tc>
-          <w:tcPr>
-            <w:tcW w:w="0" w:type="auto"/>
-          </w:tcPr>
-          <w:p>
-            <w:pPr>
-              <w:spacing w:before="36" w:after="36"/>
-              <w:jc w:val="right"/>
-              <w:rPr>
-                <w:rFonts w:ascii="Times New Roman" w:eastAsia="Cambria" w:hAnsi="Times New Roman" w:cs="Times New Roman"/>
-                <w:color w:val="000000" w:themeColor="text1"/>
-                <w:kern w:val="0"/>
-                <w14:ligatures w14:val="none"/>
-              </w:rPr>
-            </w:pPr>
-            <w:r>
-              <w:rPr>
-                <w:rFonts w:ascii="Times New Roman" w:eastAsia="Cambria" w:hAnsi="Times New Roman" w:cs="Times New Roman"/>
-                <w:color w:val="000000" w:themeColor="text1"/>
-                <w:kern w:val="0"/>
-                <w14:ligatures w14:val="none"/>
-              </w:rPr>
-              <w:t>MAE</w:t>
-            </w:r>
-          </w:p>
-        </w:tc>
-        <w:tc>
-          <w:tcPr>
-            <w:tcW w:w="0" w:type="auto"/>
-          </w:tcPr>
-          <w:p>
-            <w:pPr>
-              <w:spacing w:before="36" w:after="36"/>
-              <w:jc w:val="right"/>
-              <w:rPr>
-                <w:rFonts w:ascii="Times New Roman" w:eastAsia="Cambria" w:hAnsi="Times New Roman" w:cs="Times New Roman"/>
-                <w:color w:val="000000" w:themeColor="text1"/>
-                <w:kern w:val="0"/>
-                <w14:ligatures w14:val="none"/>
-              </w:rPr>
-            </w:pPr>
-            <w:r>
-              <w:rPr>
-                <w:rFonts w:ascii="Times New Roman" w:eastAsia="Cambria" w:hAnsi="Times New Roman" w:cs="Times New Roman"/>
-                <w:color w:val="000000" w:themeColor="text1"/>
-                <w:kern w:val="0"/>
-                <w14:ligatures w14:val="none"/>
-              </w:rPr>
-              <w:t>RMSE</w:t>
-            </w:r>
-          </w:p>
-        </w:tc>
-        <w:tc>
-          <w:tcPr>
-            <w:tcW w:w="0" w:type="auto"/>
-          </w:tcPr>
-          <w:p>
-            <w:pPr>
-              <w:spacing w:before="36" w:after="36"/>
-              <w:jc w:val="right"/>
-              <w:rPr>
-                <w:rFonts w:ascii="Times New Roman" w:eastAsia="Cambria" w:hAnsi="Times New Roman" w:cs="Times New Roman"/>
-                <w:color w:val="000000" w:themeColor="text1"/>
-                <w:kern w:val="0"/>
-                <w14:ligatures w14:val="none"/>
-              </w:rPr>
-            </w:pPr>
-            <w:r>
-              <w:rPr>
-                <w:rFonts w:ascii="Times New Roman" w:eastAsia="Cambria" w:hAnsi="Times New Roman" w:cs="Times New Roman"/>
-                <w:color w:val="000000" w:themeColor="text1"/>
-                <w:kern w:val="0"/>
-                <w14:ligatures w14:val="none"/>
-              </w:rPr>
-              <w:t>MAPE</w:t>
-            </w:r>
-          </w:p>
-        </w:tc>
-        <w:tc>
-          <w:tcPr>
-            <w:tcW w:w="0" w:type="auto"/>
-          </w:tcPr>
-          <w:p>
-            <w:pPr>
-              <w:spacing w:before="36" w:after="36"/>
-              <w:jc w:val="right"/>
-              <w:rPr>
-                <w:rFonts w:ascii="Times New Roman" w:eastAsia="Cambria" w:hAnsi="Times New Roman" w:cs="Times New Roman"/>
-                <w:color w:val="000000" w:themeColor="text1"/>
-                <w:kern w:val="0"/>
-                <w14:ligatures w14:val="none"/>
-              </w:rPr>
-            </w:pPr>
-            <w:r>
-              <w:rPr>
-                <w:rFonts w:ascii="Times New Roman" w:eastAsia="Cambria" w:hAnsi="Times New Roman" w:cs="Times New Roman"/>
-                <w:color w:val="000000" w:themeColor="text1"/>
-                <w:kern w:val="0"/>
-                <w14:ligatures w14:val="none"/>
-              </w:rPr>
-              <w:t>Ljung-Box p (lag 10)</w:t>
-            </w:r>
-          </w:p>
-        </w:tc>
-      </w:tr>
-      <w:tr>
-        <w:tc>
-          <w:tcPr>
-            <w:tcW w:w="0" w:type="auto"/>
-          </w:tcPr>
-          <w:p>
-            <w:pPr>
-              <w:spacing w:before="36" w:after="36"/>
-              <w:rPr>
-                <w:rFonts w:ascii="Times New Roman" w:eastAsia="Cambria" w:hAnsi="Times New Roman" w:cs="Times New Roman"/>
-                <w:color w:val="000000" w:themeColor="text1"/>
-                <w:kern w:val="0"/>
-                <w14:ligatures w14:val="none"/>
-              </w:rPr>
-            </w:pPr>
-            <w:r>
-              <w:rPr>
-                <w:rFonts w:ascii="Times New Roman" w:eastAsia="Cambria" w:hAnsi="Times New Roman" w:cs="Times New Roman"/>
-                <w:color w:val="000000" w:themeColor="text1"/>
-                <w:kern w:val="0"/>
-                <w14:ligatures w14:val="none"/>
-              </w:rPr>
-              <w:t>Diesel</w:t>
-            </w:r>
-          </w:p>
-        </w:tc>
-        <w:tc>
-          <w:tcPr>
-            <w:tcW w:w="0" w:type="auto"/>
-          </w:tcPr>
-          <w:p>
-            <w:pPr>
-              <w:spacing w:before="36" w:after="36"/>
-              <w:rPr>
-                <w:rFonts w:ascii="Times New Roman" w:eastAsia="Cambria" w:hAnsi="Times New Roman" w:cs="Times New Roman"/>
-                <w:color w:val="000000" w:themeColor="text1"/>
-                <w:kern w:val="0"/>
-                <w14:ligatures w14:val="none"/>
-              </w:rPr>
-            </w:pPr>
-            <w:r>
-              <w:rPr>
-                <w:rFonts w:ascii="Times New Roman" w:eastAsia="Cambria" w:hAnsi="Times New Roman" w:cs="Times New Roman"/>
-                <w:color w:val="000000" w:themeColor="text1"/>
-                <w:kern w:val="0"/>
-                <w14:ligatures w14:val="none"/>
-              </w:rPr>
-              <w:t>(0, 1, 3)</w:t>
-            </w:r>
-          </w:p>
-        </w:tc>
-        <w:tc>
-          <w:tcPr>
-            <w:tcW w:w="0" w:type="auto"/>
-          </w:tcPr>
-          <w:p>
-            <w:pPr>
-              <w:spacing w:before="36" w:after="36"/>
-              <w:jc w:val="right"/>
-              <w:rPr>
-                <w:rFonts w:ascii="Times New Roman" w:eastAsia="Cambria" w:hAnsi="Times New Roman" w:cs="Times New Roman"/>
-                <w:color w:val="000000" w:themeColor="text1"/>
-                <w:kern w:val="0"/>
-                <w14:ligatures w14:val="none"/>
-              </w:rPr>
-            </w:pPr>
-            <w:r>
-              <w:rPr>
-                <w:rFonts w:ascii="Times New Roman" w:eastAsia="Cambria" w:hAnsi="Times New Roman" w:cs="Times New Roman"/>
-                <w:color w:val="000000" w:themeColor="text1"/>
-                <w:kern w:val="0"/>
-                <w14:ligatures w14:val="none"/>
-              </w:rPr>
-              <w:t>0.4769</w:t>
-            </w:r>
-          </w:p>
-        </w:tc>
-        <w:tc>
-          <w:tcPr>
-            <w:tcW w:w="0" w:type="auto"/>
-          </w:tcPr>
-          <w:p>
-            <w:pPr>
-              <w:spacing w:before="36" w:after="36"/>
-              <w:jc w:val="right"/>
-              <w:rPr>
-                <w:rFonts w:ascii="Times New Roman" w:eastAsia="Cambria" w:hAnsi="Times New Roman" w:cs="Times New Roman"/>
-                <w:color w:val="000000" w:themeColor="text1"/>
-                <w:kern w:val="0"/>
-                <w14:ligatures w14:val="none"/>
-              </w:rPr>
-            </w:pPr>
-            <w:r>
-              <w:rPr>
-                <w:rFonts w:ascii="Times New Roman" w:eastAsia="Cambria" w:hAnsi="Times New Roman" w:cs="Times New Roman"/>
-                <w:color w:val="000000" w:themeColor="text1"/>
-                <w:kern w:val="0"/>
-                <w14:ligatures w14:val="none"/>
-              </w:rPr>
-              <w:t>0.5526</w:t>
-            </w:r>
-          </w:p>
-        </w:tc>
-        <w:tc>
-          <w:tcPr>
-            <w:tcW w:w="0" w:type="auto"/>
-          </w:tcPr>
-          <w:p>
-            <w:pPr>
-              <w:spacing w:before="36" w:after="36"/>
-              <w:jc w:val="right"/>
-              <w:rPr>
-                <w:rFonts w:ascii="Times New Roman" w:eastAsia="Cambria" w:hAnsi="Times New Roman" w:cs="Times New Roman"/>
-                <w:color w:val="000000" w:themeColor="text1"/>
-                <w:kern w:val="0"/>
-                <w14:ligatures w14:val="none"/>
-              </w:rPr>
-            </w:pPr>
-            <w:r>
-              <w:rPr>
-                <w:rFonts w:ascii="Times New Roman" w:eastAsia="Cambria" w:hAnsi="Times New Roman" w:cs="Times New Roman"/>
-                <w:color w:val="000000" w:themeColor="text1"/>
-                <w:kern w:val="0"/>
-                <w14:ligatures w14:val="none"/>
-              </w:rPr>
-              <w:t>3.49%</w:t>
-            </w:r>
-          </w:p>
-        </w:tc>
-        <w:tc>
-          <w:tcPr>
-            <w:tcW w:w="0" w:type="auto"/>
-          </w:tcPr>
-          <w:p>
-            <w:pPr>
-              <w:spacing w:before="36" w:after="36"/>
-              <w:jc w:val="right"/>
-              <w:rPr>
-                <w:rFonts w:ascii="Times New Roman" w:eastAsia="Cambria" w:hAnsi="Times New Roman" w:cs="Times New Roman"/>
-                <w:color w:val="000000" w:themeColor="text1"/>
-                <w:kern w:val="0"/>
-                <w14:ligatures w14:val="none"/>
-              </w:rPr>
-            </w:pPr>
-            <w:r>
-              <w:rPr>
-                <w:rFonts w:ascii="Times New Roman" w:eastAsia="Cambria" w:hAnsi="Times New Roman" w:cs="Times New Roman"/>
-                <w:color w:val="000000" w:themeColor="text1"/>
-                <w:kern w:val="0"/>
-                <w14:ligatures w14:val="none"/>
-              </w:rPr>
-              <w:t>0.7909</w:t>
-            </w:r>
-          </w:p>
-        </w:tc>
-      </w:tr>
-      <w:tr>
-        <w:tc>
-          <w:tcPr>
-            <w:tcW w:w="0" w:type="auto"/>
-          </w:tcPr>
-          <w:p>
-            <w:pPr>
-              <w:spacing w:before="36" w:after="36"/>
-              <w:rPr>
-                <w:rFonts w:ascii="Times New Roman" w:eastAsia="Cambria" w:hAnsi="Times New Roman" w:cs="Times New Roman"/>
-                <w:color w:val="000000" w:themeColor="text1"/>
-                <w:kern w:val="0"/>
-                <w14:ligatures w14:val="none"/>
-              </w:rPr>
-            </w:pPr>
-            <w:r>
-              <w:rPr>
-                <w:rFonts w:ascii="Times New Roman" w:eastAsia="Cambria" w:hAnsi="Times New Roman" w:cs="Times New Roman"/>
-                <w:color w:val="000000" w:themeColor="text1"/>
-                <w:kern w:val="0"/>
-                <w14:ligatures w14:val="none"/>
-              </w:rPr>
-              <w:t>Petrol</w:t>
-            </w:r>
-          </w:p>
-        </w:tc>
-        <w:tc>
-          <w:tcPr>
-            <w:tcW w:w="0" w:type="auto"/>
-          </w:tcPr>
-          <w:p>
-            <w:pPr>
-              <w:spacing w:before="36" w:after="36"/>
-              <w:rPr>
-                <w:rFonts w:ascii="Times New Roman" w:eastAsia="Cambria" w:hAnsi="Times New Roman" w:cs="Times New Roman"/>
-                <w:color w:val="000000" w:themeColor="text1"/>
-                <w:kern w:val="0"/>
-                <w14:ligatures w14:val="none"/>
-              </w:rPr>
-            </w:pPr>
-            <w:r>
-              <w:rPr>
-                <w:rFonts w:ascii="Times New Roman" w:eastAsia="Cambria" w:hAnsi="Times New Roman" w:cs="Times New Roman"/>
-                <w:color w:val="000000" w:themeColor="text1"/>
-                <w:kern w:val="0"/>
-                <w14:ligatures w14:val="none"/>
-              </w:rPr>
-              <w:t>(0, 1, 3)</w:t>
-            </w:r>
-          </w:p>
-        </w:tc>
-        <w:tc>
-          <w:tcPr>
-            <w:tcW w:w="0" w:type="auto"/>
-          </w:tcPr>
-          <w:p>
-            <w:pPr>
-              <w:spacing w:before="36" w:after="36"/>
-              <w:jc w:val="right"/>
-              <w:rPr>
-                <w:rFonts w:ascii="Times New Roman" w:eastAsia="Cambria" w:hAnsi="Times New Roman" w:cs="Times New Roman"/>
-                <w:color w:val="000000" w:themeColor="text1"/>
-                <w:kern w:val="0"/>
-                <w14:ligatures w14:val="none"/>
-              </w:rPr>
-            </w:pPr>
-            <w:r>
-              <w:rPr>
-                <w:rFonts w:ascii="Times New Roman" w:eastAsia="Cambria" w:hAnsi="Times New Roman" w:cs="Times New Roman"/>
-                <w:color w:val="000000" w:themeColor="text1"/>
-                <w:kern w:val="0"/>
-                <w14:ligatures w14:val="none"/>
-              </w:rPr>
-              <w:t>0.7162</w:t>
-            </w:r>
-          </w:p>
-        </w:tc>
-        <w:tc>
-          <w:tcPr>
-            <w:tcW w:w="0" w:type="auto"/>
-          </w:tcPr>
-          <w:p>
-            <w:pPr>
-              <w:spacing w:before="36" w:after="36"/>
-              <w:jc w:val="right"/>
-              <w:rPr>
-                <w:rFonts w:ascii="Times New Roman" w:eastAsia="Cambria" w:hAnsi="Times New Roman" w:cs="Times New Roman"/>
-                <w:color w:val="000000" w:themeColor="text1"/>
-                <w:kern w:val="0"/>
-                <w14:ligatures w14:val="none"/>
-              </w:rPr>
-            </w:pPr>
-            <w:r>
-              <w:rPr>
-                <w:rFonts w:ascii="Times New Roman" w:eastAsia="Cambria" w:hAnsi="Times New Roman" w:cs="Times New Roman"/>
-                <w:color w:val="000000" w:themeColor="text1"/>
-                <w:kern w:val="0"/>
-                <w14:ligatures w14:val="none"/>
-              </w:rPr>
-              <w:t>0.7801</w:t>
-            </w:r>
-          </w:p>
-        </w:tc>
-        <w:tc>
-          <w:tcPr>
-            <w:tcW w:w="0" w:type="auto"/>
-          </w:tcPr>
-          <w:p>
-            <w:pPr>
-              <w:spacing w:before="36" w:after="36"/>
-              <w:jc w:val="right"/>
-              <w:rPr>
-                <w:rFonts w:ascii="Times New Roman" w:eastAsia="Cambria" w:hAnsi="Times New Roman" w:cs="Times New Roman"/>
-                <w:color w:val="000000" w:themeColor="text1"/>
-                <w:kern w:val="0"/>
-                <w14:ligatures w14:val="none"/>
-              </w:rPr>
-            </w:pPr>
-            <w:r>
-              <w:rPr>
-                <w:rFonts w:ascii="Times New Roman" w:eastAsia="Cambria" w:hAnsi="Times New Roman" w:cs="Times New Roman"/>
-                <w:color w:val="000000" w:themeColor="text1"/>
-                <w:kern w:val="0"/>
-                <w14:ligatures w14:val="none"/>
-              </w:rPr>
-              <w:t>4.65%</w:t>
-            </w:r>
-          </w:p>
-        </w:tc>
-        <w:tc>
-          <w:tcPr>
-            <w:tcW w:w="0" w:type="auto"/>
-          </w:tcPr>
-          <w:p>
-            <w:pPr>
-              <w:spacing w:before="36" w:after="36"/>
-              <w:jc w:val="right"/>
-              <w:rPr>
-                <w:rFonts w:ascii="Times New Roman" w:eastAsia="Cambria" w:hAnsi="Times New Roman" w:cs="Times New Roman"/>
-                <w:color w:val="000000" w:themeColor="text1"/>
-                <w:kern w:val="0"/>
-                <w14:ligatures w14:val="none"/>
-              </w:rPr>
-            </w:pPr>
-            <w:r>
-              <w:rPr>
-                <w:rFonts w:ascii="Times New Roman" w:eastAsia="Cambria" w:hAnsi="Times New Roman" w:cs="Times New Roman"/>
-                <w:color w:val="000000" w:themeColor="text1"/>
-                <w:kern w:val="0"/>
-                <w14:ligatures w14:val="none"/>
-              </w:rPr>
-              <w:t>0.9618</w:t>
-            </w:r>
-          </w:p>
-        </w:tc>
-      </w:tr>
-      <w:tr>
-        <w:tc>
-          <w:tcPr>
-            <w:tcW w:w="0" w:type="auto"/>
-          </w:tcPr>
-          <w:p>
-            <w:pPr>
-              <w:spacing w:before="36" w:after="36"/>
-              <w:rPr>
-                <w:rFonts w:ascii="Times New Roman" w:eastAsia="Cambria" w:hAnsi="Times New Roman" w:cs="Times New Roman"/>
-                <w:color w:val="000000" w:themeColor="text1"/>
-                <w:kern w:val="0"/>
-                <w14:ligatures w14:val="none"/>
-              </w:rPr>
-            </w:pPr>
-            <w:r>
-              <w:rPr>
-                <w:rFonts w:ascii="Times New Roman" w:eastAsia="Cambria" w:hAnsi="Times New Roman" w:cs="Times New Roman"/>
-                <w:color w:val="000000" w:themeColor="text1"/>
-                <w:kern w:val="0"/>
-                <w14:ligatures w14:val="none"/>
-              </w:rPr>
-              <w:t>LPG</w:t>
-            </w:r>
-          </w:p>
-        </w:tc>
-        <w:tc>
-          <w:tcPr>
-            <w:tcW w:w="0" w:type="auto"/>
-          </w:tcPr>
-          <w:p>
-            <w:pPr>
-              <w:spacing w:before="36" w:after="36"/>
-              <w:rPr>
-                <w:rFonts w:ascii="Times New Roman" w:eastAsia="Cambria" w:hAnsi="Times New Roman" w:cs="Times New Roman"/>
-                <w:color w:val="000000" w:themeColor="text1"/>
-                <w:kern w:val="0"/>
-                <w14:ligatures w14:val="none"/>
-              </w:rPr>
-            </w:pPr>
-            <w:r>
-              <w:rPr>
-                <w:rFonts w:ascii="Times New Roman" w:eastAsia="Cambria" w:hAnsi="Times New Roman" w:cs="Times New Roman"/>
-                <w:color w:val="000000" w:themeColor="text1"/>
-                <w:kern w:val="0"/>
-                <w14:ligatures w14:val="none"/>
-              </w:rPr>
-              <w:t>(1, 1, 3)</w:t>
-            </w:r>
-          </w:p>
-        </w:tc>
-        <w:tc>
-          <w:tcPr>
-            <w:tcW w:w="0" w:type="auto"/>
-          </w:tcPr>
-          <w:p>
-            <w:pPr>
-              <w:spacing w:before="36" w:after="36"/>
-              <w:jc w:val="right"/>
-              <w:rPr>
-                <w:rFonts w:ascii="Times New Roman" w:eastAsia="Cambria" w:hAnsi="Times New Roman" w:cs="Times New Roman"/>
-                <w:color w:val="000000" w:themeColor="text1"/>
-                <w:kern w:val="0"/>
-                <w14:ligatures w14:val="none"/>
-              </w:rPr>
-            </w:pPr>
-            <w:r>
-              <w:rPr>
-                <w:rFonts w:ascii="Times New Roman" w:eastAsia="Cambria" w:hAnsi="Times New Roman" w:cs="Times New Roman"/>
-                <w:color w:val="000000" w:themeColor="text1"/>
-                <w:kern w:val="0"/>
-                <w14:ligatures w14:val="none"/>
-              </w:rPr>
-              <w:t>0.1136</w:t>
-            </w:r>
-          </w:p>
-        </w:tc>
-        <w:tc>
-          <w:tcPr>
-            <w:tcW w:w="0" w:type="auto"/>
-          </w:tcPr>
-          <w:p>
-            <w:pPr>
-              <w:spacing w:before="36" w:after="36"/>
-              <w:jc w:val="right"/>
-              <w:rPr>
-                <w:rFonts w:ascii="Times New Roman" w:eastAsia="Cambria" w:hAnsi="Times New Roman" w:cs="Times New Roman"/>
-                <w:color w:val="000000" w:themeColor="text1"/>
-                <w:kern w:val="0"/>
-                <w14:ligatures w14:val="none"/>
-              </w:rPr>
-            </w:pPr>
-            <w:r>
-              <w:rPr>
-                <w:rFonts w:ascii="Times New Roman" w:eastAsia="Cambria" w:hAnsi="Times New Roman" w:cs="Times New Roman"/>
-                <w:color w:val="000000" w:themeColor="text1"/>
-                <w:kern w:val="0"/>
-                <w14:ligatures w14:val="none"/>
-              </w:rPr>
-              <w:t>0.1349</w:t>
-            </w:r>
-          </w:p>
-        </w:tc>
-        <w:tc>
-          <w:tcPr>
-            <w:tcW w:w="0" w:type="auto"/>
-          </w:tcPr>
-          <w:p>
-            <w:pPr>
-              <w:spacing w:before="36" w:after="36"/>
-              <w:jc w:val="right"/>
-              <w:rPr>
-                <w:rFonts w:ascii="Times New Roman" w:eastAsia="Cambria" w:hAnsi="Times New Roman" w:cs="Times New Roman"/>
-                <w:color w:val="000000" w:themeColor="text1"/>
-                <w:kern w:val="0"/>
-                <w14:ligatures w14:val="none"/>
-              </w:rPr>
-            </w:pPr>
-            <w:r>
-              <w:rPr>
-                <w:rFonts w:ascii="Times New Roman" w:eastAsia="Cambria" w:hAnsi="Times New Roman" w:cs="Times New Roman"/>
-                <w:color w:val="000000" w:themeColor="text1"/>
-                <w:kern w:val="0"/>
-                <w14:ligatures w14:val="none"/>
-              </w:rPr>
-              <w:t>0.84%</w:t>
-            </w:r>
-          </w:p>
-        </w:tc>
-        <w:tc>
-          <w:tcPr>
-            <w:tcW w:w="0" w:type="auto"/>
-          </w:tcPr>
-          <w:p>
-            <w:pPr>
-              <w:spacing w:before="36" w:after="36"/>
-              <w:jc w:val="right"/>
-              <w:rPr>
-                <w:rFonts w:ascii="Times New Roman" w:eastAsia="Cambria" w:hAnsi="Times New Roman" w:cs="Times New Roman"/>
-                <w:color w:val="000000" w:themeColor="text1"/>
-                <w:kern w:val="0"/>
-                <w14:ligatures w14:val="none"/>
-              </w:rPr>
-            </w:pPr>
-            <w:r>
-              <w:rPr>
-                <w:rFonts w:ascii="Times New Roman" w:eastAsia="Cambria" w:hAnsi="Times New Roman" w:cs="Times New Roman"/>
-                <w:color w:val="000000" w:themeColor="text1"/>
-                <w:kern w:val="0"/>
-                <w14:ligatures w14:val="none"/>
-              </w:rPr>
-              <w:t>0.4731</w:t>
-            </w:r>
-          </w:p>
-        </w:tc>
-      </w:tr>
-    </w:tbl>
-    <w:p>
-      <w:pPr>
-        <w:spacing w:before="180" w:after="180" w:line="240" w:lineRule="auto"/>
-        <w:rPr>
-          <w:rFonts w:ascii="Times New Roman" w:eastAsia="Cambria" w:hAnsi="Times New Roman" w:cs="Times New Roman"/>
-          <w:color w:val="000000" w:themeColor="text1"/>
-          <w:kern w:val="0"/>
-          <w14:ligatures w14:val="none"/>
-        </w:rPr>
-      </w:pPr>
-      <w:r>
-        <w:rPr>
-          <w:rFonts w:ascii="Times New Roman" w:eastAsia="Cambria" w:hAnsi="Times New Roman" w:cs="Times New Roman"/>
-          <w:color w:val="000000" w:themeColor="text1"/>
-          <w:kern w:val="0"/>
-          <w14:ligatures w14:val="none"/>
-        </w:rPr>
-        <w:t xml:space="preserve">ARIMAX reduces both MAE and RMSE relative to ARIMA for all </w:t>
-      </w:r>
-      <w:proofErr w:type="gramStart"/>
-      <w:r>
-        <w:rPr>
-          <w:rFonts w:ascii="Times New Roman" w:eastAsia="Cambria" w:hAnsi="Times New Roman" w:cs="Times New Roman"/>
-          <w:color w:val="000000" w:themeColor="text1"/>
-          <w:kern w:val="0"/>
-          <w14:ligatures w14:val="none"/>
-        </w:rPr>
-        <w:t>three fuel</w:t>
-      </w:r>
-      <w:proofErr w:type="gramEnd"/>
-      <w:r>
-        <w:rPr>
-          <w:rFonts w:ascii="Times New Roman" w:eastAsia="Cambria" w:hAnsi="Times New Roman" w:cs="Times New Roman"/>
-          <w:color w:val="000000" w:themeColor="text1"/>
-          <w:kern w:val="0"/>
-          <w14:ligatures w14:val="none"/>
-        </w:rPr>
-        <w:t xml:space="preserve"> series in the six-month holdout, with the largest proportional improvement for diesel and petrol (MAE roughly halved in both cases). The residual autocorrelation problem identified in the LPG ARIMA model is resolved: the LPG ARIMAX Ljung-Box p-value rises to 0.473, indicating no remaining serial dependence once Brent and the exchange rate are included. This result supports the study’s third objective — that external, economically motivated predictors carry information beyond the fuel price’s own history.</w:t>
-      </w:r>
-    </w:p>
-    <w:p>
-      <w:pPr>
-        <w:spacing w:before="180" w:after="180" w:line="240" w:lineRule="auto"/>
-        <w:rPr>
-          <w:rFonts w:ascii="Times New Roman" w:eastAsia="Cambria" w:hAnsi="Times New Roman" w:cs="Times New Roman"/>
-          <w:color w:val="000000" w:themeColor="text1"/>
-          <w:kern w:val="0"/>
-          <w14:ligatures w14:val="none"/>
-        </w:rPr>
-      </w:pPr>
-      <w:r>
-        <w:rPr>
-          <w:rFonts w:ascii="Times New Roman" w:eastAsia="Cambria" w:hAnsi="Times New Roman" w:cs="Times New Roman"/>
-          <w:color w:val="000000" w:themeColor="text1"/>
-          <w:kern w:val="0"/>
-          <w14:ligatures w14:val="none"/>
-        </w:rPr>
-        <w:t xml:space="preserve">This result must be interpreted conditionally. The reported forecasts supply the model with the actual observed Brent and exchange-rate values for the test period; in an operational forecasting setting, these external variables would themselves need to be forecast or otherwise estimated, and any uncertainty in those inputs would propagate into the fuel-price forecast. The six-month holdout result therefore demonstrates the </w:t>
-      </w:r>
-      <w:r>
-        <w:rPr>
-          <w:rFonts w:ascii="Times New Roman" w:eastAsia="Cambria" w:hAnsi="Times New Roman" w:cs="Times New Roman"/>
-          <w:i/>
-          <w:iCs/>
-          <w:color w:val="000000" w:themeColor="text1"/>
-          <w:kern w:val="0"/>
-          <w14:ligatures w14:val="none"/>
-        </w:rPr>
-        <w:t>information content</w:t>
-      </w:r>
-      <w:r>
-        <w:rPr>
-          <w:rFonts w:ascii="Times New Roman" w:eastAsia="Cambria" w:hAnsi="Times New Roman" w:cs="Times New Roman"/>
-          <w:color w:val="000000" w:themeColor="text1"/>
-          <w:kern w:val="0"/>
-          <w14:ligatures w14:val="none"/>
-        </w:rPr>
-        <w:t xml:space="preserve"> of Brent and the exchange rate for fuel-price forecasting, rather than the accuracy achievable in a fully unconditional, real-time forecasting exercise.</w:t>
-      </w:r>
-    </w:p>
-    <w:p>
-      <w:pPr>
-        <w:spacing w:before="180" w:after="180" w:line="240" w:lineRule="auto"/>
-        <w:rPr>
-          <w:rFonts w:ascii="Times New Roman" w:eastAsia="Cambria" w:hAnsi="Times New Roman" w:cs="Times New Roman"/>
-          <w:color w:val="000000" w:themeColor="text1"/>
-          <w:kern w:val="0"/>
-          <w14:ligatures w14:val="none"/>
-        </w:rPr>
-      </w:pPr>
-      <w:r>
-        <w:rPr>
-          <w:rFonts w:ascii="Times New Roman" w:eastAsia="Cambria" w:hAnsi="Times New Roman" w:cs="Times New Roman"/>
-          <w:b/>
-          <w:bCs/>
-          <w:color w:val="000000" w:themeColor="text1"/>
-          <w:kern w:val="0"/>
-          <w14:ligatures w14:val="none"/>
-        </w:rPr>
-        <w:t xml:space="preserve">Figure 4.13: </w:t>
-      </w:r>
-      <w:proofErr w:type="gramStart"/>
-      <w:r>
-        <w:rPr>
-          <w:rFonts w:ascii="Times New Roman" w:eastAsia="Cambria" w:hAnsi="Times New Roman" w:cs="Times New Roman"/>
-          <w:b/>
-          <w:bCs/>
-          <w:color w:val="000000" w:themeColor="text1"/>
-          <w:kern w:val="0"/>
-          <w14:ligatures w14:val="none"/>
-        </w:rPr>
-        <w:t>ARIMAX(</w:t>
-      </w:r>
-      <w:proofErr w:type="gramEnd"/>
-      <w:r>
-        <w:rPr>
-          <w:rFonts w:ascii="Times New Roman" w:eastAsia="Cambria" w:hAnsi="Times New Roman" w:cs="Times New Roman"/>
-          <w:b/>
-          <w:bCs/>
-          <w:color w:val="000000" w:themeColor="text1"/>
-          <w:kern w:val="0"/>
-          <w14:ligatures w14:val="none"/>
-        </w:rPr>
-        <w:t>0,1,3) forecast against observed values, diesel price (six-month holdout)</w:t>
+          <w14:ligatures w14:val="none"/>
+        </w:rPr>
+        <w:t>Figure 4.9: ARIMA forecast against observed values, petrol price (six-month holdout)</w:t>
       </w:r>
     </w:p>
     <w:p>
@@ -12330,16 +10631,16 @@
           <w14:ligatures w14:val="none"/>
         </w:rPr>
         <w:drawing>
-          <wp:inline distT="0" distB="0" distL="0" distR="0" wp14:anchorId="61279522" wp14:editId="46911EA8">
-            <wp:extent cx="5334000" cy="1748117"/>
+          <wp:inline distT="0" distB="0" distL="0" distR="0" wp14:anchorId="7C1C1D5B" wp14:editId="5D9F2FEE">
+            <wp:extent cx="5334000" cy="1749587"/>
             <wp:effectExtent l="0" t="0" r="0" b="0"/>
-            <wp:docPr id="62" name="Picture" descr="Figure 4.13"/>
+            <wp:docPr id="49" name="Picture" descr="Figure 4.9"/>
             <wp:cNvGraphicFramePr/>
             <a:graphic xmlns:a="http://schemas.openxmlformats.org/drawingml/2006/main">
               <a:graphicData uri="http://schemas.openxmlformats.org/drawingml/2006/picture">
                 <pic:pic xmlns:pic="http://schemas.openxmlformats.org/drawingml/2006/picture">
                   <pic:nvPicPr>
-                    <pic:cNvPr id="63" name="Picture" descr="figures/fig4_6_arimax_diesel_forecast.png"/>
+                    <pic:cNvPr id="50" name="Picture" descr="figures/fig_arima_petrol_forecast.png"/>
                     <pic:cNvPicPr>
                       <a:picLocks noChangeAspect="1" noChangeArrowheads="1"/>
                     </pic:cNvPicPr>
@@ -12353,7 +10654,7 @@
                   <pic:spPr bwMode="auto">
                     <a:xfrm>
                       <a:off x="0" y="0"/>
-                      <a:ext cx="5334000" cy="1748117"/>
+                      <a:ext cx="5334000" cy="1749587"/>
                     </a:xfrm>
                     <a:prstGeom prst="rect">
                       <a:avLst/>
@@ -12391,7 +10692,7 @@
           <w:kern w:val="0"/>
           <w14:ligatures w14:val="none"/>
         </w:rPr>
-        <w:t>Figure 4.13</w:t>
+        <w:t>Figure 4.9</w:t>
       </w:r>
     </w:p>
     <w:p>
@@ -12413,31 +10714,7 @@
           <w:kern w:val="0"/>
           <w14:ligatures w14:val="none"/>
         </w:rPr>
-        <w:t xml:space="preserve">Figure 4.14: </w:t>
-      </w:r>
-      <w:proofErr w:type="gramStart"/>
-      <w:r>
-        <w:rPr>
-          <w:rFonts w:ascii="Times New Roman" w:eastAsia="Cambria" w:hAnsi="Times New Roman" w:cs="Times New Roman"/>
-          <w:b/>
-          <w:bCs/>
-          <w:color w:val="000000" w:themeColor="text1"/>
-          <w:kern w:val="0"/>
-          <w14:ligatures w14:val="none"/>
-        </w:rPr>
-        <w:t>ARIMAX(</w:t>
-      </w:r>
-      <w:proofErr w:type="gramEnd"/>
-      <w:r>
-        <w:rPr>
-          <w:rFonts w:ascii="Times New Roman" w:eastAsia="Cambria" w:hAnsi="Times New Roman" w:cs="Times New Roman"/>
-          <w:b/>
-          <w:bCs/>
-          <w:color w:val="000000" w:themeColor="text1"/>
-          <w:kern w:val="0"/>
-          <w14:ligatures w14:val="none"/>
-        </w:rPr>
-        <w:t>0,1,3) residual diagnostics, diesel price</w:t>
+        <w:t>Figure 4.10: ARIMA(0,1,3) residual diagnostics, petrol price</w:t>
       </w:r>
     </w:p>
     <w:p>
@@ -12459,18 +10736,17 @@
           <w:kern w:val="0"/>
           <w14:ligatures w14:val="none"/>
         </w:rPr>
-        <w:lastRenderedPageBreak/>
         <w:drawing>
-          <wp:inline distT="0" distB="0" distL="0" distR="0" wp14:anchorId="4851DCB0" wp14:editId="078C149F">
+          <wp:inline distT="0" distB="0" distL="0" distR="0" wp14:anchorId="3EFEB1AD" wp14:editId="4BF3091F">
             <wp:extent cx="5334000" cy="3535064"/>
             <wp:effectExtent l="0" t="0" r="0" b="0"/>
-            <wp:docPr id="65" name="Picture" descr="Figure 4.14"/>
+            <wp:docPr id="52" name="Picture" descr="Figure 4.10"/>
             <wp:cNvGraphicFramePr/>
             <a:graphic xmlns:a="http://schemas.openxmlformats.org/drawingml/2006/main">
               <a:graphicData uri="http://schemas.openxmlformats.org/drawingml/2006/picture">
                 <pic:pic xmlns:pic="http://schemas.openxmlformats.org/drawingml/2006/picture">
                   <pic:nvPicPr>
-                    <pic:cNvPr id="66" name="Picture" descr="figures/fig_arimax_diesel_resid.png"/>
+                    <pic:cNvPr id="53" name="Picture" descr="figures/fig_arima_petrol_resid.png"/>
                     <pic:cNvPicPr>
                       <a:picLocks noChangeAspect="1" noChangeArrowheads="1"/>
                     </pic:cNvPicPr>
@@ -12522,7 +10798,7 @@
           <w:kern w:val="0"/>
           <w14:ligatures w14:val="none"/>
         </w:rPr>
-        <w:t>Figure 4.14</w:t>
+        <w:t>Figure 4.10</w:t>
       </w:r>
     </w:p>
     <w:p>
@@ -12542,7 +10818,17 @@
           <w:kern w:val="0"/>
           <w14:ligatures w14:val="none"/>
         </w:rPr>
-        <w:t>The same outlier-driven non-normality observed in the ARIMA residuals (Figure 4.8) persists in the ARIMAX diesel residuals, with the standardized residual for late 2022 still exceeding 7 despite the inclusion of Brent and the exchange rate as regressors. This confirms that Brent and the exchange rate improve point-forecast accuracy without fully absorbing the effect of the 2022 shock on the residual distribution — consistent with the shock being a domestically specific event (the currency depreciation crisis, Section 4.2) only partially explained by these two external variables.</w:t>
+        <w:t xml:space="preserve">Petrol’s residual diagnostics closely mirror diesel’s: a single dominant standardized residual near 8 in late 2022, with the same right-skewed, heavy-tailed departure from normality in the Q-Q plot and histogram. Petrol has the largest absolute forecast errors of the three series </w:t>
+      </w:r>
+      <w:r>
+        <w:rPr>
+          <w:rFonts w:ascii="Times New Roman" w:eastAsia="Cambria" w:hAnsi="Times New Roman" w:cs="Times New Roman"/>
+          <w:color w:val="000000" w:themeColor="text1"/>
+          <w:kern w:val="0"/>
+          <w14:ligatures w14:val="none"/>
+        </w:rPr>
+        <w:lastRenderedPageBreak/>
+        <w:t>(Table 4.4), though this partly reflects its wider price range and the same extreme 2022 spike (petrol’s series maximum of GHS 22.58/litre is markedly above its typical range).</w:t>
       </w:r>
     </w:p>
     <w:p>
@@ -12564,7 +10850,7 @@
           <w:kern w:val="0"/>
           <w14:ligatures w14:val="none"/>
         </w:rPr>
-        <w:t>Figure 4.15: ARIMAX forecast against observed values, petrol price (six-month holdout)</w:t>
+        <w:t>Figure 4.11: ARIMA(2,1,2) forecast against observed values, LPG price (six-month holdout)</w:t>
       </w:r>
     </w:p>
     <w:p>
@@ -12587,16 +10873,16 @@
           <w14:ligatures w14:val="none"/>
         </w:rPr>
         <w:drawing>
-          <wp:inline distT="0" distB="0" distL="0" distR="0" wp14:anchorId="23FFD295" wp14:editId="283E6829">
-            <wp:extent cx="5334000" cy="1749587"/>
+          <wp:inline distT="0" distB="0" distL="0" distR="0" wp14:anchorId="45B1CAD8" wp14:editId="50BF9F7A">
+            <wp:extent cx="5334000" cy="1748117"/>
             <wp:effectExtent l="0" t="0" r="0" b="0"/>
-            <wp:docPr id="68" name="Picture" descr="Figure 4.15"/>
+            <wp:docPr id="55" name="Picture" descr="Figure 4.11"/>
             <wp:cNvGraphicFramePr/>
             <a:graphic xmlns:a="http://schemas.openxmlformats.org/drawingml/2006/main">
               <a:graphicData uri="http://schemas.openxmlformats.org/drawingml/2006/picture">
                 <pic:pic xmlns:pic="http://schemas.openxmlformats.org/drawingml/2006/picture">
                   <pic:nvPicPr>
-                    <pic:cNvPr id="69" name="Picture" descr="figures/fig_arimax_petrol_forecast.png"/>
+                    <pic:cNvPr id="56" name="Picture" descr="figures/fig_arima_lpg_forecast.png"/>
                     <pic:cNvPicPr>
                       <a:picLocks noChangeAspect="1" noChangeArrowheads="1"/>
                     </pic:cNvPicPr>
@@ -12610,7 +10896,7 @@
                   <pic:spPr bwMode="auto">
                     <a:xfrm>
                       <a:off x="0" y="0"/>
-                      <a:ext cx="5334000" cy="1749587"/>
+                      <a:ext cx="5334000" cy="1748117"/>
                     </a:xfrm>
                     <a:prstGeom prst="rect">
                       <a:avLst/>
@@ -12648,7 +10934,7 @@
           <w:kern w:val="0"/>
           <w14:ligatures w14:val="none"/>
         </w:rPr>
-        <w:t>Figure 4.15</w:t>
+        <w:t>Figure 4.11</w:t>
       </w:r>
     </w:p>
     <w:p>
@@ -12670,31 +10956,7 @@
           <w:kern w:val="0"/>
           <w14:ligatures w14:val="none"/>
         </w:rPr>
-        <w:t xml:space="preserve">Figure 4.16: </w:t>
-      </w:r>
-      <w:proofErr w:type="gramStart"/>
-      <w:r>
-        <w:rPr>
-          <w:rFonts w:ascii="Times New Roman" w:eastAsia="Cambria" w:hAnsi="Times New Roman" w:cs="Times New Roman"/>
-          <w:b/>
-          <w:bCs/>
-          <w:color w:val="000000" w:themeColor="text1"/>
-          <w:kern w:val="0"/>
-          <w14:ligatures w14:val="none"/>
-        </w:rPr>
-        <w:t>ARIMAX(</w:t>
-      </w:r>
-      <w:proofErr w:type="gramEnd"/>
-      <w:r>
-        <w:rPr>
-          <w:rFonts w:ascii="Times New Roman" w:eastAsia="Cambria" w:hAnsi="Times New Roman" w:cs="Times New Roman"/>
-          <w:b/>
-          <w:bCs/>
-          <w:color w:val="000000" w:themeColor="text1"/>
-          <w:kern w:val="0"/>
-          <w14:ligatures w14:val="none"/>
-        </w:rPr>
-        <w:t>0,1,3) residual diagnostics, petrol price</w:t>
+        <w:t>Figure 4.12: ARIMA(2,1,2) residual diagnostics, LPG price</w:t>
       </w:r>
     </w:p>
     <w:p>
@@ -12716,18 +10978,17 @@
           <w:kern w:val="0"/>
           <w14:ligatures w14:val="none"/>
         </w:rPr>
-        <w:lastRenderedPageBreak/>
         <w:drawing>
-          <wp:inline distT="0" distB="0" distL="0" distR="0" wp14:anchorId="7D2EB20D" wp14:editId="03718FAB">
+          <wp:inline distT="0" distB="0" distL="0" distR="0" wp14:anchorId="6255F172" wp14:editId="161C925C">
             <wp:extent cx="5334000" cy="3535064"/>
             <wp:effectExtent l="0" t="0" r="0" b="0"/>
-            <wp:docPr id="71" name="Picture" descr="Figure 4.16"/>
+            <wp:docPr id="58" name="Picture" descr="Figure 4.12"/>
             <wp:cNvGraphicFramePr/>
             <a:graphic xmlns:a="http://schemas.openxmlformats.org/drawingml/2006/main">
               <a:graphicData uri="http://schemas.openxmlformats.org/drawingml/2006/picture">
                 <pic:pic xmlns:pic="http://schemas.openxmlformats.org/drawingml/2006/picture">
                   <pic:nvPicPr>
-                    <pic:cNvPr id="72" name="Picture" descr="figures/fig_arimax_petrol_resid.png"/>
+                    <pic:cNvPr id="59" name="Picture" descr="figures/fig_arima_lpg_resid.png"/>
                     <pic:cNvPicPr>
                       <a:picLocks noChangeAspect="1" noChangeArrowheads="1"/>
                     </pic:cNvPicPr>
@@ -12779,7 +11040,7 @@
           <w:kern w:val="0"/>
           <w14:ligatures w14:val="none"/>
         </w:rPr>
-        <w:t>Figure 4.16</w:t>
+        <w:t>Figure 4.12</w:t>
       </w:r>
     </w:p>
     <w:p>
@@ -12799,43 +11060,73 @@
           <w:kern w:val="0"/>
           <w14:ligatures w14:val="none"/>
         </w:rPr>
-        <w:t>Petrol’s ARIMAX residuals show the same persistent late-2022 outlier and heavy-tailed departure from normality as diesel’s, essentially unchanged from the ARIMA case in magnitude.</w:t>
-      </w:r>
-    </w:p>
-    <w:p>
-      <w:pPr>
-        <w:spacing w:before="180" w:after="180" w:line="240" w:lineRule="auto"/>
-        <w:rPr>
-          <w:rFonts w:ascii="Times New Roman" w:eastAsia="Cambria" w:hAnsi="Times New Roman" w:cs="Times New Roman"/>
-          <w:color w:val="000000" w:themeColor="text1"/>
-          <w:kern w:val="0"/>
-          <w14:ligatures w14:val="none"/>
-        </w:rPr>
-      </w:pPr>
-      <w:r>
-        <w:rPr>
-          <w:rFonts w:ascii="Times New Roman" w:eastAsia="Cambria" w:hAnsi="Times New Roman" w:cs="Times New Roman"/>
+        <w:t>LPG’s residual pattern differs qualitatively from diesel and petrol: rather than one dominant late-2022 outlier, the standardized residuals show several recurring moderate spikes spread across the sample (2017, 2019, 2021, 2023), and the correlogram shows a visible spike at lag 5 that sits outside the 95% confidence band — the visual counterpart of the Ljung-Box test’s rejection (p = 0.034) reported in Table 4.4. This indicates that LPG’s ARIMA(2,1,2) model, unlike diesel’s and petrol’s, is leaving a genuine, recurring autocorrelation structure unexplained rather than being driven by a single 2022 shock. This is addressed directly in Section 4.4, where the addition of external regressors is shown to resolve the issue.</w:t>
+      </w:r>
+    </w:p>
+    <w:p>
+      <w:pPr>
+        <w:keepNext/>
+        <w:keepLines/>
+        <w:spacing w:before="200" w:after="0" w:line="240" w:lineRule="auto"/>
+        <w:outlineLvl w:val="1"/>
+        <w:rPr>
+          <w:rFonts w:ascii="Times New Roman" w:eastAsia="Times New Roman" w:hAnsi="Times New Roman" w:cs="Times New Roman"/>
           <w:b/>
           <w:bCs/>
           <w:color w:val="000000" w:themeColor="text1"/>
           <w:kern w:val="0"/>
-          <w14:ligatures w14:val="none"/>
-        </w:rPr>
-        <w:t xml:space="preserve">Figure 4.17: </w:t>
-      </w:r>
-      <w:proofErr w:type="gramStart"/>
-      <w:r>
-        <w:rPr>
-          <w:rFonts w:ascii="Times New Roman" w:eastAsia="Cambria" w:hAnsi="Times New Roman" w:cs="Times New Roman"/>
+          <w:sz w:val="28"/>
+          <w:szCs w:val="28"/>
+          <w14:ligatures w14:val="none"/>
+        </w:rPr>
+      </w:pPr>
+      <w:bookmarkStart w:id="8" w:name="arimax-model-results"/>
+      <w:bookmarkEnd w:id="7"/>
+      <w:r>
+        <w:rPr>
+          <w:rFonts w:ascii="Times New Roman" w:eastAsia="Times New Roman" w:hAnsi="Times New Roman" w:cs="Times New Roman"/>
           <w:b/>
           <w:bCs/>
           <w:color w:val="000000" w:themeColor="text1"/>
           <w:kern w:val="0"/>
-          <w14:ligatures w14:val="none"/>
-        </w:rPr>
-        <w:t>ARIMAX(</w:t>
-      </w:r>
-      <w:proofErr w:type="gramEnd"/>
+          <w:sz w:val="28"/>
+          <w:szCs w:val="28"/>
+          <w14:ligatures w14:val="none"/>
+        </w:rPr>
+        <w:lastRenderedPageBreak/>
+        <w:t>4.4 ARIMAX Model Results</w:t>
+      </w:r>
+    </w:p>
+    <w:p>
+      <w:pPr>
+        <w:spacing w:before="180" w:after="180" w:line="240" w:lineRule="auto"/>
+        <w:rPr>
+          <w:rFonts w:ascii="Times New Roman" w:eastAsia="Cambria" w:hAnsi="Times New Roman" w:cs="Times New Roman"/>
+          <w:color w:val="000000" w:themeColor="text1"/>
+          <w:kern w:val="0"/>
+          <w14:ligatures w14:val="none"/>
+        </w:rPr>
+      </w:pPr>
+      <w:r>
+        <w:rPr>
+          <w:rFonts w:ascii="Times New Roman" w:eastAsia="Cambria" w:hAnsi="Times New Roman" w:cs="Times New Roman"/>
+          <w:color w:val="000000" w:themeColor="text1"/>
+          <w:kern w:val="0"/>
+          <w14:ligatures w14:val="none"/>
+        </w:rPr>
+        <w:t>The ARIMAX specification extends each ARIMA model with Brent crude oil prices and the USD/GHS exchange rate as exogenous regressors, motivated by the theoretical channel through which international oil prices and currency depreciation feed into domestic pump prices. The same training/test split and order-search procedure as Section 4.3 were used.</w:t>
+      </w:r>
+    </w:p>
+    <w:p>
+      <w:pPr>
+        <w:spacing w:before="180" w:after="180" w:line="240" w:lineRule="auto"/>
+        <w:rPr>
+          <w:rFonts w:ascii="Times New Roman" w:eastAsia="Cambria" w:hAnsi="Times New Roman" w:cs="Times New Roman"/>
+          <w:color w:val="000000" w:themeColor="text1"/>
+          <w:kern w:val="0"/>
+          <w14:ligatures w14:val="none"/>
+        </w:rPr>
+      </w:pPr>
       <w:r>
         <w:rPr>
           <w:rFonts w:ascii="Times New Roman" w:eastAsia="Cambria" w:hAnsi="Times New Roman" w:cs="Times New Roman"/>
@@ -12845,7 +11136,728 @@
           <w:kern w:val="0"/>
           <w14:ligatures w14:val="none"/>
         </w:rPr>
-        <w:t>1,1,3) forecast against observed values, LPG price (six-month holdout)</w:t>
+        <w:t>Table 4.5: ARIMAX model results (six-month holdout)</w:t>
+      </w:r>
+    </w:p>
+    <w:tbl>
+      <w:tblPr>
+        <w:tblStyle w:val="TableGrid"/>
+        <w:tblW w:w="0" w:type="auto"/>
+        <w:tblLook w:val="0020" w:firstRow="1" w:lastRow="0" w:firstColumn="0" w:lastColumn="0" w:noHBand="0" w:noVBand="0"/>
+      </w:tblPr>
+      <w:tblGrid>
+        <w:gridCol w:w="830"/>
+        <w:gridCol w:w="1596"/>
+        <w:gridCol w:w="876"/>
+        <w:gridCol w:w="876"/>
+        <w:gridCol w:w="883"/>
+        <w:gridCol w:w="2263"/>
+      </w:tblGrid>
+      <w:tr>
+        <w:tc>
+          <w:tcPr>
+            <w:tcW w:w="0" w:type="auto"/>
+          </w:tcPr>
+          <w:p>
+            <w:pPr>
+              <w:spacing w:before="36" w:after="36"/>
+              <w:rPr>
+                <w:rFonts w:ascii="Times New Roman" w:eastAsia="Cambria" w:hAnsi="Times New Roman" w:cs="Times New Roman"/>
+                <w:color w:val="000000" w:themeColor="text1"/>
+                <w:kern w:val="0"/>
+                <w14:ligatures w14:val="none"/>
+              </w:rPr>
+            </w:pPr>
+            <w:r>
+              <w:rPr>
+                <w:rFonts w:ascii="Times New Roman" w:eastAsia="Cambria" w:hAnsi="Times New Roman" w:cs="Times New Roman"/>
+                <w:color w:val="000000" w:themeColor="text1"/>
+                <w:kern w:val="0"/>
+                <w14:ligatures w14:val="none"/>
+              </w:rPr>
+              <w:t>Series</w:t>
+            </w:r>
+          </w:p>
+        </w:tc>
+        <w:tc>
+          <w:tcPr>
+            <w:tcW w:w="0" w:type="auto"/>
+          </w:tcPr>
+          <w:p>
+            <w:pPr>
+              <w:spacing w:before="36" w:after="36"/>
+              <w:rPr>
+                <w:rFonts w:ascii="Times New Roman" w:eastAsia="Cambria" w:hAnsi="Times New Roman" w:cs="Times New Roman"/>
+                <w:color w:val="000000" w:themeColor="text1"/>
+                <w:kern w:val="0"/>
+                <w14:ligatures w14:val="none"/>
+              </w:rPr>
+            </w:pPr>
+            <w:r>
+              <w:rPr>
+                <w:rFonts w:ascii="Times New Roman" w:eastAsia="Cambria" w:hAnsi="Times New Roman" w:cs="Times New Roman"/>
+                <w:color w:val="000000" w:themeColor="text1"/>
+                <w:kern w:val="0"/>
+                <w14:ligatures w14:val="none"/>
+              </w:rPr>
+              <w:t>Selected order</w:t>
+            </w:r>
+          </w:p>
+        </w:tc>
+        <w:tc>
+          <w:tcPr>
+            <w:tcW w:w="0" w:type="auto"/>
+          </w:tcPr>
+          <w:p>
+            <w:pPr>
+              <w:spacing w:before="36" w:after="36"/>
+              <w:jc w:val="right"/>
+              <w:rPr>
+                <w:rFonts w:ascii="Times New Roman" w:eastAsia="Cambria" w:hAnsi="Times New Roman" w:cs="Times New Roman"/>
+                <w:color w:val="000000" w:themeColor="text1"/>
+                <w:kern w:val="0"/>
+                <w14:ligatures w14:val="none"/>
+              </w:rPr>
+            </w:pPr>
+            <w:r>
+              <w:rPr>
+                <w:rFonts w:ascii="Times New Roman" w:eastAsia="Cambria" w:hAnsi="Times New Roman" w:cs="Times New Roman"/>
+                <w:color w:val="000000" w:themeColor="text1"/>
+                <w:kern w:val="0"/>
+                <w14:ligatures w14:val="none"/>
+              </w:rPr>
+              <w:t>MAE</w:t>
+            </w:r>
+          </w:p>
+        </w:tc>
+        <w:tc>
+          <w:tcPr>
+            <w:tcW w:w="0" w:type="auto"/>
+          </w:tcPr>
+          <w:p>
+            <w:pPr>
+              <w:spacing w:before="36" w:after="36"/>
+              <w:jc w:val="right"/>
+              <w:rPr>
+                <w:rFonts w:ascii="Times New Roman" w:eastAsia="Cambria" w:hAnsi="Times New Roman" w:cs="Times New Roman"/>
+                <w:color w:val="000000" w:themeColor="text1"/>
+                <w:kern w:val="0"/>
+                <w14:ligatures w14:val="none"/>
+              </w:rPr>
+            </w:pPr>
+            <w:r>
+              <w:rPr>
+                <w:rFonts w:ascii="Times New Roman" w:eastAsia="Cambria" w:hAnsi="Times New Roman" w:cs="Times New Roman"/>
+                <w:color w:val="000000" w:themeColor="text1"/>
+                <w:kern w:val="0"/>
+                <w14:ligatures w14:val="none"/>
+              </w:rPr>
+              <w:t>RMSE</w:t>
+            </w:r>
+          </w:p>
+        </w:tc>
+        <w:tc>
+          <w:tcPr>
+            <w:tcW w:w="0" w:type="auto"/>
+          </w:tcPr>
+          <w:p>
+            <w:pPr>
+              <w:spacing w:before="36" w:after="36"/>
+              <w:jc w:val="right"/>
+              <w:rPr>
+                <w:rFonts w:ascii="Times New Roman" w:eastAsia="Cambria" w:hAnsi="Times New Roman" w:cs="Times New Roman"/>
+                <w:color w:val="000000" w:themeColor="text1"/>
+                <w:kern w:val="0"/>
+                <w14:ligatures w14:val="none"/>
+              </w:rPr>
+            </w:pPr>
+            <w:r>
+              <w:rPr>
+                <w:rFonts w:ascii="Times New Roman" w:eastAsia="Cambria" w:hAnsi="Times New Roman" w:cs="Times New Roman"/>
+                <w:color w:val="000000" w:themeColor="text1"/>
+                <w:kern w:val="0"/>
+                <w14:ligatures w14:val="none"/>
+              </w:rPr>
+              <w:t>MAPE</w:t>
+            </w:r>
+          </w:p>
+        </w:tc>
+        <w:tc>
+          <w:tcPr>
+            <w:tcW w:w="0" w:type="auto"/>
+          </w:tcPr>
+          <w:p>
+            <w:pPr>
+              <w:spacing w:before="36" w:after="36"/>
+              <w:jc w:val="right"/>
+              <w:rPr>
+                <w:rFonts w:ascii="Times New Roman" w:eastAsia="Cambria" w:hAnsi="Times New Roman" w:cs="Times New Roman"/>
+                <w:color w:val="000000" w:themeColor="text1"/>
+                <w:kern w:val="0"/>
+                <w14:ligatures w14:val="none"/>
+              </w:rPr>
+            </w:pPr>
+            <w:r>
+              <w:rPr>
+                <w:rFonts w:ascii="Times New Roman" w:eastAsia="Cambria" w:hAnsi="Times New Roman" w:cs="Times New Roman"/>
+                <w:color w:val="000000" w:themeColor="text1"/>
+                <w:kern w:val="0"/>
+                <w14:ligatures w14:val="none"/>
+              </w:rPr>
+              <w:t>Ljung-Box p (lag 10)</w:t>
+            </w:r>
+          </w:p>
+        </w:tc>
+      </w:tr>
+      <w:tr>
+        <w:tc>
+          <w:tcPr>
+            <w:tcW w:w="0" w:type="auto"/>
+          </w:tcPr>
+          <w:p>
+            <w:pPr>
+              <w:spacing w:before="36" w:after="36"/>
+              <w:rPr>
+                <w:rFonts w:ascii="Times New Roman" w:eastAsia="Cambria" w:hAnsi="Times New Roman" w:cs="Times New Roman"/>
+                <w:color w:val="000000" w:themeColor="text1"/>
+                <w:kern w:val="0"/>
+                <w14:ligatures w14:val="none"/>
+              </w:rPr>
+            </w:pPr>
+            <w:r>
+              <w:rPr>
+                <w:rFonts w:ascii="Times New Roman" w:eastAsia="Cambria" w:hAnsi="Times New Roman" w:cs="Times New Roman"/>
+                <w:color w:val="000000" w:themeColor="text1"/>
+                <w:kern w:val="0"/>
+                <w14:ligatures w14:val="none"/>
+              </w:rPr>
+              <w:t>Diesel</w:t>
+            </w:r>
+          </w:p>
+        </w:tc>
+        <w:tc>
+          <w:tcPr>
+            <w:tcW w:w="0" w:type="auto"/>
+          </w:tcPr>
+          <w:p>
+            <w:pPr>
+              <w:spacing w:before="36" w:after="36"/>
+              <w:rPr>
+                <w:rFonts w:ascii="Times New Roman" w:eastAsia="Cambria" w:hAnsi="Times New Roman" w:cs="Times New Roman"/>
+                <w:color w:val="000000" w:themeColor="text1"/>
+                <w:kern w:val="0"/>
+                <w14:ligatures w14:val="none"/>
+              </w:rPr>
+            </w:pPr>
+            <w:r>
+              <w:rPr>
+                <w:rFonts w:ascii="Times New Roman" w:eastAsia="Cambria" w:hAnsi="Times New Roman" w:cs="Times New Roman"/>
+                <w:color w:val="000000" w:themeColor="text1"/>
+                <w:kern w:val="0"/>
+                <w14:ligatures w14:val="none"/>
+              </w:rPr>
+              <w:t>(0, 1, 3)</w:t>
+            </w:r>
+          </w:p>
+        </w:tc>
+        <w:tc>
+          <w:tcPr>
+            <w:tcW w:w="0" w:type="auto"/>
+          </w:tcPr>
+          <w:p>
+            <w:pPr>
+              <w:spacing w:before="36" w:after="36"/>
+              <w:jc w:val="right"/>
+              <w:rPr>
+                <w:rFonts w:ascii="Times New Roman" w:eastAsia="Cambria" w:hAnsi="Times New Roman" w:cs="Times New Roman"/>
+                <w:color w:val="000000" w:themeColor="text1"/>
+                <w:kern w:val="0"/>
+                <w14:ligatures w14:val="none"/>
+              </w:rPr>
+            </w:pPr>
+            <w:r>
+              <w:rPr>
+                <w:rFonts w:ascii="Times New Roman" w:eastAsia="Cambria" w:hAnsi="Times New Roman" w:cs="Times New Roman"/>
+                <w:color w:val="000000" w:themeColor="text1"/>
+                <w:kern w:val="0"/>
+                <w14:ligatures w14:val="none"/>
+              </w:rPr>
+              <w:t>0.4769</w:t>
+            </w:r>
+          </w:p>
+        </w:tc>
+        <w:tc>
+          <w:tcPr>
+            <w:tcW w:w="0" w:type="auto"/>
+          </w:tcPr>
+          <w:p>
+            <w:pPr>
+              <w:spacing w:before="36" w:after="36"/>
+              <w:jc w:val="right"/>
+              <w:rPr>
+                <w:rFonts w:ascii="Times New Roman" w:eastAsia="Cambria" w:hAnsi="Times New Roman" w:cs="Times New Roman"/>
+                <w:color w:val="000000" w:themeColor="text1"/>
+                <w:kern w:val="0"/>
+                <w14:ligatures w14:val="none"/>
+              </w:rPr>
+            </w:pPr>
+            <w:r>
+              <w:rPr>
+                <w:rFonts w:ascii="Times New Roman" w:eastAsia="Cambria" w:hAnsi="Times New Roman" w:cs="Times New Roman"/>
+                <w:color w:val="000000" w:themeColor="text1"/>
+                <w:kern w:val="0"/>
+                <w14:ligatures w14:val="none"/>
+              </w:rPr>
+              <w:t>0.5526</w:t>
+            </w:r>
+          </w:p>
+        </w:tc>
+        <w:tc>
+          <w:tcPr>
+            <w:tcW w:w="0" w:type="auto"/>
+          </w:tcPr>
+          <w:p>
+            <w:pPr>
+              <w:spacing w:before="36" w:after="36"/>
+              <w:jc w:val="right"/>
+              <w:rPr>
+                <w:rFonts w:ascii="Times New Roman" w:eastAsia="Cambria" w:hAnsi="Times New Roman" w:cs="Times New Roman"/>
+                <w:color w:val="000000" w:themeColor="text1"/>
+                <w:kern w:val="0"/>
+                <w14:ligatures w14:val="none"/>
+              </w:rPr>
+            </w:pPr>
+            <w:r>
+              <w:rPr>
+                <w:rFonts w:ascii="Times New Roman" w:eastAsia="Cambria" w:hAnsi="Times New Roman" w:cs="Times New Roman"/>
+                <w:color w:val="000000" w:themeColor="text1"/>
+                <w:kern w:val="0"/>
+                <w14:ligatures w14:val="none"/>
+              </w:rPr>
+              <w:t>3.49%</w:t>
+            </w:r>
+          </w:p>
+        </w:tc>
+        <w:tc>
+          <w:tcPr>
+            <w:tcW w:w="0" w:type="auto"/>
+          </w:tcPr>
+          <w:p>
+            <w:pPr>
+              <w:spacing w:before="36" w:after="36"/>
+              <w:jc w:val="right"/>
+              <w:rPr>
+                <w:rFonts w:ascii="Times New Roman" w:eastAsia="Cambria" w:hAnsi="Times New Roman" w:cs="Times New Roman"/>
+                <w:color w:val="000000" w:themeColor="text1"/>
+                <w:kern w:val="0"/>
+                <w14:ligatures w14:val="none"/>
+              </w:rPr>
+            </w:pPr>
+            <w:r>
+              <w:rPr>
+                <w:rFonts w:ascii="Times New Roman" w:eastAsia="Cambria" w:hAnsi="Times New Roman" w:cs="Times New Roman"/>
+                <w:color w:val="000000" w:themeColor="text1"/>
+                <w:kern w:val="0"/>
+                <w14:ligatures w14:val="none"/>
+              </w:rPr>
+              <w:t>0.7909</w:t>
+            </w:r>
+          </w:p>
+        </w:tc>
+      </w:tr>
+      <w:tr>
+        <w:tc>
+          <w:tcPr>
+            <w:tcW w:w="0" w:type="auto"/>
+          </w:tcPr>
+          <w:p>
+            <w:pPr>
+              <w:spacing w:before="36" w:after="36"/>
+              <w:rPr>
+                <w:rFonts w:ascii="Times New Roman" w:eastAsia="Cambria" w:hAnsi="Times New Roman" w:cs="Times New Roman"/>
+                <w:color w:val="000000" w:themeColor="text1"/>
+                <w:kern w:val="0"/>
+                <w14:ligatures w14:val="none"/>
+              </w:rPr>
+            </w:pPr>
+            <w:r>
+              <w:rPr>
+                <w:rFonts w:ascii="Times New Roman" w:eastAsia="Cambria" w:hAnsi="Times New Roman" w:cs="Times New Roman"/>
+                <w:color w:val="000000" w:themeColor="text1"/>
+                <w:kern w:val="0"/>
+                <w14:ligatures w14:val="none"/>
+              </w:rPr>
+              <w:t>Petrol</w:t>
+            </w:r>
+          </w:p>
+        </w:tc>
+        <w:tc>
+          <w:tcPr>
+            <w:tcW w:w="0" w:type="auto"/>
+          </w:tcPr>
+          <w:p>
+            <w:pPr>
+              <w:spacing w:before="36" w:after="36"/>
+              <w:rPr>
+                <w:rFonts w:ascii="Times New Roman" w:eastAsia="Cambria" w:hAnsi="Times New Roman" w:cs="Times New Roman"/>
+                <w:color w:val="000000" w:themeColor="text1"/>
+                <w:kern w:val="0"/>
+                <w14:ligatures w14:val="none"/>
+              </w:rPr>
+            </w:pPr>
+            <w:r>
+              <w:rPr>
+                <w:rFonts w:ascii="Times New Roman" w:eastAsia="Cambria" w:hAnsi="Times New Roman" w:cs="Times New Roman"/>
+                <w:color w:val="000000" w:themeColor="text1"/>
+                <w:kern w:val="0"/>
+                <w14:ligatures w14:val="none"/>
+              </w:rPr>
+              <w:t>(0, 1, 3)</w:t>
+            </w:r>
+          </w:p>
+        </w:tc>
+        <w:tc>
+          <w:tcPr>
+            <w:tcW w:w="0" w:type="auto"/>
+          </w:tcPr>
+          <w:p>
+            <w:pPr>
+              <w:spacing w:before="36" w:after="36"/>
+              <w:jc w:val="right"/>
+              <w:rPr>
+                <w:rFonts w:ascii="Times New Roman" w:eastAsia="Cambria" w:hAnsi="Times New Roman" w:cs="Times New Roman"/>
+                <w:color w:val="000000" w:themeColor="text1"/>
+                <w:kern w:val="0"/>
+                <w14:ligatures w14:val="none"/>
+              </w:rPr>
+            </w:pPr>
+            <w:r>
+              <w:rPr>
+                <w:rFonts w:ascii="Times New Roman" w:eastAsia="Cambria" w:hAnsi="Times New Roman" w:cs="Times New Roman"/>
+                <w:color w:val="000000" w:themeColor="text1"/>
+                <w:kern w:val="0"/>
+                <w14:ligatures w14:val="none"/>
+              </w:rPr>
+              <w:t>0.7162</w:t>
+            </w:r>
+          </w:p>
+        </w:tc>
+        <w:tc>
+          <w:tcPr>
+            <w:tcW w:w="0" w:type="auto"/>
+          </w:tcPr>
+          <w:p>
+            <w:pPr>
+              <w:spacing w:before="36" w:after="36"/>
+              <w:jc w:val="right"/>
+              <w:rPr>
+                <w:rFonts w:ascii="Times New Roman" w:eastAsia="Cambria" w:hAnsi="Times New Roman" w:cs="Times New Roman"/>
+                <w:color w:val="000000" w:themeColor="text1"/>
+                <w:kern w:val="0"/>
+                <w14:ligatures w14:val="none"/>
+              </w:rPr>
+            </w:pPr>
+            <w:r>
+              <w:rPr>
+                <w:rFonts w:ascii="Times New Roman" w:eastAsia="Cambria" w:hAnsi="Times New Roman" w:cs="Times New Roman"/>
+                <w:color w:val="000000" w:themeColor="text1"/>
+                <w:kern w:val="0"/>
+                <w14:ligatures w14:val="none"/>
+              </w:rPr>
+              <w:t>0.7801</w:t>
+            </w:r>
+          </w:p>
+        </w:tc>
+        <w:tc>
+          <w:tcPr>
+            <w:tcW w:w="0" w:type="auto"/>
+          </w:tcPr>
+          <w:p>
+            <w:pPr>
+              <w:spacing w:before="36" w:after="36"/>
+              <w:jc w:val="right"/>
+              <w:rPr>
+                <w:rFonts w:ascii="Times New Roman" w:eastAsia="Cambria" w:hAnsi="Times New Roman" w:cs="Times New Roman"/>
+                <w:color w:val="000000" w:themeColor="text1"/>
+                <w:kern w:val="0"/>
+                <w14:ligatures w14:val="none"/>
+              </w:rPr>
+            </w:pPr>
+            <w:r>
+              <w:rPr>
+                <w:rFonts w:ascii="Times New Roman" w:eastAsia="Cambria" w:hAnsi="Times New Roman" w:cs="Times New Roman"/>
+                <w:color w:val="000000" w:themeColor="text1"/>
+                <w:kern w:val="0"/>
+                <w14:ligatures w14:val="none"/>
+              </w:rPr>
+              <w:t>4.65%</w:t>
+            </w:r>
+          </w:p>
+        </w:tc>
+        <w:tc>
+          <w:tcPr>
+            <w:tcW w:w="0" w:type="auto"/>
+          </w:tcPr>
+          <w:p>
+            <w:pPr>
+              <w:spacing w:before="36" w:after="36"/>
+              <w:jc w:val="right"/>
+              <w:rPr>
+                <w:rFonts w:ascii="Times New Roman" w:eastAsia="Cambria" w:hAnsi="Times New Roman" w:cs="Times New Roman"/>
+                <w:color w:val="000000" w:themeColor="text1"/>
+                <w:kern w:val="0"/>
+                <w14:ligatures w14:val="none"/>
+              </w:rPr>
+            </w:pPr>
+            <w:r>
+              <w:rPr>
+                <w:rFonts w:ascii="Times New Roman" w:eastAsia="Cambria" w:hAnsi="Times New Roman" w:cs="Times New Roman"/>
+                <w:color w:val="000000" w:themeColor="text1"/>
+                <w:kern w:val="0"/>
+                <w14:ligatures w14:val="none"/>
+              </w:rPr>
+              <w:t>0.9618</w:t>
+            </w:r>
+          </w:p>
+        </w:tc>
+      </w:tr>
+      <w:tr>
+        <w:tc>
+          <w:tcPr>
+            <w:tcW w:w="0" w:type="auto"/>
+          </w:tcPr>
+          <w:p>
+            <w:pPr>
+              <w:spacing w:before="36" w:after="36"/>
+              <w:rPr>
+                <w:rFonts w:ascii="Times New Roman" w:eastAsia="Cambria" w:hAnsi="Times New Roman" w:cs="Times New Roman"/>
+                <w:color w:val="000000" w:themeColor="text1"/>
+                <w:kern w:val="0"/>
+                <w14:ligatures w14:val="none"/>
+              </w:rPr>
+            </w:pPr>
+            <w:r>
+              <w:rPr>
+                <w:rFonts w:ascii="Times New Roman" w:eastAsia="Cambria" w:hAnsi="Times New Roman" w:cs="Times New Roman"/>
+                <w:color w:val="000000" w:themeColor="text1"/>
+                <w:kern w:val="0"/>
+                <w14:ligatures w14:val="none"/>
+              </w:rPr>
+              <w:t>LPG</w:t>
+            </w:r>
+          </w:p>
+        </w:tc>
+        <w:tc>
+          <w:tcPr>
+            <w:tcW w:w="0" w:type="auto"/>
+          </w:tcPr>
+          <w:p>
+            <w:pPr>
+              <w:spacing w:before="36" w:after="36"/>
+              <w:rPr>
+                <w:rFonts w:ascii="Times New Roman" w:eastAsia="Cambria" w:hAnsi="Times New Roman" w:cs="Times New Roman"/>
+                <w:color w:val="000000" w:themeColor="text1"/>
+                <w:kern w:val="0"/>
+                <w14:ligatures w14:val="none"/>
+              </w:rPr>
+            </w:pPr>
+            <w:r>
+              <w:rPr>
+                <w:rFonts w:ascii="Times New Roman" w:eastAsia="Cambria" w:hAnsi="Times New Roman" w:cs="Times New Roman"/>
+                <w:color w:val="000000" w:themeColor="text1"/>
+                <w:kern w:val="0"/>
+                <w14:ligatures w14:val="none"/>
+              </w:rPr>
+              <w:t>(1, 1, 3)</w:t>
+            </w:r>
+          </w:p>
+        </w:tc>
+        <w:tc>
+          <w:tcPr>
+            <w:tcW w:w="0" w:type="auto"/>
+          </w:tcPr>
+          <w:p>
+            <w:pPr>
+              <w:spacing w:before="36" w:after="36"/>
+              <w:jc w:val="right"/>
+              <w:rPr>
+                <w:rFonts w:ascii="Times New Roman" w:eastAsia="Cambria" w:hAnsi="Times New Roman" w:cs="Times New Roman"/>
+                <w:color w:val="000000" w:themeColor="text1"/>
+                <w:kern w:val="0"/>
+                <w14:ligatures w14:val="none"/>
+              </w:rPr>
+            </w:pPr>
+            <w:r>
+              <w:rPr>
+                <w:rFonts w:ascii="Times New Roman" w:eastAsia="Cambria" w:hAnsi="Times New Roman" w:cs="Times New Roman"/>
+                <w:color w:val="000000" w:themeColor="text1"/>
+                <w:kern w:val="0"/>
+                <w14:ligatures w14:val="none"/>
+              </w:rPr>
+              <w:t>0.1136</w:t>
+            </w:r>
+          </w:p>
+        </w:tc>
+        <w:tc>
+          <w:tcPr>
+            <w:tcW w:w="0" w:type="auto"/>
+          </w:tcPr>
+          <w:p>
+            <w:pPr>
+              <w:spacing w:before="36" w:after="36"/>
+              <w:jc w:val="right"/>
+              <w:rPr>
+                <w:rFonts w:ascii="Times New Roman" w:eastAsia="Cambria" w:hAnsi="Times New Roman" w:cs="Times New Roman"/>
+                <w:color w:val="000000" w:themeColor="text1"/>
+                <w:kern w:val="0"/>
+                <w14:ligatures w14:val="none"/>
+              </w:rPr>
+            </w:pPr>
+            <w:r>
+              <w:rPr>
+                <w:rFonts w:ascii="Times New Roman" w:eastAsia="Cambria" w:hAnsi="Times New Roman" w:cs="Times New Roman"/>
+                <w:color w:val="000000" w:themeColor="text1"/>
+                <w:kern w:val="0"/>
+                <w14:ligatures w14:val="none"/>
+              </w:rPr>
+              <w:t>0.1349</w:t>
+            </w:r>
+          </w:p>
+        </w:tc>
+        <w:tc>
+          <w:tcPr>
+            <w:tcW w:w="0" w:type="auto"/>
+          </w:tcPr>
+          <w:p>
+            <w:pPr>
+              <w:spacing w:before="36" w:after="36"/>
+              <w:jc w:val="right"/>
+              <w:rPr>
+                <w:rFonts w:ascii="Times New Roman" w:eastAsia="Cambria" w:hAnsi="Times New Roman" w:cs="Times New Roman"/>
+                <w:color w:val="000000" w:themeColor="text1"/>
+                <w:kern w:val="0"/>
+                <w14:ligatures w14:val="none"/>
+              </w:rPr>
+            </w:pPr>
+            <w:r>
+              <w:rPr>
+                <w:rFonts w:ascii="Times New Roman" w:eastAsia="Cambria" w:hAnsi="Times New Roman" w:cs="Times New Roman"/>
+                <w:color w:val="000000" w:themeColor="text1"/>
+                <w:kern w:val="0"/>
+                <w14:ligatures w14:val="none"/>
+              </w:rPr>
+              <w:t>0.84%</w:t>
+            </w:r>
+          </w:p>
+        </w:tc>
+        <w:tc>
+          <w:tcPr>
+            <w:tcW w:w="0" w:type="auto"/>
+          </w:tcPr>
+          <w:p>
+            <w:pPr>
+              <w:spacing w:before="36" w:after="36"/>
+              <w:jc w:val="right"/>
+              <w:rPr>
+                <w:rFonts w:ascii="Times New Roman" w:eastAsia="Cambria" w:hAnsi="Times New Roman" w:cs="Times New Roman"/>
+                <w:color w:val="000000" w:themeColor="text1"/>
+                <w:kern w:val="0"/>
+                <w14:ligatures w14:val="none"/>
+              </w:rPr>
+            </w:pPr>
+            <w:r>
+              <w:rPr>
+                <w:rFonts w:ascii="Times New Roman" w:eastAsia="Cambria" w:hAnsi="Times New Roman" w:cs="Times New Roman"/>
+                <w:color w:val="000000" w:themeColor="text1"/>
+                <w:kern w:val="0"/>
+                <w14:ligatures w14:val="none"/>
+              </w:rPr>
+              <w:t>0.4731</w:t>
+            </w:r>
+          </w:p>
+        </w:tc>
+      </w:tr>
+    </w:tbl>
+    <w:p>
+      <w:pPr>
+        <w:spacing w:before="180" w:after="180" w:line="240" w:lineRule="auto"/>
+        <w:rPr>
+          <w:rFonts w:ascii="Times New Roman" w:eastAsia="Cambria" w:hAnsi="Times New Roman" w:cs="Times New Roman"/>
+          <w:color w:val="000000" w:themeColor="text1"/>
+          <w:kern w:val="0"/>
+          <w14:ligatures w14:val="none"/>
+        </w:rPr>
+      </w:pPr>
+      <w:r>
+        <w:rPr>
+          <w:rFonts w:ascii="Times New Roman" w:eastAsia="Cambria" w:hAnsi="Times New Roman" w:cs="Times New Roman"/>
+          <w:color w:val="000000" w:themeColor="text1"/>
+          <w:kern w:val="0"/>
+          <w14:ligatures w14:val="none"/>
+        </w:rPr>
+        <w:t>ARIMAX reduces both MAE and RMSE relative to ARIMA for all three fuel series in the six-month holdout, with the largest proportional improvement for diesel and petrol (MAE roughly halved in both cases). The residual autocorrelation problem identified in the LPG ARIMA model is resolved: the LPG ARIMAX Ljung-Box p-value rises to 0.473, indicating no remaining serial dependence once Brent and the exchange rate are included. This result supports the study’s third objective — that external, economically motivated predictors carry information beyond the fuel price’s own history.</w:t>
+      </w:r>
+    </w:p>
+    <w:p>
+      <w:pPr>
+        <w:spacing w:before="180" w:after="180" w:line="240" w:lineRule="auto"/>
+        <w:rPr>
+          <w:rFonts w:ascii="Times New Roman" w:eastAsia="Cambria" w:hAnsi="Times New Roman" w:cs="Times New Roman"/>
+          <w:color w:val="000000" w:themeColor="text1"/>
+          <w:kern w:val="0"/>
+          <w14:ligatures w14:val="none"/>
+        </w:rPr>
+      </w:pPr>
+      <w:r>
+        <w:rPr>
+          <w:rFonts w:ascii="Times New Roman" w:eastAsia="Cambria" w:hAnsi="Times New Roman" w:cs="Times New Roman"/>
+          <w:color w:val="000000" w:themeColor="text1"/>
+          <w:kern w:val="0"/>
+          <w14:ligatures w14:val="none"/>
+        </w:rPr>
+        <w:t xml:space="preserve">This result must be interpreted conditionally. The reported forecasts supply the model with the actual observed Brent and exchange-rate values for the test period; in an operational forecasting setting, these external variables would themselves need to be forecast or otherwise estimated, and any uncertainty in those inputs would propagate into the fuel-price forecast. The six-month holdout result therefore demonstrates the </w:t>
+      </w:r>
+      <w:r>
+        <w:rPr>
+          <w:rFonts w:ascii="Times New Roman" w:eastAsia="Cambria" w:hAnsi="Times New Roman" w:cs="Times New Roman"/>
+          <w:i/>
+          <w:iCs/>
+          <w:color w:val="000000" w:themeColor="text1"/>
+          <w:kern w:val="0"/>
+          <w14:ligatures w14:val="none"/>
+        </w:rPr>
+        <w:t>information content</w:t>
+      </w:r>
+      <w:r>
+        <w:rPr>
+          <w:rFonts w:ascii="Times New Roman" w:eastAsia="Cambria" w:hAnsi="Times New Roman" w:cs="Times New Roman"/>
+          <w:color w:val="000000" w:themeColor="text1"/>
+          <w:kern w:val="0"/>
+          <w14:ligatures w14:val="none"/>
+        </w:rPr>
+        <w:t xml:space="preserve"> of Brent and the exchange rate for fuel-price forecasting, rather than the accuracy achievable in a fully unconditional, real-time forecasting exercise.</w:t>
+      </w:r>
+    </w:p>
+    <w:p>
+      <w:pPr>
+        <w:spacing w:before="180" w:after="180" w:line="240" w:lineRule="auto"/>
+        <w:rPr>
+          <w:rFonts w:ascii="Times New Roman" w:eastAsia="Cambria" w:hAnsi="Times New Roman" w:cs="Times New Roman"/>
+          <w:color w:val="000000" w:themeColor="text1"/>
+          <w:kern w:val="0"/>
+          <w14:ligatures w14:val="none"/>
+        </w:rPr>
+      </w:pPr>
+      <w:r>
+        <w:rPr>
+          <w:rFonts w:ascii="Times New Roman" w:eastAsia="Cambria" w:hAnsi="Times New Roman" w:cs="Times New Roman"/>
+          <w:b/>
+          <w:bCs/>
+          <w:color w:val="000000" w:themeColor="text1"/>
+          <w:kern w:val="0"/>
+          <w14:ligatures w14:val="none"/>
+        </w:rPr>
+        <w:t>Figure 4.13: ARIMAX(0,1,3) forecast against observed values, diesel price (six-month holdout)</w:t>
       </w:r>
     </w:p>
     <w:p>
@@ -12868,16 +11880,16 @@
           <w14:ligatures w14:val="none"/>
         </w:rPr>
         <w:drawing>
-          <wp:inline distT="0" distB="0" distL="0" distR="0" wp14:anchorId="36A138D0" wp14:editId="620D450C">
+          <wp:inline distT="0" distB="0" distL="0" distR="0" wp14:anchorId="61279522" wp14:editId="46911EA8">
             <wp:extent cx="5334000" cy="1748117"/>
             <wp:effectExtent l="0" t="0" r="0" b="0"/>
-            <wp:docPr id="74" name="Picture" descr="Figure 4.17"/>
+            <wp:docPr id="62" name="Picture" descr="Figure 4.13"/>
             <wp:cNvGraphicFramePr/>
             <a:graphic xmlns:a="http://schemas.openxmlformats.org/drawingml/2006/main">
               <a:graphicData uri="http://schemas.openxmlformats.org/drawingml/2006/picture">
                 <pic:pic xmlns:pic="http://schemas.openxmlformats.org/drawingml/2006/picture">
                   <pic:nvPicPr>
-                    <pic:cNvPr id="75" name="Picture" descr="figures/fig_arimax_lpg_forecast.png"/>
+                    <pic:cNvPr id="63" name="Picture" descr="figures/fig4_6_arimax_diesel_forecast.png"/>
                     <pic:cNvPicPr>
                       <a:picLocks noChangeAspect="1" noChangeArrowheads="1"/>
                     </pic:cNvPicPr>
@@ -12929,12 +11941,20 @@
           <w:kern w:val="0"/>
           <w14:ligatures w14:val="none"/>
         </w:rPr>
-        <w:t>Figure 4.17</w:t>
+        <w:t>Figure 4.13</w:t>
       </w:r>
     </w:p>
     <w:p>
       <w:pPr>
         <w:spacing w:before="180" w:after="180" w:line="240" w:lineRule="auto"/>
+        <w:rPr>
+          <w:rFonts w:ascii="Times New Roman" w:eastAsia="Cambria" w:hAnsi="Times New Roman" w:cs="Times New Roman"/>
+          <w:color w:val="000000" w:themeColor="text1"/>
+          <w:kern w:val="0"/>
+          <w14:ligatures w14:val="none"/>
+        </w:rPr>
+      </w:pPr>
+      <w:r>
         <w:rPr>
           <w:rFonts w:ascii="Times New Roman" w:eastAsia="Cambria" w:hAnsi="Times New Roman" w:cs="Times New Roman"/>
           <w:b/>
@@ -12943,118 +11963,7 @@
           <w:kern w:val="0"/>
           <w14:ligatures w14:val="none"/>
         </w:rPr>
-      </w:pPr>
-    </w:p>
-    <w:p>
-      <w:pPr>
-        <w:spacing w:before="180" w:after="180" w:line="240" w:lineRule="auto"/>
-        <w:rPr>
-          <w:rFonts w:ascii="Times New Roman" w:eastAsia="Cambria" w:hAnsi="Times New Roman" w:cs="Times New Roman"/>
-          <w:b/>
-          <w:bCs/>
-          <w:color w:val="000000" w:themeColor="text1"/>
-          <w:kern w:val="0"/>
-          <w14:ligatures w14:val="none"/>
-        </w:rPr>
-      </w:pPr>
-    </w:p>
-    <w:p>
-      <w:pPr>
-        <w:spacing w:before="180" w:after="180" w:line="240" w:lineRule="auto"/>
-        <w:rPr>
-          <w:rFonts w:ascii="Times New Roman" w:eastAsia="Cambria" w:hAnsi="Times New Roman" w:cs="Times New Roman"/>
-          <w:b/>
-          <w:bCs/>
-          <w:color w:val="000000" w:themeColor="text1"/>
-          <w:kern w:val="0"/>
-          <w14:ligatures w14:val="none"/>
-        </w:rPr>
-      </w:pPr>
-    </w:p>
-    <w:p>
-      <w:pPr>
-        <w:spacing w:before="180" w:after="180" w:line="240" w:lineRule="auto"/>
-        <w:rPr>
-          <w:rFonts w:ascii="Times New Roman" w:eastAsia="Cambria" w:hAnsi="Times New Roman" w:cs="Times New Roman"/>
-          <w:b/>
-          <w:bCs/>
-          <w:color w:val="000000" w:themeColor="text1"/>
-          <w:kern w:val="0"/>
-          <w14:ligatures w14:val="none"/>
-        </w:rPr>
-      </w:pPr>
-    </w:p>
-    <w:p>
-      <w:pPr>
-        <w:spacing w:before="180" w:after="180" w:line="240" w:lineRule="auto"/>
-        <w:rPr>
-          <w:rFonts w:ascii="Times New Roman" w:eastAsia="Cambria" w:hAnsi="Times New Roman" w:cs="Times New Roman"/>
-          <w:b/>
-          <w:bCs/>
-          <w:color w:val="000000" w:themeColor="text1"/>
-          <w:kern w:val="0"/>
-          <w14:ligatures w14:val="none"/>
-        </w:rPr>
-      </w:pPr>
-    </w:p>
-    <w:p>
-      <w:pPr>
-        <w:spacing w:before="180" w:after="180" w:line="240" w:lineRule="auto"/>
-        <w:rPr>
-          <w:rFonts w:ascii="Times New Roman" w:eastAsia="Cambria" w:hAnsi="Times New Roman" w:cs="Times New Roman"/>
-          <w:b/>
-          <w:bCs/>
-          <w:color w:val="000000" w:themeColor="text1"/>
-          <w:kern w:val="0"/>
-          <w14:ligatures w14:val="none"/>
-        </w:rPr>
-      </w:pPr>
-    </w:p>
-    <w:p>
-      <w:pPr>
-        <w:spacing w:before="180" w:after="180" w:line="240" w:lineRule="auto"/>
-        <w:rPr>
-          <w:rFonts w:ascii="Times New Roman" w:eastAsia="Cambria" w:hAnsi="Times New Roman" w:cs="Times New Roman"/>
-          <w:color w:val="000000" w:themeColor="text1"/>
-          <w:kern w:val="0"/>
-          <w14:ligatures w14:val="none"/>
-        </w:rPr>
-      </w:pPr>
-      <w:r>
-        <w:rPr>
-          <w:rFonts w:ascii="Times New Roman" w:eastAsia="Cambria" w:hAnsi="Times New Roman" w:cs="Times New Roman"/>
-          <w:b/>
-          <w:bCs/>
-          <w:color w:val="000000" w:themeColor="text1"/>
-          <w:kern w:val="0"/>
-          <w14:ligatures w14:val="none"/>
-        </w:rPr>
-        <w:lastRenderedPageBreak/>
-        <w:t xml:space="preserve">Figure 4.18: </w:t>
-      </w:r>
-      <w:proofErr w:type="gramStart"/>
-      <w:r>
-        <w:rPr>
-          <w:rFonts w:ascii="Times New Roman" w:eastAsia="Cambria" w:hAnsi="Times New Roman" w:cs="Times New Roman"/>
-          <w:b/>
-          <w:bCs/>
-          <w:color w:val="000000" w:themeColor="text1"/>
-          <w:kern w:val="0"/>
-          <w14:ligatures w14:val="none"/>
-        </w:rPr>
-        <w:t>ARIMAX(</w:t>
-      </w:r>
-      <w:proofErr w:type="gramEnd"/>
-      <w:r>
-        <w:rPr>
-          <w:rFonts w:ascii="Times New Roman" w:eastAsia="Cambria" w:hAnsi="Times New Roman" w:cs="Times New Roman"/>
-          <w:b/>
-          <w:bCs/>
-          <w:color w:val="000000" w:themeColor="text1"/>
-          <w:kern w:val="0"/>
-          <w14:ligatures w14:val="none"/>
-        </w:rPr>
-        <w:t>1,1,3) residual diagnostics, LPG price</w:t>
+        <w:t>Figure 4.14: ARIMAX(0,1,3) residual diagnostics, diesel price</w:t>
       </w:r>
     </w:p>
     <w:p>
@@ -13076,17 +11985,18 @@
           <w:kern w:val="0"/>
           <w14:ligatures w14:val="none"/>
         </w:rPr>
+        <w:lastRenderedPageBreak/>
         <w:drawing>
-          <wp:inline distT="0" distB="0" distL="0" distR="0" wp14:anchorId="321ED41F" wp14:editId="63BC7F47">
+          <wp:inline distT="0" distB="0" distL="0" distR="0" wp14:anchorId="4851DCB0" wp14:editId="078C149F">
             <wp:extent cx="5334000" cy="3535064"/>
             <wp:effectExtent l="0" t="0" r="0" b="0"/>
-            <wp:docPr id="77" name="Picture" descr="Figure 4.18"/>
+            <wp:docPr id="65" name="Picture" descr="Figure 4.14"/>
             <wp:cNvGraphicFramePr/>
             <a:graphic xmlns:a="http://schemas.openxmlformats.org/drawingml/2006/main">
               <a:graphicData uri="http://schemas.openxmlformats.org/drawingml/2006/picture">
                 <pic:pic xmlns:pic="http://schemas.openxmlformats.org/drawingml/2006/picture">
                   <pic:nvPicPr>
-                    <pic:cNvPr id="78" name="Picture" descr="figures/fig_arimax_lpg_resid.png"/>
+                    <pic:cNvPr id="66" name="Picture" descr="figures/fig_arimax_diesel_resid.png"/>
                     <pic:cNvPicPr>
                       <a:picLocks noChangeAspect="1" noChangeArrowheads="1"/>
                     </pic:cNvPicPr>
@@ -13138,6 +12048,550 @@
           <w:kern w:val="0"/>
           <w14:ligatures w14:val="none"/>
         </w:rPr>
+        <w:t>Figure 4.14</w:t>
+      </w:r>
+    </w:p>
+    <w:p>
+      <w:pPr>
+        <w:spacing w:before="180" w:after="180" w:line="240" w:lineRule="auto"/>
+        <w:rPr>
+          <w:rFonts w:ascii="Times New Roman" w:eastAsia="Cambria" w:hAnsi="Times New Roman" w:cs="Times New Roman"/>
+          <w:color w:val="000000" w:themeColor="text1"/>
+          <w:kern w:val="0"/>
+          <w14:ligatures w14:val="none"/>
+        </w:rPr>
+      </w:pPr>
+      <w:r>
+        <w:rPr>
+          <w:rFonts w:ascii="Times New Roman" w:eastAsia="Cambria" w:hAnsi="Times New Roman" w:cs="Times New Roman"/>
+          <w:color w:val="000000" w:themeColor="text1"/>
+          <w:kern w:val="0"/>
+          <w14:ligatures w14:val="none"/>
+        </w:rPr>
+        <w:t>The same outlier-driven non-normality observed in the ARIMA residuals (Figure 4.8) persists in the ARIMAX diesel residuals, with the standardized residual for late 2022 still exceeding 7 despite the inclusion of Brent and the exchange rate as regressors. This confirms that Brent and the exchange rate improve point-forecast accuracy without fully absorbing the effect of the 2022 shock on the residual distribution — consistent with the shock being a domestically specific event (the currency depreciation crisis, Section 4.2) only partially explained by these two external variables.</w:t>
+      </w:r>
+    </w:p>
+    <w:p>
+      <w:pPr>
+        <w:spacing w:before="180" w:after="180" w:line="240" w:lineRule="auto"/>
+        <w:rPr>
+          <w:rFonts w:ascii="Times New Roman" w:eastAsia="Cambria" w:hAnsi="Times New Roman" w:cs="Times New Roman"/>
+          <w:color w:val="000000" w:themeColor="text1"/>
+          <w:kern w:val="0"/>
+          <w14:ligatures w14:val="none"/>
+        </w:rPr>
+      </w:pPr>
+      <w:r>
+        <w:rPr>
+          <w:rFonts w:ascii="Times New Roman" w:eastAsia="Cambria" w:hAnsi="Times New Roman" w:cs="Times New Roman"/>
+          <w:b/>
+          <w:bCs/>
+          <w:color w:val="000000" w:themeColor="text1"/>
+          <w:kern w:val="0"/>
+          <w14:ligatures w14:val="none"/>
+        </w:rPr>
+        <w:t>Figure 4.15: ARIMAX forecast against observed values, petrol price (six-month holdout)</w:t>
+      </w:r>
+    </w:p>
+    <w:p>
+      <w:pPr>
+        <w:keepNext/>
+        <w:spacing w:after="200" w:line="240" w:lineRule="auto"/>
+        <w:rPr>
+          <w:rFonts w:ascii="Times New Roman" w:eastAsia="Cambria" w:hAnsi="Times New Roman" w:cs="Times New Roman"/>
+          <w:color w:val="000000" w:themeColor="text1"/>
+          <w:kern w:val="0"/>
+          <w14:ligatures w14:val="none"/>
+        </w:rPr>
+      </w:pPr>
+      <w:r>
+        <w:rPr>
+          <w:rFonts w:ascii="Times New Roman" w:eastAsia="Cambria" w:hAnsi="Times New Roman" w:cs="Times New Roman"/>
+          <w:noProof/>
+          <w:color w:val="000000" w:themeColor="text1"/>
+          <w:kern w:val="0"/>
+          <w14:ligatures w14:val="none"/>
+        </w:rPr>
+        <w:drawing>
+          <wp:inline distT="0" distB="0" distL="0" distR="0" wp14:anchorId="23FFD295" wp14:editId="283E6829">
+            <wp:extent cx="5334000" cy="1749587"/>
+            <wp:effectExtent l="0" t="0" r="0" b="0"/>
+            <wp:docPr id="68" name="Picture" descr="Figure 4.15"/>
+            <wp:cNvGraphicFramePr/>
+            <a:graphic xmlns:a="http://schemas.openxmlformats.org/drawingml/2006/main">
+              <a:graphicData uri="http://schemas.openxmlformats.org/drawingml/2006/picture">
+                <pic:pic xmlns:pic="http://schemas.openxmlformats.org/drawingml/2006/picture">
+                  <pic:nvPicPr>
+                    <pic:cNvPr id="69" name="Picture" descr="figures/fig_arimax_petrol_forecast.png"/>
+                    <pic:cNvPicPr>
+                      <a:picLocks noChangeAspect="1" noChangeArrowheads="1"/>
+                    </pic:cNvPicPr>
+                  </pic:nvPicPr>
+                  <pic:blipFill>
+                    <a:blip r:embed="rId31"/>
+                    <a:stretch>
+                      <a:fillRect/>
+                    </a:stretch>
+                  </pic:blipFill>
+                  <pic:spPr bwMode="auto">
+                    <a:xfrm>
+                      <a:off x="0" y="0"/>
+                      <a:ext cx="5334000" cy="1749587"/>
+                    </a:xfrm>
+                    <a:prstGeom prst="rect">
+                      <a:avLst/>
+                    </a:prstGeom>
+                    <a:noFill/>
+                    <a:ln w="9525">
+                      <a:noFill/>
+                      <a:headEnd/>
+                      <a:tailEnd/>
+                    </a:ln>
+                  </pic:spPr>
+                </pic:pic>
+              </a:graphicData>
+            </a:graphic>
+          </wp:inline>
+        </w:drawing>
+      </w:r>
+    </w:p>
+    <w:p>
+      <w:pPr>
+        <w:spacing w:after="120" w:line="240" w:lineRule="auto"/>
+        <w:rPr>
+          <w:rFonts w:ascii="Times New Roman" w:eastAsia="Cambria" w:hAnsi="Times New Roman" w:cs="Times New Roman"/>
+          <w:i/>
+          <w:color w:val="000000" w:themeColor="text1"/>
+          <w:kern w:val="0"/>
+          <w14:ligatures w14:val="none"/>
+        </w:rPr>
+      </w:pPr>
+      <w:r>
+        <w:rPr>
+          <w:rFonts w:ascii="Times New Roman" w:eastAsia="Cambria" w:hAnsi="Times New Roman" w:cs="Times New Roman"/>
+          <w:i/>
+          <w:color w:val="000000" w:themeColor="text1"/>
+          <w:kern w:val="0"/>
+          <w14:ligatures w14:val="none"/>
+        </w:rPr>
+        <w:t>Figure 4.15</w:t>
+      </w:r>
+    </w:p>
+    <w:p>
+      <w:pPr>
+        <w:spacing w:before="180" w:after="180" w:line="240" w:lineRule="auto"/>
+        <w:rPr>
+          <w:rFonts w:ascii="Times New Roman" w:eastAsia="Cambria" w:hAnsi="Times New Roman" w:cs="Times New Roman"/>
+          <w:color w:val="000000" w:themeColor="text1"/>
+          <w:kern w:val="0"/>
+          <w14:ligatures w14:val="none"/>
+        </w:rPr>
+      </w:pPr>
+      <w:r>
+        <w:rPr>
+          <w:rFonts w:ascii="Times New Roman" w:eastAsia="Cambria" w:hAnsi="Times New Roman" w:cs="Times New Roman"/>
+          <w:b/>
+          <w:bCs/>
+          <w:color w:val="000000" w:themeColor="text1"/>
+          <w:kern w:val="0"/>
+          <w14:ligatures w14:val="none"/>
+        </w:rPr>
+        <w:t>Figure 4.16: ARIMAX(0,1,3) residual diagnostics, petrol price</w:t>
+      </w:r>
+    </w:p>
+    <w:p>
+      <w:pPr>
+        <w:keepNext/>
+        <w:spacing w:after="200" w:line="240" w:lineRule="auto"/>
+        <w:rPr>
+          <w:rFonts w:ascii="Times New Roman" w:eastAsia="Cambria" w:hAnsi="Times New Roman" w:cs="Times New Roman"/>
+          <w:color w:val="000000" w:themeColor="text1"/>
+          <w:kern w:val="0"/>
+          <w14:ligatures w14:val="none"/>
+        </w:rPr>
+      </w:pPr>
+      <w:r>
+        <w:rPr>
+          <w:rFonts w:ascii="Times New Roman" w:eastAsia="Cambria" w:hAnsi="Times New Roman" w:cs="Times New Roman"/>
+          <w:noProof/>
+          <w:color w:val="000000" w:themeColor="text1"/>
+          <w:kern w:val="0"/>
+          <w14:ligatures w14:val="none"/>
+        </w:rPr>
+        <w:lastRenderedPageBreak/>
+        <w:drawing>
+          <wp:inline distT="0" distB="0" distL="0" distR="0" wp14:anchorId="7D2EB20D" wp14:editId="03718FAB">
+            <wp:extent cx="5334000" cy="3535064"/>
+            <wp:effectExtent l="0" t="0" r="0" b="0"/>
+            <wp:docPr id="71" name="Picture" descr="Figure 4.16"/>
+            <wp:cNvGraphicFramePr/>
+            <a:graphic xmlns:a="http://schemas.openxmlformats.org/drawingml/2006/main">
+              <a:graphicData uri="http://schemas.openxmlformats.org/drawingml/2006/picture">
+                <pic:pic xmlns:pic="http://schemas.openxmlformats.org/drawingml/2006/picture">
+                  <pic:nvPicPr>
+                    <pic:cNvPr id="72" name="Picture" descr="figures/fig_arimax_petrol_resid.png"/>
+                    <pic:cNvPicPr>
+                      <a:picLocks noChangeAspect="1" noChangeArrowheads="1"/>
+                    </pic:cNvPicPr>
+                  </pic:nvPicPr>
+                  <pic:blipFill>
+                    <a:blip r:embed="rId32"/>
+                    <a:stretch>
+                      <a:fillRect/>
+                    </a:stretch>
+                  </pic:blipFill>
+                  <pic:spPr bwMode="auto">
+                    <a:xfrm>
+                      <a:off x="0" y="0"/>
+                      <a:ext cx="5334000" cy="3535064"/>
+                    </a:xfrm>
+                    <a:prstGeom prst="rect">
+                      <a:avLst/>
+                    </a:prstGeom>
+                    <a:noFill/>
+                    <a:ln w="9525">
+                      <a:noFill/>
+                      <a:headEnd/>
+                      <a:tailEnd/>
+                    </a:ln>
+                  </pic:spPr>
+                </pic:pic>
+              </a:graphicData>
+            </a:graphic>
+          </wp:inline>
+        </w:drawing>
+      </w:r>
+    </w:p>
+    <w:p>
+      <w:pPr>
+        <w:spacing w:after="120" w:line="240" w:lineRule="auto"/>
+        <w:rPr>
+          <w:rFonts w:ascii="Times New Roman" w:eastAsia="Cambria" w:hAnsi="Times New Roman" w:cs="Times New Roman"/>
+          <w:i/>
+          <w:color w:val="000000" w:themeColor="text1"/>
+          <w:kern w:val="0"/>
+          <w14:ligatures w14:val="none"/>
+        </w:rPr>
+      </w:pPr>
+      <w:r>
+        <w:rPr>
+          <w:rFonts w:ascii="Times New Roman" w:eastAsia="Cambria" w:hAnsi="Times New Roman" w:cs="Times New Roman"/>
+          <w:i/>
+          <w:color w:val="000000" w:themeColor="text1"/>
+          <w:kern w:val="0"/>
+          <w14:ligatures w14:val="none"/>
+        </w:rPr>
+        <w:t>Figure 4.16</w:t>
+      </w:r>
+    </w:p>
+    <w:p>
+      <w:pPr>
+        <w:spacing w:before="180" w:after="180" w:line="240" w:lineRule="auto"/>
+        <w:rPr>
+          <w:rFonts w:ascii="Times New Roman" w:eastAsia="Cambria" w:hAnsi="Times New Roman" w:cs="Times New Roman"/>
+          <w:color w:val="000000" w:themeColor="text1"/>
+          <w:kern w:val="0"/>
+          <w14:ligatures w14:val="none"/>
+        </w:rPr>
+      </w:pPr>
+      <w:r>
+        <w:rPr>
+          <w:rFonts w:ascii="Times New Roman" w:eastAsia="Cambria" w:hAnsi="Times New Roman" w:cs="Times New Roman"/>
+          <w:color w:val="000000" w:themeColor="text1"/>
+          <w:kern w:val="0"/>
+          <w14:ligatures w14:val="none"/>
+        </w:rPr>
+        <w:t>Petrol’s ARIMAX residuals show the same persistent late-2022 outlier and heavy-tailed departure from normality as diesel’s, essentially unchanged from the ARIMA case in magnitude.</w:t>
+      </w:r>
+    </w:p>
+    <w:p>
+      <w:pPr>
+        <w:spacing w:before="180" w:after="180" w:line="240" w:lineRule="auto"/>
+        <w:rPr>
+          <w:rFonts w:ascii="Times New Roman" w:eastAsia="Cambria" w:hAnsi="Times New Roman" w:cs="Times New Roman"/>
+          <w:color w:val="000000" w:themeColor="text1"/>
+          <w:kern w:val="0"/>
+          <w14:ligatures w14:val="none"/>
+        </w:rPr>
+      </w:pPr>
+      <w:r>
+        <w:rPr>
+          <w:rFonts w:ascii="Times New Roman" w:eastAsia="Cambria" w:hAnsi="Times New Roman" w:cs="Times New Roman"/>
+          <w:b/>
+          <w:bCs/>
+          <w:color w:val="000000" w:themeColor="text1"/>
+          <w:kern w:val="0"/>
+          <w14:ligatures w14:val="none"/>
+        </w:rPr>
+        <w:t>Figure 4.17: ARIMAX(1,1,3) forecast against observed values, LPG price (six-month holdout)</w:t>
+      </w:r>
+    </w:p>
+    <w:p>
+      <w:pPr>
+        <w:keepNext/>
+        <w:spacing w:after="200" w:line="240" w:lineRule="auto"/>
+        <w:rPr>
+          <w:rFonts w:ascii="Times New Roman" w:eastAsia="Cambria" w:hAnsi="Times New Roman" w:cs="Times New Roman"/>
+          <w:color w:val="000000" w:themeColor="text1"/>
+          <w:kern w:val="0"/>
+          <w14:ligatures w14:val="none"/>
+        </w:rPr>
+      </w:pPr>
+      <w:r>
+        <w:rPr>
+          <w:rFonts w:ascii="Times New Roman" w:eastAsia="Cambria" w:hAnsi="Times New Roman" w:cs="Times New Roman"/>
+          <w:noProof/>
+          <w:color w:val="000000" w:themeColor="text1"/>
+          <w:kern w:val="0"/>
+          <w14:ligatures w14:val="none"/>
+        </w:rPr>
+        <w:drawing>
+          <wp:inline distT="0" distB="0" distL="0" distR="0" wp14:anchorId="36A138D0" wp14:editId="620D450C">
+            <wp:extent cx="5334000" cy="1748117"/>
+            <wp:effectExtent l="0" t="0" r="0" b="0"/>
+            <wp:docPr id="74" name="Picture" descr="Figure 4.17"/>
+            <wp:cNvGraphicFramePr/>
+            <a:graphic xmlns:a="http://schemas.openxmlformats.org/drawingml/2006/main">
+              <a:graphicData uri="http://schemas.openxmlformats.org/drawingml/2006/picture">
+                <pic:pic xmlns:pic="http://schemas.openxmlformats.org/drawingml/2006/picture">
+                  <pic:nvPicPr>
+                    <pic:cNvPr id="75" name="Picture" descr="figures/fig_arimax_lpg_forecast.png"/>
+                    <pic:cNvPicPr>
+                      <a:picLocks noChangeAspect="1" noChangeArrowheads="1"/>
+                    </pic:cNvPicPr>
+                  </pic:nvPicPr>
+                  <pic:blipFill>
+                    <a:blip r:embed="rId33"/>
+                    <a:stretch>
+                      <a:fillRect/>
+                    </a:stretch>
+                  </pic:blipFill>
+                  <pic:spPr bwMode="auto">
+                    <a:xfrm>
+                      <a:off x="0" y="0"/>
+                      <a:ext cx="5334000" cy="1748117"/>
+                    </a:xfrm>
+                    <a:prstGeom prst="rect">
+                      <a:avLst/>
+                    </a:prstGeom>
+                    <a:noFill/>
+                    <a:ln w="9525">
+                      <a:noFill/>
+                      <a:headEnd/>
+                      <a:tailEnd/>
+                    </a:ln>
+                  </pic:spPr>
+                </pic:pic>
+              </a:graphicData>
+            </a:graphic>
+          </wp:inline>
+        </w:drawing>
+      </w:r>
+    </w:p>
+    <w:p>
+      <w:pPr>
+        <w:spacing w:after="120" w:line="240" w:lineRule="auto"/>
+        <w:rPr>
+          <w:rFonts w:ascii="Times New Roman" w:eastAsia="Cambria" w:hAnsi="Times New Roman" w:cs="Times New Roman"/>
+          <w:i/>
+          <w:color w:val="000000" w:themeColor="text1"/>
+          <w:kern w:val="0"/>
+          <w14:ligatures w14:val="none"/>
+        </w:rPr>
+      </w:pPr>
+      <w:r>
+        <w:rPr>
+          <w:rFonts w:ascii="Times New Roman" w:eastAsia="Cambria" w:hAnsi="Times New Roman" w:cs="Times New Roman"/>
+          <w:i/>
+          <w:color w:val="000000" w:themeColor="text1"/>
+          <w:kern w:val="0"/>
+          <w14:ligatures w14:val="none"/>
+        </w:rPr>
+        <w:t>Figure 4.17</w:t>
+      </w:r>
+    </w:p>
+    <w:p>
+      <w:pPr>
+        <w:spacing w:before="180" w:after="180" w:line="240" w:lineRule="auto"/>
+        <w:rPr>
+          <w:rFonts w:ascii="Times New Roman" w:eastAsia="Cambria" w:hAnsi="Times New Roman" w:cs="Times New Roman"/>
+          <w:b/>
+          <w:bCs/>
+          <w:color w:val="000000" w:themeColor="text1"/>
+          <w:kern w:val="0"/>
+          <w14:ligatures w14:val="none"/>
+        </w:rPr>
+      </w:pPr>
+    </w:p>
+    <w:p>
+      <w:pPr>
+        <w:spacing w:before="180" w:after="180" w:line="240" w:lineRule="auto"/>
+        <w:rPr>
+          <w:rFonts w:ascii="Times New Roman" w:eastAsia="Cambria" w:hAnsi="Times New Roman" w:cs="Times New Roman"/>
+          <w:b/>
+          <w:bCs/>
+          <w:color w:val="000000" w:themeColor="text1"/>
+          <w:kern w:val="0"/>
+          <w14:ligatures w14:val="none"/>
+        </w:rPr>
+      </w:pPr>
+    </w:p>
+    <w:p>
+      <w:pPr>
+        <w:spacing w:before="180" w:after="180" w:line="240" w:lineRule="auto"/>
+        <w:rPr>
+          <w:rFonts w:ascii="Times New Roman" w:eastAsia="Cambria" w:hAnsi="Times New Roman" w:cs="Times New Roman"/>
+          <w:b/>
+          <w:bCs/>
+          <w:color w:val="000000" w:themeColor="text1"/>
+          <w:kern w:val="0"/>
+          <w14:ligatures w14:val="none"/>
+        </w:rPr>
+      </w:pPr>
+    </w:p>
+    <w:p>
+      <w:pPr>
+        <w:spacing w:before="180" w:after="180" w:line="240" w:lineRule="auto"/>
+        <w:rPr>
+          <w:rFonts w:ascii="Times New Roman" w:eastAsia="Cambria" w:hAnsi="Times New Roman" w:cs="Times New Roman"/>
+          <w:b/>
+          <w:bCs/>
+          <w:color w:val="000000" w:themeColor="text1"/>
+          <w:kern w:val="0"/>
+          <w14:ligatures w14:val="none"/>
+        </w:rPr>
+      </w:pPr>
+    </w:p>
+    <w:p>
+      <w:pPr>
+        <w:spacing w:before="180" w:after="180" w:line="240" w:lineRule="auto"/>
+        <w:rPr>
+          <w:rFonts w:ascii="Times New Roman" w:eastAsia="Cambria" w:hAnsi="Times New Roman" w:cs="Times New Roman"/>
+          <w:b/>
+          <w:bCs/>
+          <w:color w:val="000000" w:themeColor="text1"/>
+          <w:kern w:val="0"/>
+          <w14:ligatures w14:val="none"/>
+        </w:rPr>
+      </w:pPr>
+    </w:p>
+    <w:p>
+      <w:pPr>
+        <w:spacing w:before="180" w:after="180" w:line="240" w:lineRule="auto"/>
+        <w:rPr>
+          <w:rFonts w:ascii="Times New Roman" w:eastAsia="Cambria" w:hAnsi="Times New Roman" w:cs="Times New Roman"/>
+          <w:b/>
+          <w:bCs/>
+          <w:color w:val="000000" w:themeColor="text1"/>
+          <w:kern w:val="0"/>
+          <w14:ligatures w14:val="none"/>
+        </w:rPr>
+      </w:pPr>
+    </w:p>
+    <w:p>
+      <w:pPr>
+        <w:spacing w:before="180" w:after="180" w:line="240" w:lineRule="auto"/>
+        <w:rPr>
+          <w:rFonts w:ascii="Times New Roman" w:eastAsia="Cambria" w:hAnsi="Times New Roman" w:cs="Times New Roman"/>
+          <w:color w:val="000000" w:themeColor="text1"/>
+          <w:kern w:val="0"/>
+          <w14:ligatures w14:val="none"/>
+        </w:rPr>
+      </w:pPr>
+      <w:r>
+        <w:rPr>
+          <w:rFonts w:ascii="Times New Roman" w:eastAsia="Cambria" w:hAnsi="Times New Roman" w:cs="Times New Roman"/>
+          <w:b/>
+          <w:bCs/>
+          <w:color w:val="000000" w:themeColor="text1"/>
+          <w:kern w:val="0"/>
+          <w14:ligatures w14:val="none"/>
+        </w:rPr>
+        <w:lastRenderedPageBreak/>
+        <w:t>Figure 4.18: ARIMAX(1,1,3) residual diagnostics, LPG price</w:t>
+      </w:r>
+    </w:p>
+    <w:p>
+      <w:pPr>
+        <w:keepNext/>
+        <w:spacing w:after="200" w:line="240" w:lineRule="auto"/>
+        <w:rPr>
+          <w:rFonts w:ascii="Times New Roman" w:eastAsia="Cambria" w:hAnsi="Times New Roman" w:cs="Times New Roman"/>
+          <w:color w:val="000000" w:themeColor="text1"/>
+          <w:kern w:val="0"/>
+          <w14:ligatures w14:val="none"/>
+        </w:rPr>
+      </w:pPr>
+      <w:r>
+        <w:rPr>
+          <w:rFonts w:ascii="Times New Roman" w:eastAsia="Cambria" w:hAnsi="Times New Roman" w:cs="Times New Roman"/>
+          <w:noProof/>
+          <w:color w:val="000000" w:themeColor="text1"/>
+          <w:kern w:val="0"/>
+          <w14:ligatures w14:val="none"/>
+        </w:rPr>
+        <w:drawing>
+          <wp:inline distT="0" distB="0" distL="0" distR="0" wp14:anchorId="321ED41F" wp14:editId="63BC7F47">
+            <wp:extent cx="5334000" cy="3535064"/>
+            <wp:effectExtent l="0" t="0" r="0" b="0"/>
+            <wp:docPr id="77" name="Picture" descr="Figure 4.18"/>
+            <wp:cNvGraphicFramePr/>
+            <a:graphic xmlns:a="http://schemas.openxmlformats.org/drawingml/2006/main">
+              <a:graphicData uri="http://schemas.openxmlformats.org/drawingml/2006/picture">
+                <pic:pic xmlns:pic="http://schemas.openxmlformats.org/drawingml/2006/picture">
+                  <pic:nvPicPr>
+                    <pic:cNvPr id="78" name="Picture" descr="figures/fig_arimax_lpg_resid.png"/>
+                    <pic:cNvPicPr>
+                      <a:picLocks noChangeAspect="1" noChangeArrowheads="1"/>
+                    </pic:cNvPicPr>
+                  </pic:nvPicPr>
+                  <pic:blipFill>
+                    <a:blip r:embed="rId34"/>
+                    <a:stretch>
+                      <a:fillRect/>
+                    </a:stretch>
+                  </pic:blipFill>
+                  <pic:spPr bwMode="auto">
+                    <a:xfrm>
+                      <a:off x="0" y="0"/>
+                      <a:ext cx="5334000" cy="3535064"/>
+                    </a:xfrm>
+                    <a:prstGeom prst="rect">
+                      <a:avLst/>
+                    </a:prstGeom>
+                    <a:noFill/>
+                    <a:ln w="9525">
+                      <a:noFill/>
+                      <a:headEnd/>
+                      <a:tailEnd/>
+                    </a:ln>
+                  </pic:spPr>
+                </pic:pic>
+              </a:graphicData>
+            </a:graphic>
+          </wp:inline>
+        </w:drawing>
+      </w:r>
+    </w:p>
+    <w:p>
+      <w:pPr>
+        <w:spacing w:after="120" w:line="240" w:lineRule="auto"/>
+        <w:rPr>
+          <w:rFonts w:ascii="Times New Roman" w:eastAsia="Cambria" w:hAnsi="Times New Roman" w:cs="Times New Roman"/>
+          <w:i/>
+          <w:color w:val="000000" w:themeColor="text1"/>
+          <w:kern w:val="0"/>
+          <w14:ligatures w14:val="none"/>
+        </w:rPr>
+      </w:pPr>
+      <w:r>
+        <w:rPr>
+          <w:rFonts w:ascii="Times New Roman" w:eastAsia="Cambria" w:hAnsi="Times New Roman" w:cs="Times New Roman"/>
+          <w:i/>
+          <w:color w:val="000000" w:themeColor="text1"/>
+          <w:kern w:val="0"/>
+          <w14:ligatures w14:val="none"/>
+        </w:rPr>
         <w:t>Figure 4.18</w:t>
       </w:r>
     </w:p>
@@ -13158,27 +12612,7 @@
           <w:kern w:val="0"/>
           <w14:ligatures w14:val="none"/>
         </w:rPr>
-        <w:t xml:space="preserve">LPG’s ARIMAX correlogram still shows a lag-5 spike of similar visual magnitude to the ARIMA case (Figure 4.12), despite the joint Ljung-Box test passing comfortably (p = 0.473 versus 0.034). This is not a contradiction: Ljung-Box at lag 10 is a joint test summed across all ten lags, so a single borderline lag does not necessarily drive the overall statistic below significance, particularly once the additional regressors and MA terms absorb some of the surrounding structure. The practical reading is that ARIMAX meaningfully improves LPG’s joint autocorrelation profile and forecast accuracy, but a residual, lag-5-specific structure is still visually present and worth acknowledging rather than treating the </w:t>
-      </w:r>
-      <w:proofErr w:type="spellStart"/>
-      <w:r>
-        <w:rPr>
-          <w:rFonts w:ascii="Times New Roman" w:eastAsia="Cambria" w:hAnsi="Times New Roman" w:cs="Times New Roman"/>
-          <w:color w:val="000000" w:themeColor="text1"/>
-          <w:kern w:val="0"/>
-          <w14:ligatures w14:val="none"/>
-        </w:rPr>
-        <w:t>passed</w:t>
-      </w:r>
-      <w:proofErr w:type="spellEnd"/>
-      <w:r>
-        <w:rPr>
-          <w:rFonts w:ascii="Times New Roman" w:eastAsia="Cambria" w:hAnsi="Times New Roman" w:cs="Times New Roman"/>
-          <w:color w:val="000000" w:themeColor="text1"/>
-          <w:kern w:val="0"/>
-          <w14:ligatures w14:val="none"/>
-        </w:rPr>
-        <w:t xml:space="preserve"> Ljung-Box test as a complete resolution.</w:t>
+        <w:t>LPG’s ARIMAX correlogram still shows a lag-5 spike of similar visual magnitude to the ARIMA case (Figure 4.12), despite the joint Ljung-Box test passing comfortably (p = 0.473 versus 0.034). This is not a contradiction: Ljung-Box at lag 10 is a joint test summed across all ten lags, so a single borderline lag does not necessarily drive the overall statistic below significance, particularly once the additional regressors and MA terms absorb some of the surrounding structure. The practical reading is that ARIMAX meaningfully improves LPG’s joint autocorrelation profile and forecast accuracy, but a residual, lag-5-specific structure is still visually present and worth acknowledging rather than treating the passed Ljung-Box test as a complete resolution.</w:t>
       </w:r>
     </w:p>
     <w:p>
@@ -13198,8 +12632,8 @@
           <w14:ligatures w14:val="none"/>
         </w:rPr>
       </w:pPr>
-      <w:bookmarkStart w:id="7" w:name="rolling-origin-forecast-evaluation"/>
-      <w:bookmarkEnd w:id="6"/>
+      <w:bookmarkStart w:id="9" w:name="rolling-origin-forecast-evaluation"/>
+      <w:bookmarkEnd w:id="8"/>
       <w:r>
         <w:rPr>
           <w:rFonts w:ascii="Times New Roman" w:eastAsia="Times New Roman" w:hAnsi="Times New Roman" w:cs="Times New Roman"/>
@@ -13231,27 +12665,7 @@
           <w:kern w:val="0"/>
           <w14:ligatures w14:val="none"/>
         </w:rPr>
-        <w:t xml:space="preserve">To assess forecast accuracy more robustly than a single six-month holdout allows, a rolling-origin evaluation was conducted. Starting from an initial training window of 96 months, ARIMA, ARIMAX, and VAR orders were identified once from this initial window and then re-fitted (using the fixed order) at each of 31 successive forecast origins, producing forecasts at horizons of one to six months from each origin. This design follows standard rolling-origin evaluation practice (Hyndman &amp; Athanasopoulos, 2018) while keeping model orders fixed across origins for computational tractability — a simplification made explicit here rather than left implicit. The orders identified from this shorter 96-month window (ARIMA: diesel (2,1,2), petrol (0,1,3), LPG (3,1,3); ARIMAX: diesel (1,1,2), petrol (0,1,3), LPG (3,1,1); VAR lag 5) differ from those used in the main six-month holdout analysis above (Sections 4.3–4.4, 4.6), which were identified from the larger 126-month training window. This is an expected consequence of order selection depending on the sample </w:t>
-      </w:r>
-      <w:proofErr w:type="gramStart"/>
-      <w:r>
-        <w:rPr>
-          <w:rFonts w:ascii="Times New Roman" w:eastAsia="Cambria" w:hAnsi="Times New Roman" w:cs="Times New Roman"/>
-          <w:color w:val="000000" w:themeColor="text1"/>
-          <w:kern w:val="0"/>
-          <w14:ligatures w14:val="none"/>
-        </w:rPr>
-        <w:t>used, and</w:t>
-      </w:r>
-      <w:proofErr w:type="gramEnd"/>
-      <w:r>
-        <w:rPr>
-          <w:rFonts w:ascii="Times New Roman" w:eastAsia="Cambria" w:hAnsi="Times New Roman" w:cs="Times New Roman"/>
-          <w:color w:val="000000" w:themeColor="text1"/>
-          <w:kern w:val="0"/>
-          <w14:ligatures w14:val="none"/>
-        </w:rPr>
-        <w:t xml:space="preserve"> is noted here for transparency rather than treated as an inconsistency.</w:t>
+        <w:t>To assess forecast accuracy more robustly than a single six-month holdout allows, a rolling-origin evaluation was conducted. Starting from an initial training window of 96 months, ARIMA, ARIMAX, and VAR orders were identified once from this initial window and then re-fitted (using the fixed order) at each of 31 successive forecast origins, producing forecasts at horizons of one to six months from each origin. This design follows standard rolling-origin evaluation practice (Hyndman &amp; Athanasopoulos, 2018) while keeping model orders fixed across origins for computational tractability — a simplification made explicit here rather than left implicit. The orders identified from this shorter 96-month window (ARIMA: diesel (2,1,2), petrol (0,1,3), LPG (3,1,3); ARIMAX: diesel (1,1,2), petrol (0,1,3), LPG (3,1,1); VAR lag 5) differ from those used in the main six-month holdout analysis above (Sections 4.3–4.4, 4.6), which were identified from the larger 126-month training window. This is an expected consequence of order selection depending on the sample used, and is noted here for transparency rather than treated as an inconsistency.</w:t>
       </w:r>
     </w:p>
     <w:p>
@@ -13272,27 +12686,7 @@
           <w14:ligatures w14:val="none"/>
         </w:rPr>
         <w:lastRenderedPageBreak/>
-        <w:t xml:space="preserve">Errors were </w:t>
-      </w:r>
-      <w:proofErr w:type="spellStart"/>
-      <w:r>
-        <w:rPr>
-          <w:rFonts w:ascii="Times New Roman" w:eastAsia="Cambria" w:hAnsi="Times New Roman" w:cs="Times New Roman"/>
-          <w:color w:val="000000" w:themeColor="text1"/>
-          <w:kern w:val="0"/>
-          <w14:ligatures w14:val="none"/>
-        </w:rPr>
-        <w:t>summarised</w:t>
-      </w:r>
-      <w:proofErr w:type="spellEnd"/>
-      <w:r>
-        <w:rPr>
-          <w:rFonts w:ascii="Times New Roman" w:eastAsia="Cambria" w:hAnsi="Times New Roman" w:cs="Times New Roman"/>
-          <w:color w:val="000000" w:themeColor="text1"/>
-          <w:kern w:val="0"/>
-          <w14:ligatures w14:val="none"/>
-        </w:rPr>
-        <w:t xml:space="preserve"> using MAE, RMSE, and MAPE at each horizon, and Diebold-Mariano (Diebold &amp; Mariano, 1995) tests were used to assess whether differences in squared-error loss between model pairs were statistically distinguishable from sampling variation, using a HAC-adjusted variance with a bandwidth equal to (horizon − 1) lags, following the original Diebold-Mariano recommendation for h-step-ahead forecast errors.</w:t>
+        <w:t>Errors were summarised using MAE, RMSE, and MAPE at each horizon, and Diebold-Mariano (Diebold &amp; Mariano, 1995) tests were used to assess whether differences in squared-error loss between model pairs were statistically distinguishable from sampling variation, using a HAC-adjusted variance with a bandwidth equal to (horizon − 1) lags, following the original Diebold-Mariano recommendation for h-step-ahead forecast errors.</w:t>
       </w:r>
     </w:p>
     <w:p>
@@ -14688,7 +14082,7 @@
                     </pic:cNvPicPr>
                   </pic:nvPicPr>
                   <pic:blipFill>
-                    <a:blip r:embed="rId31"/>
+                    <a:blip r:embed="rId35"/>
                     <a:stretch>
                       <a:fillRect/>
                     </a:stretch>
@@ -16196,27 +15590,7 @@
           <w:kern w:val="0"/>
           <w14:ligatures w14:val="none"/>
         </w:rPr>
-        <w:t xml:space="preserve"> This means that, despite the numerical MAE differences visible in Table 4.6, the rolling-origin evidence does not support a statistically confident ranking of the three models for LPG at this horizon — the models are, in a formal statistical sense, indistinguishable for LPG here, unlike the clear ARIMA advantage established for diesel and petrol. This distinction matters directly for Objective 4: model superiority is not uniform across fuels, and LPG </w:t>
-      </w:r>
-      <w:proofErr w:type="gramStart"/>
-      <w:r>
-        <w:rPr>
-          <w:rFonts w:ascii="Times New Roman" w:eastAsia="Cambria" w:hAnsi="Times New Roman" w:cs="Times New Roman"/>
-          <w:color w:val="000000" w:themeColor="text1"/>
-          <w:kern w:val="0"/>
-          <w14:ligatures w14:val="none"/>
-        </w:rPr>
-        <w:t>in particular does</w:t>
-      </w:r>
-      <w:proofErr w:type="gramEnd"/>
-      <w:r>
-        <w:rPr>
-          <w:rFonts w:ascii="Times New Roman" w:eastAsia="Cambria" w:hAnsi="Times New Roman" w:cs="Times New Roman"/>
-          <w:color w:val="000000" w:themeColor="text1"/>
-          <w:kern w:val="0"/>
-          <w14:ligatures w14:val="none"/>
-        </w:rPr>
-        <w:t xml:space="preserve"> not support a strong “ARIMA is best” claim the way diesel and petrol do. The full set of pairwise comparisons across all horizons and series is reported in Notebook 06.</w:t>
+        <w:t xml:space="preserve"> This means that, despite the numerical MAE differences visible in Table 4.6, the rolling-origin evidence does not support a statistically confident ranking of the three models for LPG at this horizon — the models are, in a formal statistical sense, indistinguishable for LPG here, unlike the clear ARIMA advantage established for diesel and petrol. This distinction matters directly for Objective 4: model superiority is not uniform across fuels, and LPG in particular does not support a strong “ARIMA is best” claim the way diesel and petrol do. The full set of pairwise comparisons across all horizons and series is reported in Notebook 06.</w:t>
       </w:r>
     </w:p>
     <w:p>
@@ -16236,47 +15610,7 @@
           <w:kern w:val="0"/>
           <w14:ligatures w14:val="none"/>
         </w:rPr>
-        <w:t xml:space="preserve">This result appears, at first glance, to contradict the six-month single-holdout finding in Section 4.4, where ARIMAX outperformed ARIMA. The two results are not actually in conflict: they answer different questions. The single holdout in Sections 4.3–4.4 reflects performance in one specific final period (January–June 2026); the rolling-origin evaluation </w:t>
-      </w:r>
-      <w:proofErr w:type="spellStart"/>
-      <w:r>
-        <w:rPr>
-          <w:rFonts w:ascii="Times New Roman" w:eastAsia="Cambria" w:hAnsi="Times New Roman" w:cs="Times New Roman"/>
-          <w:color w:val="000000" w:themeColor="text1"/>
-          <w:kern w:val="0"/>
-          <w14:ligatures w14:val="none"/>
-        </w:rPr>
-        <w:t>summarises</w:t>
-      </w:r>
-      <w:proofErr w:type="spellEnd"/>
-      <w:r>
-        <w:rPr>
-          <w:rFonts w:ascii="Times New Roman" w:eastAsia="Cambria" w:hAnsi="Times New Roman" w:cs="Times New Roman"/>
-          <w:color w:val="000000" w:themeColor="text1"/>
-          <w:kern w:val="0"/>
-          <w14:ligatures w14:val="none"/>
-        </w:rPr>
-        <w:t xml:space="preserve"> performance repeatedly, averaged across 31 different forecast origins spanning a much longer and more varied period. The rolling result indicates that ARIMAX’s advantage over ARIMA in the final six-month window is not consistently replicated across the full evaluation history, whereas the single-holdout result shows that, specifically for the most recent period, adding Brent and the exchange rate did help. Both findings are retained and reported together, as each </w:t>
-      </w:r>
-      <w:proofErr w:type="gramStart"/>
-      <w:r>
-        <w:rPr>
-          <w:rFonts w:ascii="Times New Roman" w:eastAsia="Cambria" w:hAnsi="Times New Roman" w:cs="Times New Roman"/>
-          <w:color w:val="000000" w:themeColor="text1"/>
-          <w:kern w:val="0"/>
-          <w14:ligatures w14:val="none"/>
-        </w:rPr>
-        <w:t>carries</w:t>
-      </w:r>
-      <w:proofErr w:type="gramEnd"/>
-      <w:r>
-        <w:rPr>
-          <w:rFonts w:ascii="Times New Roman" w:eastAsia="Cambria" w:hAnsi="Times New Roman" w:cs="Times New Roman"/>
-          <w:color w:val="000000" w:themeColor="text1"/>
-          <w:kern w:val="0"/>
-          <w14:ligatures w14:val="none"/>
-        </w:rPr>
-        <w:t xml:space="preserve"> different practical implications: the rolling result speaks to average historical reliability, while the holdout result speaks to recent, current-regime performance.</w:t>
+        <w:t>This result appears, at first glance, to contradict the six-month single-holdout finding in Section 4.4, where ARIMAX outperformed ARIMA. The two results are not actually in conflict: they answer different questions. The single holdout in Sections 4.3–4.4 reflects performance in one specific final period (January–June 2026); the rolling-origin evaluation summarises performance repeatedly, averaged across 31 different forecast origins spanning a much longer and more varied period. The rolling result indicates that ARIMAX’s advantage over ARIMA in the final six-month window is not consistently replicated across the full evaluation history, whereas the single-holdout result shows that, specifically for the most recent period, adding Brent and the exchange rate did help. Both findings are retained and reported together, as each carries different practical implications: the rolling result speaks to average historical reliability, while the holdout result speaks to recent, current-regime performance.</w:t>
       </w:r>
     </w:p>
     <w:p>
@@ -16296,8 +15630,8 @@
           <w14:ligatures w14:val="none"/>
         </w:rPr>
       </w:pPr>
-      <w:bookmarkStart w:id="8" w:name="var-model-results"/>
-      <w:bookmarkEnd w:id="7"/>
+      <w:bookmarkStart w:id="10" w:name="var-model-results"/>
+      <w:bookmarkEnd w:id="9"/>
       <w:r>
         <w:rPr>
           <w:rFonts w:ascii="Times New Roman" w:eastAsia="Times New Roman" w:hAnsi="Times New Roman" w:cs="Times New Roman"/>
@@ -16329,27 +15663,7 @@
           <w:kern w:val="0"/>
           <w14:ligatures w14:val="none"/>
         </w:rPr>
-        <w:t xml:space="preserve">The VAR model treats the three fuel prices, Brent crude, the exchange rate, and CPI as a single interdependent six-variable system. Because CPI remains non-stationary after first </w:t>
-      </w:r>
-      <w:proofErr w:type="gramStart"/>
-      <w:r>
-        <w:rPr>
-          <w:rFonts w:ascii="Times New Roman" w:eastAsia="Cambria" w:hAnsi="Times New Roman" w:cs="Times New Roman"/>
-          <w:color w:val="000000" w:themeColor="text1"/>
-          <w:kern w:val="0"/>
-          <w14:ligatures w14:val="none"/>
-        </w:rPr>
-        <w:t>differencing</w:t>
-      </w:r>
-      <w:proofErr w:type="gramEnd"/>
-      <w:r>
-        <w:rPr>
-          <w:rFonts w:ascii="Times New Roman" w:eastAsia="Cambria" w:hAnsi="Times New Roman" w:cs="Times New Roman"/>
-          <w:color w:val="000000" w:themeColor="text1"/>
-          <w:kern w:val="0"/>
-          <w14:ligatures w14:val="none"/>
-        </w:rPr>
-        <w:t xml:space="preserve"> (Section 4.2), the complete system was estimated in second differences, and forecasts were integrated twice to return to the original price levels. Candidate lag lengths from one to six months were evaluated, restricted to lags producing a stable VAR system, with the lowest-AIC stable candidate selected.</w:t>
+        <w:t>The VAR model treats the three fuel prices, Brent crude, the exchange rate, and CPI as a single interdependent six-variable system. Because CPI remains non-stationary after first differencing (Section 4.2), the complete system was estimated in second differences, and forecasts were integrated twice to return to the original price levels. Candidate lag lengths from one to six months were evaluated, restricted to lags producing a stable VAR system, with the lowest-AIC stable candidate selected.</w:t>
       </w:r>
     </w:p>
     <w:p>
@@ -16657,67 +15971,7 @@
           <w:kern w:val="0"/>
           <w14:ligatures w14:val="none"/>
         </w:rPr>
-        <w:t xml:space="preserve">AIC and BIC disagree: AIC </w:t>
-      </w:r>
-      <w:proofErr w:type="spellStart"/>
-      <w:r>
-        <w:rPr>
-          <w:rFonts w:ascii="Times New Roman" w:eastAsia="Cambria" w:hAnsi="Times New Roman" w:cs="Times New Roman"/>
-          <w:color w:val="000000" w:themeColor="text1"/>
-          <w:kern w:val="0"/>
-          <w14:ligatures w14:val="none"/>
-        </w:rPr>
-        <w:t>favours</w:t>
-      </w:r>
-      <w:proofErr w:type="spellEnd"/>
-      <w:r>
-        <w:rPr>
-          <w:rFonts w:ascii="Times New Roman" w:eastAsia="Cambria" w:hAnsi="Times New Roman" w:cs="Times New Roman"/>
-          <w:color w:val="000000" w:themeColor="text1"/>
-          <w:kern w:val="0"/>
-          <w14:ligatures w14:val="none"/>
-        </w:rPr>
-        <w:t xml:space="preserve"> the higher-order lag-6 specification, while BIC, which </w:t>
-      </w:r>
-      <w:proofErr w:type="spellStart"/>
-      <w:r>
-        <w:rPr>
-          <w:rFonts w:ascii="Times New Roman" w:eastAsia="Cambria" w:hAnsi="Times New Roman" w:cs="Times New Roman"/>
-          <w:color w:val="000000" w:themeColor="text1"/>
-          <w:kern w:val="0"/>
-          <w14:ligatures w14:val="none"/>
-        </w:rPr>
-        <w:t>penalises</w:t>
-      </w:r>
-      <w:proofErr w:type="spellEnd"/>
-      <w:r>
-        <w:rPr>
-          <w:rFonts w:ascii="Times New Roman" w:eastAsia="Cambria" w:hAnsi="Times New Roman" w:cs="Times New Roman"/>
-          <w:color w:val="000000" w:themeColor="text1"/>
-          <w:kern w:val="0"/>
-          <w14:ligatures w14:val="none"/>
-        </w:rPr>
-        <w:t xml:space="preserve"> additional parameters more heavily, </w:t>
-      </w:r>
-      <w:proofErr w:type="spellStart"/>
-      <w:r>
-        <w:rPr>
-          <w:rFonts w:ascii="Times New Roman" w:eastAsia="Cambria" w:hAnsi="Times New Roman" w:cs="Times New Roman"/>
-          <w:color w:val="000000" w:themeColor="text1"/>
-          <w:kern w:val="0"/>
-          <w14:ligatures w14:val="none"/>
-        </w:rPr>
-        <w:t>favours</w:t>
-      </w:r>
-      <w:proofErr w:type="spellEnd"/>
-      <w:r>
-        <w:rPr>
-          <w:rFonts w:ascii="Times New Roman" w:eastAsia="Cambria" w:hAnsi="Times New Roman" w:cs="Times New Roman"/>
-          <w:color w:val="000000" w:themeColor="text1"/>
-          <w:kern w:val="0"/>
-          <w14:ligatures w14:val="none"/>
-        </w:rPr>
-        <w:t xml:space="preserve"> the more parsimonious lag 2. Given the modest effective sample size (approximately 118–122 usable observations for a six-variable system after second differencing), this disagreement raises a legitimate concern about overparameterization at lag 6, where each of the six equations estimates 37 parameters (an observations-to-parameters ratio of roughly 3.2), compared with 13 parameters per equation at lag 2 (a ratio of roughly 9.4).</w:t>
+        <w:t>AIC and BIC disagree: AIC favours the higher-order lag-6 specification, while BIC, which penalises additional parameters more heavily, favours the more parsimonious lag 2. Given the modest effective sample size (approximately 118–122 usable observations for a six-variable system after second differencing), this disagreement raises a legitimate concern about overparameterization at lag 6, where each of the six equations estimates 37 parameters (an observations-to-parameters ratio of roughly 3.2), compared with 13 parameters per equation at lag 2 (a ratio of roughly 9.4).</w:t>
       </w:r>
     </w:p>
     <w:p>
@@ -17368,27 +16622,7 @@
           <w:kern w:val="0"/>
           <w14:ligatures w14:val="none"/>
         </w:rPr>
-        <w:t xml:space="preserve">Contrary to the initial overparameterization concern, reducing the lag order to 2 did not improve residual </w:t>
-      </w:r>
-      <w:proofErr w:type="spellStart"/>
-      <w:r>
-        <w:rPr>
-          <w:rFonts w:ascii="Times New Roman" w:eastAsia="Cambria" w:hAnsi="Times New Roman" w:cs="Times New Roman"/>
-          <w:color w:val="000000" w:themeColor="text1"/>
-          <w:kern w:val="0"/>
-          <w14:ligatures w14:val="none"/>
-        </w:rPr>
-        <w:t>behaviour</w:t>
-      </w:r>
-      <w:proofErr w:type="spellEnd"/>
-      <w:r>
-        <w:rPr>
-          <w:rFonts w:ascii="Times New Roman" w:eastAsia="Cambria" w:hAnsi="Times New Roman" w:cs="Times New Roman"/>
-          <w:color w:val="000000" w:themeColor="text1"/>
-          <w:kern w:val="0"/>
-          <w14:ligatures w14:val="none"/>
-        </w:rPr>
-        <w:t xml:space="preserve"> — normality was in fact substantially </w:t>
+        <w:t xml:space="preserve">Contrary to the initial overparameterization concern, reducing the lag order to 2 did not improve residual behaviour — normality was in fact substantially </w:t>
       </w:r>
       <w:r>
         <w:rPr>
@@ -17408,67 +16642,7 @@
           <w:kern w:val="0"/>
           <w14:ligatures w14:val="none"/>
         </w:rPr>
-        <w:t xml:space="preserve"> strongly rejected at lag 2 (statistic 861 versus </w:t>
-      </w:r>
-      <w:proofErr w:type="gramStart"/>
-      <w:r>
-        <w:rPr>
-          <w:rFonts w:ascii="Times New Roman" w:eastAsia="Cambria" w:hAnsi="Times New Roman" w:cs="Times New Roman"/>
-          <w:color w:val="000000" w:themeColor="text1"/>
-          <w:kern w:val="0"/>
-          <w14:ligatures w14:val="none"/>
-        </w:rPr>
-        <w:t>251) —</w:t>
-      </w:r>
-      <w:proofErr w:type="gramEnd"/>
-      <w:r>
-        <w:rPr>
-          <w:rFonts w:ascii="Times New Roman" w:eastAsia="Cambria" w:hAnsi="Times New Roman" w:cs="Times New Roman"/>
-          <w:color w:val="000000" w:themeColor="text1"/>
-          <w:kern w:val="0"/>
-          <w14:ligatures w14:val="none"/>
-        </w:rPr>
-        <w:t xml:space="preserve"> and produced materially weaker six-month forecast accuracy for petrol and LPG. This pattern suggests that the residual non-normality present in the VAR system at both lag lengths is driven primarily by the 2021–2022 structural shock identified via the </w:t>
-      </w:r>
-      <w:proofErr w:type="spellStart"/>
-      <w:r>
-        <w:rPr>
-          <w:rFonts w:ascii="Times New Roman" w:eastAsia="Cambria" w:hAnsi="Times New Roman" w:cs="Times New Roman"/>
-          <w:color w:val="000000" w:themeColor="text1"/>
-          <w:kern w:val="0"/>
-          <w14:ligatures w14:val="none"/>
-        </w:rPr>
-        <w:t>Zivot</w:t>
-      </w:r>
-      <w:proofErr w:type="spellEnd"/>
-      <w:r>
-        <w:rPr>
-          <w:rFonts w:ascii="Times New Roman" w:eastAsia="Cambria" w:hAnsi="Times New Roman" w:cs="Times New Roman"/>
-          <w:color w:val="000000" w:themeColor="text1"/>
-          <w:kern w:val="0"/>
-          <w14:ligatures w14:val="none"/>
-        </w:rPr>
-        <w:t>-</w:t>
-      </w:r>
-      <w:proofErr w:type="gramStart"/>
-      <w:r>
-        <w:rPr>
-          <w:rFonts w:ascii="Times New Roman" w:eastAsia="Cambria" w:hAnsi="Times New Roman" w:cs="Times New Roman"/>
-          <w:color w:val="000000" w:themeColor="text1"/>
-          <w:kern w:val="0"/>
-          <w14:ligatures w14:val="none"/>
-        </w:rPr>
-        <w:t>Andrews</w:t>
-      </w:r>
-      <w:proofErr w:type="gramEnd"/>
-      <w:r>
-        <w:rPr>
-          <w:rFonts w:ascii="Times New Roman" w:eastAsia="Cambria" w:hAnsi="Times New Roman" w:cs="Times New Roman"/>
-          <w:color w:val="000000" w:themeColor="text1"/>
-          <w:kern w:val="0"/>
-          <w14:ligatures w14:val="none"/>
-        </w:rPr>
-        <w:t xml:space="preserve"> test (Section 4.2), which a lower-order VAR captures even less completely than a higher-order one, rather than being a symptom of lag-6 overparameterization. On the combined weight of AIC-optimality, superior forecast accuracy, and the finding that parsimony does not resolve the residual issue, lag 6 is retained as the final VAR specification.</w:t>
+        <w:t xml:space="preserve"> strongly rejected at lag 2 (statistic 861 versus 251) — and produced materially weaker six-month forecast accuracy for petrol and LPG. This pattern suggests that the residual non-normality present in the VAR system at both lag lengths is driven primarily by the 2021–2022 structural shock identified via the Zivot-Andrews test (Section 4.2), which a lower-order VAR captures even less completely than a higher-order one, rather than being a symptom of lag-6 overparameterization. On the combined weight of AIC-optimality, superior forecast accuracy, and the finding that parsimony does not resolve the residual issue, lag 6 is retained as the final VAR specification.</w:t>
       </w:r>
     </w:p>
     <w:p>
@@ -17490,31 +16664,7 @@
           <w:kern w:val="0"/>
           <w14:ligatures w14:val="none"/>
         </w:rPr>
-        <w:t>Figure 4.20: VAR (</w:t>
-      </w:r>
-      <w:proofErr w:type="gramStart"/>
-      <w:r>
-        <w:rPr>
-          <w:rFonts w:ascii="Times New Roman" w:eastAsia="Cambria" w:hAnsi="Times New Roman" w:cs="Times New Roman"/>
-          <w:b/>
-          <w:bCs/>
-          <w:color w:val="000000" w:themeColor="text1"/>
-          <w:kern w:val="0"/>
-          <w14:ligatures w14:val="none"/>
-        </w:rPr>
-        <w:t>second-difference</w:t>
-      </w:r>
-      <w:proofErr w:type="gramEnd"/>
-      <w:r>
-        <w:rPr>
-          <w:rFonts w:ascii="Times New Roman" w:eastAsia="Cambria" w:hAnsi="Times New Roman" w:cs="Times New Roman"/>
-          <w:b/>
-          <w:bCs/>
-          <w:color w:val="000000" w:themeColor="text1"/>
-          <w:kern w:val="0"/>
-          <w14:ligatures w14:val="none"/>
-        </w:rPr>
-        <w:t>, lag 6) forecast against observed values, diesel price (six-month holdout)</w:t>
+        <w:t>Figure 4.20: VAR (second-difference, lag 6) forecast against observed values, diesel price (six-month holdout)</w:t>
       </w:r>
     </w:p>
     <w:p>
@@ -17547,520 +16697,6 @@
                 <pic:pic xmlns:pic="http://schemas.openxmlformats.org/drawingml/2006/picture">
                   <pic:nvPicPr>
                     <pic:cNvPr id="86" name="Picture" descr="figures/fig4_8_var_diesel_forecast.png"/>
-                    <pic:cNvPicPr>
-                      <a:picLocks noChangeAspect="1" noChangeArrowheads="1"/>
-                    </pic:cNvPicPr>
-                  </pic:nvPicPr>
-                  <pic:blipFill>
-                    <a:blip r:embed="rId32"/>
-                    <a:stretch>
-                      <a:fillRect/>
-                    </a:stretch>
-                  </pic:blipFill>
-                  <pic:spPr bwMode="auto">
-                    <a:xfrm>
-                      <a:off x="0" y="0"/>
-                      <a:ext cx="5334000" cy="1748117"/>
-                    </a:xfrm>
-                    <a:prstGeom prst="rect">
-                      <a:avLst/>
-                    </a:prstGeom>
-                    <a:noFill/>
-                    <a:ln w="9525">
-                      <a:noFill/>
-                      <a:headEnd/>
-                      <a:tailEnd/>
-                    </a:ln>
-                  </pic:spPr>
-                </pic:pic>
-              </a:graphicData>
-            </a:graphic>
-          </wp:inline>
-        </w:drawing>
-      </w:r>
-    </w:p>
-    <w:p>
-      <w:pPr>
-        <w:spacing w:after="120" w:line="240" w:lineRule="auto"/>
-        <w:rPr>
-          <w:rFonts w:ascii="Times New Roman" w:eastAsia="Cambria" w:hAnsi="Times New Roman" w:cs="Times New Roman"/>
-          <w:i/>
-          <w:color w:val="000000" w:themeColor="text1"/>
-          <w:kern w:val="0"/>
-          <w14:ligatures w14:val="none"/>
-        </w:rPr>
-      </w:pPr>
-      <w:r>
-        <w:rPr>
-          <w:rFonts w:ascii="Times New Roman" w:eastAsia="Cambria" w:hAnsi="Times New Roman" w:cs="Times New Roman"/>
-          <w:i/>
-          <w:color w:val="000000" w:themeColor="text1"/>
-          <w:kern w:val="0"/>
-          <w14:ligatures w14:val="none"/>
-        </w:rPr>
-        <w:t>Figure 4.20</w:t>
-      </w:r>
-    </w:p>
-    <w:p>
-      <w:pPr>
-        <w:spacing w:before="180" w:after="180" w:line="240" w:lineRule="auto"/>
-        <w:rPr>
-          <w:rFonts w:ascii="Times New Roman" w:eastAsia="Cambria" w:hAnsi="Times New Roman" w:cs="Times New Roman"/>
-          <w:color w:val="000000" w:themeColor="text1"/>
-          <w:kern w:val="0"/>
-          <w14:ligatures w14:val="none"/>
-        </w:rPr>
-      </w:pPr>
-      <w:r>
-        <w:rPr>
-          <w:rFonts w:ascii="Times New Roman" w:eastAsia="Cambria" w:hAnsi="Times New Roman" w:cs="Times New Roman"/>
-          <w:color w:val="000000" w:themeColor="text1"/>
-          <w:kern w:val="0"/>
-          <w14:ligatures w14:val="none"/>
-        </w:rPr>
-        <w:lastRenderedPageBreak/>
-        <w:t>Figure 4.20 shows the VAR forecast visibly diverging from the observed post-holdout rebound in diesel prices — the model’s forecast trends downward through the test period while actual prices rise, which is consistent with VAR’s larger MAE and RMSE relative to ARIMA and ARIMAX reported below.</w:t>
-      </w:r>
-    </w:p>
-    <w:p>
-      <w:pPr>
-        <w:spacing w:before="180" w:after="180" w:line="240" w:lineRule="auto"/>
-        <w:rPr>
-          <w:rFonts w:ascii="Times New Roman" w:eastAsia="Cambria" w:hAnsi="Times New Roman" w:cs="Times New Roman"/>
-          <w:color w:val="000000" w:themeColor="text1"/>
-          <w:kern w:val="0"/>
-          <w14:ligatures w14:val="none"/>
-        </w:rPr>
-      </w:pPr>
-      <w:r>
-        <w:rPr>
-          <w:rFonts w:ascii="Times New Roman" w:eastAsia="Cambria" w:hAnsi="Times New Roman" w:cs="Times New Roman"/>
-          <w:b/>
-          <w:bCs/>
-          <w:color w:val="000000" w:themeColor="text1"/>
-          <w:kern w:val="0"/>
-          <w14:ligatures w14:val="none"/>
-        </w:rPr>
-        <w:t xml:space="preserve">Figure 4.21: </w:t>
-      </w:r>
-      <w:proofErr w:type="gramStart"/>
-      <w:r>
-        <w:rPr>
-          <w:rFonts w:ascii="Times New Roman" w:eastAsia="Cambria" w:hAnsi="Times New Roman" w:cs="Times New Roman"/>
-          <w:b/>
-          <w:bCs/>
-          <w:color w:val="000000" w:themeColor="text1"/>
-          <w:kern w:val="0"/>
-          <w14:ligatures w14:val="none"/>
-        </w:rPr>
-        <w:t>VAR(</w:t>
-      </w:r>
-      <w:proofErr w:type="gramEnd"/>
-      <w:r>
-        <w:rPr>
-          <w:rFonts w:ascii="Times New Roman" w:eastAsia="Cambria" w:hAnsi="Times New Roman" w:cs="Times New Roman"/>
-          <w:b/>
-          <w:bCs/>
-          <w:color w:val="000000" w:themeColor="text1"/>
-          <w:kern w:val="0"/>
-          <w14:ligatures w14:val="none"/>
-        </w:rPr>
-        <w:t>6) equation residual diagnostics, diesel price</w:t>
-      </w:r>
-    </w:p>
-    <w:p>
-      <w:pPr>
-        <w:keepNext/>
-        <w:spacing w:after="200" w:line="240" w:lineRule="auto"/>
-        <w:rPr>
-          <w:rFonts w:ascii="Times New Roman" w:eastAsia="Cambria" w:hAnsi="Times New Roman" w:cs="Times New Roman"/>
-          <w:color w:val="000000" w:themeColor="text1"/>
-          <w:kern w:val="0"/>
-          <w14:ligatures w14:val="none"/>
-        </w:rPr>
-      </w:pPr>
-      <w:r>
-        <w:rPr>
-          <w:rFonts w:ascii="Times New Roman" w:eastAsia="Cambria" w:hAnsi="Times New Roman" w:cs="Times New Roman"/>
-          <w:noProof/>
-          <w:color w:val="000000" w:themeColor="text1"/>
-          <w:kern w:val="0"/>
-          <w14:ligatures w14:val="none"/>
-        </w:rPr>
-        <w:drawing>
-          <wp:inline distT="0" distB="0" distL="0" distR="0" wp14:anchorId="6C7517D8" wp14:editId="6320ADFB">
-            <wp:extent cx="5334000" cy="3556000"/>
-            <wp:effectExtent l="0" t="0" r="0" b="0"/>
-            <wp:docPr id="88" name="Picture" descr="Figure 4.21"/>
-            <wp:cNvGraphicFramePr/>
-            <a:graphic xmlns:a="http://schemas.openxmlformats.org/drawingml/2006/main">
-              <a:graphicData uri="http://schemas.openxmlformats.org/drawingml/2006/picture">
-                <pic:pic xmlns:pic="http://schemas.openxmlformats.org/drawingml/2006/picture">
-                  <pic:nvPicPr>
-                    <pic:cNvPr id="89" name="Picture" descr="figures/fig_var_diesel_resid.png"/>
-                    <pic:cNvPicPr>
-                      <a:picLocks noChangeAspect="1" noChangeArrowheads="1"/>
-                    </pic:cNvPicPr>
-                  </pic:nvPicPr>
-                  <pic:blipFill>
-                    <a:blip r:embed="rId33"/>
-                    <a:stretch>
-                      <a:fillRect/>
-                    </a:stretch>
-                  </pic:blipFill>
-                  <pic:spPr bwMode="auto">
-                    <a:xfrm>
-                      <a:off x="0" y="0"/>
-                      <a:ext cx="5334000" cy="3556000"/>
-                    </a:xfrm>
-                    <a:prstGeom prst="rect">
-                      <a:avLst/>
-                    </a:prstGeom>
-                    <a:noFill/>
-                    <a:ln w="9525">
-                      <a:noFill/>
-                      <a:headEnd/>
-                      <a:tailEnd/>
-                    </a:ln>
-                  </pic:spPr>
-                </pic:pic>
-              </a:graphicData>
-            </a:graphic>
-          </wp:inline>
-        </w:drawing>
-      </w:r>
-    </w:p>
-    <w:p>
-      <w:pPr>
-        <w:spacing w:after="120" w:line="240" w:lineRule="auto"/>
-        <w:rPr>
-          <w:rFonts w:ascii="Times New Roman" w:eastAsia="Cambria" w:hAnsi="Times New Roman" w:cs="Times New Roman"/>
-          <w:i/>
-          <w:color w:val="000000" w:themeColor="text1"/>
-          <w:kern w:val="0"/>
-          <w14:ligatures w14:val="none"/>
-        </w:rPr>
-      </w:pPr>
-      <w:r>
-        <w:rPr>
-          <w:rFonts w:ascii="Times New Roman" w:eastAsia="Cambria" w:hAnsi="Times New Roman" w:cs="Times New Roman"/>
-          <w:i/>
-          <w:color w:val="000000" w:themeColor="text1"/>
-          <w:kern w:val="0"/>
-          <w14:ligatures w14:val="none"/>
-        </w:rPr>
-        <w:t>Figure 4.21</w:t>
-      </w:r>
-    </w:p>
-    <w:p>
-      <w:pPr>
-        <w:spacing w:before="180" w:after="180" w:line="240" w:lineRule="auto"/>
-        <w:rPr>
-          <w:rFonts w:ascii="Times New Roman" w:eastAsia="Cambria" w:hAnsi="Times New Roman" w:cs="Times New Roman"/>
-          <w:color w:val="000000" w:themeColor="text1"/>
-          <w:kern w:val="0"/>
-          <w14:ligatures w14:val="none"/>
-        </w:rPr>
-      </w:pPr>
-      <w:r>
-        <w:rPr>
-          <w:rFonts w:ascii="Times New Roman" w:eastAsia="Cambria" w:hAnsi="Times New Roman" w:cs="Times New Roman"/>
-          <w:color w:val="000000" w:themeColor="text1"/>
-          <w:kern w:val="0"/>
-          <w14:ligatures w14:val="none"/>
-        </w:rPr>
-        <w:t>Because the VAR notebook reports only joint, system-wide whiteness and normality tests (below), per-equation residual diagnostics were generated separately here for direct comparability with the ARIMA and ARIMAX diagnostics above. Diesel’s VAR-equation residuals show the now-familiar late-2022 outlier (standardized residual approaching 5), with a correspondingly heavy-tailed departure in the Q-Q plot, though somewhat less extreme in magnitude than the univariate ARIMA/ARIMAX diesel residuals.</w:t>
-      </w:r>
-    </w:p>
-    <w:p>
-      <w:pPr>
-        <w:spacing w:before="180" w:after="180" w:line="240" w:lineRule="auto"/>
-        <w:rPr>
-          <w:rFonts w:ascii="Times New Roman" w:eastAsia="Cambria" w:hAnsi="Times New Roman" w:cs="Times New Roman"/>
-          <w:color w:val="000000" w:themeColor="text1"/>
-          <w:kern w:val="0"/>
-          <w14:ligatures w14:val="none"/>
-        </w:rPr>
-      </w:pPr>
-      <w:r>
-        <w:rPr>
-          <w:rFonts w:ascii="Times New Roman" w:eastAsia="Cambria" w:hAnsi="Times New Roman" w:cs="Times New Roman"/>
-          <w:b/>
-          <w:bCs/>
-          <w:color w:val="000000" w:themeColor="text1"/>
-          <w:kern w:val="0"/>
-          <w14:ligatures w14:val="none"/>
-        </w:rPr>
-        <w:t>Figure 4.22: VAR forecast against observed values, petrol price (six-month holdout)</w:t>
-      </w:r>
-    </w:p>
-    <w:p>
-      <w:pPr>
-        <w:keepNext/>
-        <w:spacing w:after="200" w:line="240" w:lineRule="auto"/>
-        <w:rPr>
-          <w:rFonts w:ascii="Times New Roman" w:eastAsia="Cambria" w:hAnsi="Times New Roman" w:cs="Times New Roman"/>
-          <w:color w:val="000000" w:themeColor="text1"/>
-          <w:kern w:val="0"/>
-          <w14:ligatures w14:val="none"/>
-        </w:rPr>
-      </w:pPr>
-      <w:r>
-        <w:rPr>
-          <w:rFonts w:ascii="Times New Roman" w:eastAsia="Cambria" w:hAnsi="Times New Roman" w:cs="Times New Roman"/>
-          <w:noProof/>
-          <w:color w:val="000000" w:themeColor="text1"/>
-          <w:kern w:val="0"/>
-          <w14:ligatures w14:val="none"/>
-        </w:rPr>
-        <w:drawing>
-          <wp:inline distT="0" distB="0" distL="0" distR="0" wp14:anchorId="77BF6167" wp14:editId="0408A9DA">
-            <wp:extent cx="5334000" cy="1749587"/>
-            <wp:effectExtent l="0" t="0" r="0" b="0"/>
-            <wp:docPr id="91" name="Picture" descr="Figure 4.22"/>
-            <wp:cNvGraphicFramePr/>
-            <a:graphic xmlns:a="http://schemas.openxmlformats.org/drawingml/2006/main">
-              <a:graphicData uri="http://schemas.openxmlformats.org/drawingml/2006/picture">
-                <pic:pic xmlns:pic="http://schemas.openxmlformats.org/drawingml/2006/picture">
-                  <pic:nvPicPr>
-                    <pic:cNvPr id="92" name="Picture" descr="figures/fig_var_petrol_forecast.png"/>
-                    <pic:cNvPicPr>
-                      <a:picLocks noChangeAspect="1" noChangeArrowheads="1"/>
-                    </pic:cNvPicPr>
-                  </pic:nvPicPr>
-                  <pic:blipFill>
-                    <a:blip r:embed="rId34"/>
-                    <a:stretch>
-                      <a:fillRect/>
-                    </a:stretch>
-                  </pic:blipFill>
-                  <pic:spPr bwMode="auto">
-                    <a:xfrm>
-                      <a:off x="0" y="0"/>
-                      <a:ext cx="5334000" cy="1749587"/>
-                    </a:xfrm>
-                    <a:prstGeom prst="rect">
-                      <a:avLst/>
-                    </a:prstGeom>
-                    <a:noFill/>
-                    <a:ln w="9525">
-                      <a:noFill/>
-                      <a:headEnd/>
-                      <a:tailEnd/>
-                    </a:ln>
-                  </pic:spPr>
-                </pic:pic>
-              </a:graphicData>
-            </a:graphic>
-          </wp:inline>
-        </w:drawing>
-      </w:r>
-    </w:p>
-    <w:p>
-      <w:pPr>
-        <w:spacing w:after="120" w:line="240" w:lineRule="auto"/>
-        <w:rPr>
-          <w:rFonts w:ascii="Times New Roman" w:eastAsia="Cambria" w:hAnsi="Times New Roman" w:cs="Times New Roman"/>
-          <w:i/>
-          <w:color w:val="000000" w:themeColor="text1"/>
-          <w:kern w:val="0"/>
-          <w14:ligatures w14:val="none"/>
-        </w:rPr>
-      </w:pPr>
-      <w:r>
-        <w:rPr>
-          <w:rFonts w:ascii="Times New Roman" w:eastAsia="Cambria" w:hAnsi="Times New Roman" w:cs="Times New Roman"/>
-          <w:i/>
-          <w:color w:val="000000" w:themeColor="text1"/>
-          <w:kern w:val="0"/>
-          <w14:ligatures w14:val="none"/>
-        </w:rPr>
-        <w:t>Figure 4.22</w:t>
-      </w:r>
-    </w:p>
-    <w:p>
-      <w:pPr>
-        <w:spacing w:before="180" w:after="180" w:line="240" w:lineRule="auto"/>
-        <w:rPr>
-          <w:rFonts w:ascii="Times New Roman" w:eastAsia="Cambria" w:hAnsi="Times New Roman" w:cs="Times New Roman"/>
-          <w:color w:val="000000" w:themeColor="text1"/>
-          <w:kern w:val="0"/>
-          <w14:ligatures w14:val="none"/>
-        </w:rPr>
-      </w:pPr>
-      <w:r>
-        <w:rPr>
-          <w:rFonts w:ascii="Times New Roman" w:eastAsia="Cambria" w:hAnsi="Times New Roman" w:cs="Times New Roman"/>
-          <w:b/>
-          <w:bCs/>
-          <w:color w:val="000000" w:themeColor="text1"/>
-          <w:kern w:val="0"/>
-          <w14:ligatures w14:val="none"/>
-        </w:rPr>
-        <w:lastRenderedPageBreak/>
-        <w:t xml:space="preserve">Figure 4.23: </w:t>
-      </w:r>
-      <w:proofErr w:type="gramStart"/>
-      <w:r>
-        <w:rPr>
-          <w:rFonts w:ascii="Times New Roman" w:eastAsia="Cambria" w:hAnsi="Times New Roman" w:cs="Times New Roman"/>
-          <w:b/>
-          <w:bCs/>
-          <w:color w:val="000000" w:themeColor="text1"/>
-          <w:kern w:val="0"/>
-          <w14:ligatures w14:val="none"/>
-        </w:rPr>
-        <w:t>VAR(</w:t>
-      </w:r>
-      <w:proofErr w:type="gramEnd"/>
-      <w:r>
-        <w:rPr>
-          <w:rFonts w:ascii="Times New Roman" w:eastAsia="Cambria" w:hAnsi="Times New Roman" w:cs="Times New Roman"/>
-          <w:b/>
-          <w:bCs/>
-          <w:color w:val="000000" w:themeColor="text1"/>
-          <w:kern w:val="0"/>
-          <w14:ligatures w14:val="none"/>
-        </w:rPr>
-        <w:t>6) equation residual diagnostics, petrol price</w:t>
-      </w:r>
-    </w:p>
-    <w:p>
-      <w:pPr>
-        <w:keepNext/>
-        <w:spacing w:after="200" w:line="240" w:lineRule="auto"/>
-        <w:rPr>
-          <w:rFonts w:ascii="Times New Roman" w:eastAsia="Cambria" w:hAnsi="Times New Roman" w:cs="Times New Roman"/>
-          <w:color w:val="000000" w:themeColor="text1"/>
-          <w:kern w:val="0"/>
-          <w14:ligatures w14:val="none"/>
-        </w:rPr>
-      </w:pPr>
-      <w:r>
-        <w:rPr>
-          <w:rFonts w:ascii="Times New Roman" w:eastAsia="Cambria" w:hAnsi="Times New Roman" w:cs="Times New Roman"/>
-          <w:noProof/>
-          <w:color w:val="000000" w:themeColor="text1"/>
-          <w:kern w:val="0"/>
-          <w14:ligatures w14:val="none"/>
-        </w:rPr>
-        <w:drawing>
-          <wp:inline distT="0" distB="0" distL="0" distR="0" wp14:anchorId="5B68C65E" wp14:editId="5D8EEA80">
-            <wp:extent cx="5334000" cy="3556000"/>
-            <wp:effectExtent l="0" t="0" r="0" b="0"/>
-            <wp:docPr id="94" name="Picture" descr="Figure 4.23"/>
-            <wp:cNvGraphicFramePr/>
-            <a:graphic xmlns:a="http://schemas.openxmlformats.org/drawingml/2006/main">
-              <a:graphicData uri="http://schemas.openxmlformats.org/drawingml/2006/picture">
-                <pic:pic xmlns:pic="http://schemas.openxmlformats.org/drawingml/2006/picture">
-                  <pic:nvPicPr>
-                    <pic:cNvPr id="95" name="Picture" descr="figures/fig_var_petrol_resid.png"/>
-                    <pic:cNvPicPr>
-                      <a:picLocks noChangeAspect="1" noChangeArrowheads="1"/>
-                    </pic:cNvPicPr>
-                  </pic:nvPicPr>
-                  <pic:blipFill>
-                    <a:blip r:embed="rId35"/>
-                    <a:stretch>
-                      <a:fillRect/>
-                    </a:stretch>
-                  </pic:blipFill>
-                  <pic:spPr bwMode="auto">
-                    <a:xfrm>
-                      <a:off x="0" y="0"/>
-                      <a:ext cx="5334000" cy="3556000"/>
-                    </a:xfrm>
-                    <a:prstGeom prst="rect">
-                      <a:avLst/>
-                    </a:prstGeom>
-                    <a:noFill/>
-                    <a:ln w="9525">
-                      <a:noFill/>
-                      <a:headEnd/>
-                      <a:tailEnd/>
-                    </a:ln>
-                  </pic:spPr>
-                </pic:pic>
-              </a:graphicData>
-            </a:graphic>
-          </wp:inline>
-        </w:drawing>
-      </w:r>
-    </w:p>
-    <w:p>
-      <w:pPr>
-        <w:spacing w:after="120" w:line="240" w:lineRule="auto"/>
-        <w:rPr>
-          <w:rFonts w:ascii="Times New Roman" w:eastAsia="Cambria" w:hAnsi="Times New Roman" w:cs="Times New Roman"/>
-          <w:i/>
-          <w:color w:val="000000" w:themeColor="text1"/>
-          <w:kern w:val="0"/>
-          <w14:ligatures w14:val="none"/>
-        </w:rPr>
-      </w:pPr>
-      <w:r>
-        <w:rPr>
-          <w:rFonts w:ascii="Times New Roman" w:eastAsia="Cambria" w:hAnsi="Times New Roman" w:cs="Times New Roman"/>
-          <w:i/>
-          <w:color w:val="000000" w:themeColor="text1"/>
-          <w:kern w:val="0"/>
-          <w14:ligatures w14:val="none"/>
-        </w:rPr>
-        <w:t>Figure 4.23</w:t>
-      </w:r>
-    </w:p>
-    <w:p>
-      <w:pPr>
-        <w:spacing w:before="180" w:after="180" w:line="240" w:lineRule="auto"/>
-        <w:rPr>
-          <w:rFonts w:ascii="Times New Roman" w:eastAsia="Cambria" w:hAnsi="Times New Roman" w:cs="Times New Roman"/>
-          <w:color w:val="000000" w:themeColor="text1"/>
-          <w:kern w:val="0"/>
-          <w14:ligatures w14:val="none"/>
-        </w:rPr>
-      </w:pPr>
-      <w:r>
-        <w:rPr>
-          <w:rFonts w:ascii="Times New Roman" w:eastAsia="Cambria" w:hAnsi="Times New Roman" w:cs="Times New Roman"/>
-          <w:b/>
-          <w:bCs/>
-          <w:color w:val="000000" w:themeColor="text1"/>
-          <w:kern w:val="0"/>
-          <w14:ligatures w14:val="none"/>
-        </w:rPr>
-        <w:t>Figure 4.24: VAR forecast against observed values, LPG price (six-month holdout)</w:t>
-      </w:r>
-    </w:p>
-    <w:p>
-      <w:pPr>
-        <w:keepNext/>
-        <w:spacing w:after="200" w:line="240" w:lineRule="auto"/>
-        <w:rPr>
-          <w:rFonts w:ascii="Times New Roman" w:eastAsia="Cambria" w:hAnsi="Times New Roman" w:cs="Times New Roman"/>
-          <w:color w:val="000000" w:themeColor="text1"/>
-          <w:kern w:val="0"/>
-          <w14:ligatures w14:val="none"/>
-        </w:rPr>
-      </w:pPr>
-      <w:r>
-        <w:rPr>
-          <w:rFonts w:ascii="Times New Roman" w:eastAsia="Cambria" w:hAnsi="Times New Roman" w:cs="Times New Roman"/>
-          <w:noProof/>
-          <w:color w:val="000000" w:themeColor="text1"/>
-          <w:kern w:val="0"/>
-          <w14:ligatures w14:val="none"/>
-        </w:rPr>
-        <w:drawing>
-          <wp:inline distT="0" distB="0" distL="0" distR="0" wp14:anchorId="4EC70EFC" wp14:editId="4596B542">
-            <wp:extent cx="5334000" cy="1748117"/>
-            <wp:effectExtent l="0" t="0" r="0" b="0"/>
-            <wp:docPr id="97" name="Picture" descr="Figure 4.24"/>
-            <wp:cNvGraphicFramePr/>
-            <a:graphic xmlns:a="http://schemas.openxmlformats.org/drawingml/2006/main">
-              <a:graphicData uri="http://schemas.openxmlformats.org/drawingml/2006/picture">
-                <pic:pic xmlns:pic="http://schemas.openxmlformats.org/drawingml/2006/picture">
-                  <pic:nvPicPr>
-                    <pic:cNvPr id="98" name="Picture" descr="figures/fig_var_lpg_forecast.png"/>
                     <pic:cNvPicPr>
                       <a:picLocks noChangeAspect="1" noChangeArrowheads="1"/>
                     </pic:cNvPicPr>
@@ -18112,12 +16748,41 @@
           <w:kern w:val="0"/>
           <w14:ligatures w14:val="none"/>
         </w:rPr>
-        <w:t>Figure 4.24</w:t>
+        <w:t>Figure 4.20</w:t>
       </w:r>
     </w:p>
     <w:p>
       <w:pPr>
         <w:spacing w:before="180" w:after="180" w:line="240" w:lineRule="auto"/>
+        <w:rPr>
+          <w:rFonts w:ascii="Times New Roman" w:eastAsia="Cambria" w:hAnsi="Times New Roman" w:cs="Times New Roman"/>
+          <w:color w:val="000000" w:themeColor="text1"/>
+          <w:kern w:val="0"/>
+          <w14:ligatures w14:val="none"/>
+        </w:rPr>
+      </w:pPr>
+      <w:r>
+        <w:rPr>
+          <w:rFonts w:ascii="Times New Roman" w:eastAsia="Cambria" w:hAnsi="Times New Roman" w:cs="Times New Roman"/>
+          <w:color w:val="000000" w:themeColor="text1"/>
+          <w:kern w:val="0"/>
+          <w14:ligatures w14:val="none"/>
+        </w:rPr>
+        <w:lastRenderedPageBreak/>
+        <w:t>Figure 4.20 shows the VAR forecast visibly diverging from the observed post-holdout rebound in diesel prices — the model’s forecast trends downward through the test period while actual prices rise, which is consistent with VAR’s larger MAE and RMSE relative to ARIMA and ARIMAX reported below.</w:t>
+      </w:r>
+    </w:p>
+    <w:p>
+      <w:pPr>
+        <w:spacing w:before="180" w:after="180" w:line="240" w:lineRule="auto"/>
+        <w:rPr>
+          <w:rFonts w:ascii="Times New Roman" w:eastAsia="Cambria" w:hAnsi="Times New Roman" w:cs="Times New Roman"/>
+          <w:color w:val="000000" w:themeColor="text1"/>
+          <w:kern w:val="0"/>
+          <w14:ligatures w14:val="none"/>
+        </w:rPr>
+      </w:pPr>
+      <w:r>
         <w:rPr>
           <w:rFonts w:ascii="Times New Roman" w:eastAsia="Cambria" w:hAnsi="Times New Roman" w:cs="Times New Roman"/>
           <w:b/>
@@ -18126,131 +16791,7 @@
           <w:kern w:val="0"/>
           <w14:ligatures w14:val="none"/>
         </w:rPr>
-      </w:pPr>
-    </w:p>
-    <w:p>
-      <w:pPr>
-        <w:spacing w:before="180" w:after="180" w:line="240" w:lineRule="auto"/>
-        <w:rPr>
-          <w:rFonts w:ascii="Times New Roman" w:eastAsia="Cambria" w:hAnsi="Times New Roman" w:cs="Times New Roman"/>
-          <w:b/>
-          <w:bCs/>
-          <w:color w:val="000000" w:themeColor="text1"/>
-          <w:kern w:val="0"/>
-          <w14:ligatures w14:val="none"/>
-        </w:rPr>
-      </w:pPr>
-    </w:p>
-    <w:p>
-      <w:pPr>
-        <w:spacing w:before="180" w:after="180" w:line="240" w:lineRule="auto"/>
-        <w:rPr>
-          <w:rFonts w:ascii="Times New Roman" w:eastAsia="Cambria" w:hAnsi="Times New Roman" w:cs="Times New Roman"/>
-          <w:b/>
-          <w:bCs/>
-          <w:color w:val="000000" w:themeColor="text1"/>
-          <w:kern w:val="0"/>
-          <w14:ligatures w14:val="none"/>
-        </w:rPr>
-      </w:pPr>
-    </w:p>
-    <w:p>
-      <w:pPr>
-        <w:spacing w:before="180" w:after="180" w:line="240" w:lineRule="auto"/>
-        <w:rPr>
-          <w:rFonts w:ascii="Times New Roman" w:eastAsia="Cambria" w:hAnsi="Times New Roman" w:cs="Times New Roman"/>
-          <w:b/>
-          <w:bCs/>
-          <w:color w:val="000000" w:themeColor="text1"/>
-          <w:kern w:val="0"/>
-          <w14:ligatures w14:val="none"/>
-        </w:rPr>
-      </w:pPr>
-    </w:p>
-    <w:p>
-      <w:pPr>
-        <w:spacing w:before="180" w:after="180" w:line="240" w:lineRule="auto"/>
-        <w:rPr>
-          <w:rFonts w:ascii="Times New Roman" w:eastAsia="Cambria" w:hAnsi="Times New Roman" w:cs="Times New Roman"/>
-          <w:b/>
-          <w:bCs/>
-          <w:color w:val="000000" w:themeColor="text1"/>
-          <w:kern w:val="0"/>
-          <w14:ligatures w14:val="none"/>
-        </w:rPr>
-      </w:pPr>
-    </w:p>
-    <w:p>
-      <w:pPr>
-        <w:spacing w:before="180" w:after="180" w:line="240" w:lineRule="auto"/>
-        <w:rPr>
-          <w:rFonts w:ascii="Times New Roman" w:eastAsia="Cambria" w:hAnsi="Times New Roman" w:cs="Times New Roman"/>
-          <w:b/>
-          <w:bCs/>
-          <w:color w:val="000000" w:themeColor="text1"/>
-          <w:kern w:val="0"/>
-          <w14:ligatures w14:val="none"/>
-        </w:rPr>
-      </w:pPr>
-    </w:p>
-    <w:p>
-      <w:pPr>
-        <w:spacing w:before="180" w:after="180" w:line="240" w:lineRule="auto"/>
-        <w:rPr>
-          <w:rFonts w:ascii="Times New Roman" w:eastAsia="Cambria" w:hAnsi="Times New Roman" w:cs="Times New Roman"/>
-          <w:b/>
-          <w:bCs/>
-          <w:color w:val="000000" w:themeColor="text1"/>
-          <w:kern w:val="0"/>
-          <w14:ligatures w14:val="none"/>
-        </w:rPr>
-      </w:pPr>
-    </w:p>
-    <w:p>
-      <w:pPr>
-        <w:spacing w:before="180" w:after="180" w:line="240" w:lineRule="auto"/>
-        <w:rPr>
-          <w:rFonts w:ascii="Times New Roman" w:eastAsia="Cambria" w:hAnsi="Times New Roman" w:cs="Times New Roman"/>
-          <w:color w:val="000000" w:themeColor="text1"/>
-          <w:kern w:val="0"/>
-          <w14:ligatures w14:val="none"/>
-        </w:rPr>
-      </w:pPr>
-      <w:r>
-        <w:rPr>
-          <w:rFonts w:ascii="Times New Roman" w:eastAsia="Cambria" w:hAnsi="Times New Roman" w:cs="Times New Roman"/>
-          <w:b/>
-          <w:bCs/>
-          <w:color w:val="000000" w:themeColor="text1"/>
-          <w:kern w:val="0"/>
-          <w14:ligatures w14:val="none"/>
-        </w:rPr>
-        <w:lastRenderedPageBreak/>
-        <w:t xml:space="preserve">Figure 4.25: </w:t>
-      </w:r>
-      <w:proofErr w:type="gramStart"/>
-      <w:r>
-        <w:rPr>
-          <w:rFonts w:ascii="Times New Roman" w:eastAsia="Cambria" w:hAnsi="Times New Roman" w:cs="Times New Roman"/>
-          <w:b/>
-          <w:bCs/>
-          <w:color w:val="000000" w:themeColor="text1"/>
-          <w:kern w:val="0"/>
-          <w14:ligatures w14:val="none"/>
-        </w:rPr>
-        <w:t>VAR(</w:t>
-      </w:r>
-      <w:proofErr w:type="gramEnd"/>
-      <w:r>
-        <w:rPr>
-          <w:rFonts w:ascii="Times New Roman" w:eastAsia="Cambria" w:hAnsi="Times New Roman" w:cs="Times New Roman"/>
-          <w:b/>
-          <w:bCs/>
-          <w:color w:val="000000" w:themeColor="text1"/>
-          <w:kern w:val="0"/>
-          <w14:ligatures w14:val="none"/>
-        </w:rPr>
-        <w:t>6) equation residual diagnostics, LPG price</w:t>
+        <w:t>Figure 4.21: VAR(6) equation residual diagnostics, diesel price</w:t>
       </w:r>
     </w:p>
     <w:p>
@@ -18273,16 +16814,16 @@
           <w14:ligatures w14:val="none"/>
         </w:rPr>
         <w:drawing>
-          <wp:inline distT="0" distB="0" distL="0" distR="0" wp14:anchorId="41B48B67" wp14:editId="4654D3DF">
+          <wp:inline distT="0" distB="0" distL="0" distR="0" wp14:anchorId="6C7517D8" wp14:editId="6320ADFB">
             <wp:extent cx="5334000" cy="3556000"/>
             <wp:effectExtent l="0" t="0" r="0" b="0"/>
-            <wp:docPr id="100" name="Picture" descr="Figure 4.25"/>
+            <wp:docPr id="88" name="Picture" descr="Figure 4.21"/>
             <wp:cNvGraphicFramePr/>
             <a:graphic xmlns:a="http://schemas.openxmlformats.org/drawingml/2006/main">
               <a:graphicData uri="http://schemas.openxmlformats.org/drawingml/2006/picture">
                 <pic:pic xmlns:pic="http://schemas.openxmlformats.org/drawingml/2006/picture">
                   <pic:nvPicPr>
-                    <pic:cNvPr id="101" name="Picture" descr="figures/fig_var_lpg_resid.png"/>
+                    <pic:cNvPr id="89" name="Picture" descr="figures/fig_var_diesel_resid.png"/>
                     <pic:cNvPicPr>
                       <a:picLocks noChangeAspect="1" noChangeArrowheads="1"/>
                     </pic:cNvPicPr>
@@ -18334,6 +16875,543 @@
           <w:kern w:val="0"/>
           <w14:ligatures w14:val="none"/>
         </w:rPr>
+        <w:t>Figure 4.21</w:t>
+      </w:r>
+    </w:p>
+    <w:p>
+      <w:pPr>
+        <w:spacing w:before="180" w:after="180" w:line="240" w:lineRule="auto"/>
+        <w:rPr>
+          <w:rFonts w:ascii="Times New Roman" w:eastAsia="Cambria" w:hAnsi="Times New Roman" w:cs="Times New Roman"/>
+          <w:color w:val="000000" w:themeColor="text1"/>
+          <w:kern w:val="0"/>
+          <w14:ligatures w14:val="none"/>
+        </w:rPr>
+      </w:pPr>
+      <w:r>
+        <w:rPr>
+          <w:rFonts w:ascii="Times New Roman" w:eastAsia="Cambria" w:hAnsi="Times New Roman" w:cs="Times New Roman"/>
+          <w:color w:val="000000" w:themeColor="text1"/>
+          <w:kern w:val="0"/>
+          <w14:ligatures w14:val="none"/>
+        </w:rPr>
+        <w:t>Because the VAR notebook reports only joint, system-wide whiteness and normality tests (below), per-equation residual diagnostics were generated separately here for direct comparability with the ARIMA and ARIMAX diagnostics above. Diesel’s VAR-equation residuals show the now-familiar late-2022 outlier (standardized residual approaching 5), with a correspondingly heavy-tailed departure in the Q-Q plot, though somewhat less extreme in magnitude than the univariate ARIMA/ARIMAX diesel residuals.</w:t>
+      </w:r>
+    </w:p>
+    <w:p>
+      <w:pPr>
+        <w:spacing w:before="180" w:after="180" w:line="240" w:lineRule="auto"/>
+        <w:rPr>
+          <w:rFonts w:ascii="Times New Roman" w:eastAsia="Cambria" w:hAnsi="Times New Roman" w:cs="Times New Roman"/>
+          <w:color w:val="000000" w:themeColor="text1"/>
+          <w:kern w:val="0"/>
+          <w14:ligatures w14:val="none"/>
+        </w:rPr>
+      </w:pPr>
+      <w:r>
+        <w:rPr>
+          <w:rFonts w:ascii="Times New Roman" w:eastAsia="Cambria" w:hAnsi="Times New Roman" w:cs="Times New Roman"/>
+          <w:b/>
+          <w:bCs/>
+          <w:color w:val="000000" w:themeColor="text1"/>
+          <w:kern w:val="0"/>
+          <w14:ligatures w14:val="none"/>
+        </w:rPr>
+        <w:t>Figure 4.22: VAR forecast against observed values, petrol price (six-month holdout)</w:t>
+      </w:r>
+    </w:p>
+    <w:p>
+      <w:pPr>
+        <w:keepNext/>
+        <w:spacing w:after="200" w:line="240" w:lineRule="auto"/>
+        <w:rPr>
+          <w:rFonts w:ascii="Times New Roman" w:eastAsia="Cambria" w:hAnsi="Times New Roman" w:cs="Times New Roman"/>
+          <w:color w:val="000000" w:themeColor="text1"/>
+          <w:kern w:val="0"/>
+          <w14:ligatures w14:val="none"/>
+        </w:rPr>
+      </w:pPr>
+      <w:r>
+        <w:rPr>
+          <w:rFonts w:ascii="Times New Roman" w:eastAsia="Cambria" w:hAnsi="Times New Roman" w:cs="Times New Roman"/>
+          <w:noProof/>
+          <w:color w:val="000000" w:themeColor="text1"/>
+          <w:kern w:val="0"/>
+          <w14:ligatures w14:val="none"/>
+        </w:rPr>
+        <w:drawing>
+          <wp:inline distT="0" distB="0" distL="0" distR="0" wp14:anchorId="77BF6167" wp14:editId="0408A9DA">
+            <wp:extent cx="5334000" cy="1749587"/>
+            <wp:effectExtent l="0" t="0" r="0" b="0"/>
+            <wp:docPr id="91" name="Picture" descr="Figure 4.22"/>
+            <wp:cNvGraphicFramePr/>
+            <a:graphic xmlns:a="http://schemas.openxmlformats.org/drawingml/2006/main">
+              <a:graphicData uri="http://schemas.openxmlformats.org/drawingml/2006/picture">
+                <pic:pic xmlns:pic="http://schemas.openxmlformats.org/drawingml/2006/picture">
+                  <pic:nvPicPr>
+                    <pic:cNvPr id="92" name="Picture" descr="figures/fig_var_petrol_forecast.png"/>
+                    <pic:cNvPicPr>
+                      <a:picLocks noChangeAspect="1" noChangeArrowheads="1"/>
+                    </pic:cNvPicPr>
+                  </pic:nvPicPr>
+                  <pic:blipFill>
+                    <a:blip r:embed="rId38"/>
+                    <a:stretch>
+                      <a:fillRect/>
+                    </a:stretch>
+                  </pic:blipFill>
+                  <pic:spPr bwMode="auto">
+                    <a:xfrm>
+                      <a:off x="0" y="0"/>
+                      <a:ext cx="5334000" cy="1749587"/>
+                    </a:xfrm>
+                    <a:prstGeom prst="rect">
+                      <a:avLst/>
+                    </a:prstGeom>
+                    <a:noFill/>
+                    <a:ln w="9525">
+                      <a:noFill/>
+                      <a:headEnd/>
+                      <a:tailEnd/>
+                    </a:ln>
+                  </pic:spPr>
+                </pic:pic>
+              </a:graphicData>
+            </a:graphic>
+          </wp:inline>
+        </w:drawing>
+      </w:r>
+    </w:p>
+    <w:p>
+      <w:pPr>
+        <w:spacing w:after="120" w:line="240" w:lineRule="auto"/>
+        <w:rPr>
+          <w:rFonts w:ascii="Times New Roman" w:eastAsia="Cambria" w:hAnsi="Times New Roman" w:cs="Times New Roman"/>
+          <w:i/>
+          <w:color w:val="000000" w:themeColor="text1"/>
+          <w:kern w:val="0"/>
+          <w14:ligatures w14:val="none"/>
+        </w:rPr>
+      </w:pPr>
+      <w:r>
+        <w:rPr>
+          <w:rFonts w:ascii="Times New Roman" w:eastAsia="Cambria" w:hAnsi="Times New Roman" w:cs="Times New Roman"/>
+          <w:i/>
+          <w:color w:val="000000" w:themeColor="text1"/>
+          <w:kern w:val="0"/>
+          <w14:ligatures w14:val="none"/>
+        </w:rPr>
+        <w:t>Figure 4.22</w:t>
+      </w:r>
+    </w:p>
+    <w:p>
+      <w:pPr>
+        <w:spacing w:before="180" w:after="180" w:line="240" w:lineRule="auto"/>
+        <w:rPr>
+          <w:rFonts w:ascii="Times New Roman" w:eastAsia="Cambria" w:hAnsi="Times New Roman" w:cs="Times New Roman"/>
+          <w:color w:val="000000" w:themeColor="text1"/>
+          <w:kern w:val="0"/>
+          <w14:ligatures w14:val="none"/>
+        </w:rPr>
+      </w:pPr>
+      <w:r>
+        <w:rPr>
+          <w:rFonts w:ascii="Times New Roman" w:eastAsia="Cambria" w:hAnsi="Times New Roman" w:cs="Times New Roman"/>
+          <w:b/>
+          <w:bCs/>
+          <w:color w:val="000000" w:themeColor="text1"/>
+          <w:kern w:val="0"/>
+          <w14:ligatures w14:val="none"/>
+        </w:rPr>
+        <w:lastRenderedPageBreak/>
+        <w:t>Figure 4.23: VAR(6) equation residual diagnostics, petrol price</w:t>
+      </w:r>
+    </w:p>
+    <w:p>
+      <w:pPr>
+        <w:keepNext/>
+        <w:spacing w:after="200" w:line="240" w:lineRule="auto"/>
+        <w:rPr>
+          <w:rFonts w:ascii="Times New Roman" w:eastAsia="Cambria" w:hAnsi="Times New Roman" w:cs="Times New Roman"/>
+          <w:color w:val="000000" w:themeColor="text1"/>
+          <w:kern w:val="0"/>
+          <w14:ligatures w14:val="none"/>
+        </w:rPr>
+      </w:pPr>
+      <w:r>
+        <w:rPr>
+          <w:rFonts w:ascii="Times New Roman" w:eastAsia="Cambria" w:hAnsi="Times New Roman" w:cs="Times New Roman"/>
+          <w:noProof/>
+          <w:color w:val="000000" w:themeColor="text1"/>
+          <w:kern w:val="0"/>
+          <w14:ligatures w14:val="none"/>
+        </w:rPr>
+        <w:drawing>
+          <wp:inline distT="0" distB="0" distL="0" distR="0" wp14:anchorId="5B68C65E" wp14:editId="5D8EEA80">
+            <wp:extent cx="5334000" cy="3556000"/>
+            <wp:effectExtent l="0" t="0" r="0" b="0"/>
+            <wp:docPr id="94" name="Picture" descr="Figure 4.23"/>
+            <wp:cNvGraphicFramePr/>
+            <a:graphic xmlns:a="http://schemas.openxmlformats.org/drawingml/2006/main">
+              <a:graphicData uri="http://schemas.openxmlformats.org/drawingml/2006/picture">
+                <pic:pic xmlns:pic="http://schemas.openxmlformats.org/drawingml/2006/picture">
+                  <pic:nvPicPr>
+                    <pic:cNvPr id="95" name="Picture" descr="figures/fig_var_petrol_resid.png"/>
+                    <pic:cNvPicPr>
+                      <a:picLocks noChangeAspect="1" noChangeArrowheads="1"/>
+                    </pic:cNvPicPr>
+                  </pic:nvPicPr>
+                  <pic:blipFill>
+                    <a:blip r:embed="rId39"/>
+                    <a:stretch>
+                      <a:fillRect/>
+                    </a:stretch>
+                  </pic:blipFill>
+                  <pic:spPr bwMode="auto">
+                    <a:xfrm>
+                      <a:off x="0" y="0"/>
+                      <a:ext cx="5334000" cy="3556000"/>
+                    </a:xfrm>
+                    <a:prstGeom prst="rect">
+                      <a:avLst/>
+                    </a:prstGeom>
+                    <a:noFill/>
+                    <a:ln w="9525">
+                      <a:noFill/>
+                      <a:headEnd/>
+                      <a:tailEnd/>
+                    </a:ln>
+                  </pic:spPr>
+                </pic:pic>
+              </a:graphicData>
+            </a:graphic>
+          </wp:inline>
+        </w:drawing>
+      </w:r>
+    </w:p>
+    <w:p>
+      <w:pPr>
+        <w:spacing w:after="120" w:line="240" w:lineRule="auto"/>
+        <w:rPr>
+          <w:rFonts w:ascii="Times New Roman" w:eastAsia="Cambria" w:hAnsi="Times New Roman" w:cs="Times New Roman"/>
+          <w:i/>
+          <w:color w:val="000000" w:themeColor="text1"/>
+          <w:kern w:val="0"/>
+          <w14:ligatures w14:val="none"/>
+        </w:rPr>
+      </w:pPr>
+      <w:r>
+        <w:rPr>
+          <w:rFonts w:ascii="Times New Roman" w:eastAsia="Cambria" w:hAnsi="Times New Roman" w:cs="Times New Roman"/>
+          <w:i/>
+          <w:color w:val="000000" w:themeColor="text1"/>
+          <w:kern w:val="0"/>
+          <w14:ligatures w14:val="none"/>
+        </w:rPr>
+        <w:t>Figure 4.23</w:t>
+      </w:r>
+    </w:p>
+    <w:p>
+      <w:pPr>
+        <w:spacing w:before="180" w:after="180" w:line="240" w:lineRule="auto"/>
+        <w:rPr>
+          <w:rFonts w:ascii="Times New Roman" w:eastAsia="Cambria" w:hAnsi="Times New Roman" w:cs="Times New Roman"/>
+          <w:color w:val="000000" w:themeColor="text1"/>
+          <w:kern w:val="0"/>
+          <w14:ligatures w14:val="none"/>
+        </w:rPr>
+      </w:pPr>
+      <w:r>
+        <w:rPr>
+          <w:rFonts w:ascii="Times New Roman" w:eastAsia="Cambria" w:hAnsi="Times New Roman" w:cs="Times New Roman"/>
+          <w:b/>
+          <w:bCs/>
+          <w:color w:val="000000" w:themeColor="text1"/>
+          <w:kern w:val="0"/>
+          <w14:ligatures w14:val="none"/>
+        </w:rPr>
+        <w:t>Figure 4.24: VAR forecast against observed values, LPG price (six-month holdout)</w:t>
+      </w:r>
+    </w:p>
+    <w:p>
+      <w:pPr>
+        <w:keepNext/>
+        <w:spacing w:after="200" w:line="240" w:lineRule="auto"/>
+        <w:rPr>
+          <w:rFonts w:ascii="Times New Roman" w:eastAsia="Cambria" w:hAnsi="Times New Roman" w:cs="Times New Roman"/>
+          <w:color w:val="000000" w:themeColor="text1"/>
+          <w:kern w:val="0"/>
+          <w14:ligatures w14:val="none"/>
+        </w:rPr>
+      </w:pPr>
+      <w:r>
+        <w:rPr>
+          <w:rFonts w:ascii="Times New Roman" w:eastAsia="Cambria" w:hAnsi="Times New Roman" w:cs="Times New Roman"/>
+          <w:noProof/>
+          <w:color w:val="000000" w:themeColor="text1"/>
+          <w:kern w:val="0"/>
+          <w14:ligatures w14:val="none"/>
+        </w:rPr>
+        <w:drawing>
+          <wp:inline distT="0" distB="0" distL="0" distR="0" wp14:anchorId="4EC70EFC" wp14:editId="4596B542">
+            <wp:extent cx="5334000" cy="1748117"/>
+            <wp:effectExtent l="0" t="0" r="0" b="0"/>
+            <wp:docPr id="97" name="Picture" descr="Figure 4.24"/>
+            <wp:cNvGraphicFramePr/>
+            <a:graphic xmlns:a="http://schemas.openxmlformats.org/drawingml/2006/main">
+              <a:graphicData uri="http://schemas.openxmlformats.org/drawingml/2006/picture">
+                <pic:pic xmlns:pic="http://schemas.openxmlformats.org/drawingml/2006/picture">
+                  <pic:nvPicPr>
+                    <pic:cNvPr id="98" name="Picture" descr="figures/fig_var_lpg_forecast.png"/>
+                    <pic:cNvPicPr>
+                      <a:picLocks noChangeAspect="1" noChangeArrowheads="1"/>
+                    </pic:cNvPicPr>
+                  </pic:nvPicPr>
+                  <pic:blipFill>
+                    <a:blip r:embed="rId40"/>
+                    <a:stretch>
+                      <a:fillRect/>
+                    </a:stretch>
+                  </pic:blipFill>
+                  <pic:spPr bwMode="auto">
+                    <a:xfrm>
+                      <a:off x="0" y="0"/>
+                      <a:ext cx="5334000" cy="1748117"/>
+                    </a:xfrm>
+                    <a:prstGeom prst="rect">
+                      <a:avLst/>
+                    </a:prstGeom>
+                    <a:noFill/>
+                    <a:ln w="9525">
+                      <a:noFill/>
+                      <a:headEnd/>
+                      <a:tailEnd/>
+                    </a:ln>
+                  </pic:spPr>
+                </pic:pic>
+              </a:graphicData>
+            </a:graphic>
+          </wp:inline>
+        </w:drawing>
+      </w:r>
+    </w:p>
+    <w:p>
+      <w:pPr>
+        <w:spacing w:after="120" w:line="240" w:lineRule="auto"/>
+        <w:rPr>
+          <w:rFonts w:ascii="Times New Roman" w:eastAsia="Cambria" w:hAnsi="Times New Roman" w:cs="Times New Roman"/>
+          <w:i/>
+          <w:color w:val="000000" w:themeColor="text1"/>
+          <w:kern w:val="0"/>
+          <w14:ligatures w14:val="none"/>
+        </w:rPr>
+      </w:pPr>
+      <w:r>
+        <w:rPr>
+          <w:rFonts w:ascii="Times New Roman" w:eastAsia="Cambria" w:hAnsi="Times New Roman" w:cs="Times New Roman"/>
+          <w:i/>
+          <w:color w:val="000000" w:themeColor="text1"/>
+          <w:kern w:val="0"/>
+          <w14:ligatures w14:val="none"/>
+        </w:rPr>
+        <w:t>Figure 4.24</w:t>
+      </w:r>
+    </w:p>
+    <w:p>
+      <w:pPr>
+        <w:spacing w:before="180" w:after="180" w:line="240" w:lineRule="auto"/>
+        <w:rPr>
+          <w:rFonts w:ascii="Times New Roman" w:eastAsia="Cambria" w:hAnsi="Times New Roman" w:cs="Times New Roman"/>
+          <w:b/>
+          <w:bCs/>
+          <w:color w:val="000000" w:themeColor="text1"/>
+          <w:kern w:val="0"/>
+          <w14:ligatures w14:val="none"/>
+        </w:rPr>
+      </w:pPr>
+    </w:p>
+    <w:p>
+      <w:pPr>
+        <w:spacing w:before="180" w:after="180" w:line="240" w:lineRule="auto"/>
+        <w:rPr>
+          <w:rFonts w:ascii="Times New Roman" w:eastAsia="Cambria" w:hAnsi="Times New Roman" w:cs="Times New Roman"/>
+          <w:b/>
+          <w:bCs/>
+          <w:color w:val="000000" w:themeColor="text1"/>
+          <w:kern w:val="0"/>
+          <w14:ligatures w14:val="none"/>
+        </w:rPr>
+      </w:pPr>
+    </w:p>
+    <w:p>
+      <w:pPr>
+        <w:spacing w:before="180" w:after="180" w:line="240" w:lineRule="auto"/>
+        <w:rPr>
+          <w:rFonts w:ascii="Times New Roman" w:eastAsia="Cambria" w:hAnsi="Times New Roman" w:cs="Times New Roman"/>
+          <w:b/>
+          <w:bCs/>
+          <w:color w:val="000000" w:themeColor="text1"/>
+          <w:kern w:val="0"/>
+          <w14:ligatures w14:val="none"/>
+        </w:rPr>
+      </w:pPr>
+    </w:p>
+    <w:p>
+      <w:pPr>
+        <w:spacing w:before="180" w:after="180" w:line="240" w:lineRule="auto"/>
+        <w:rPr>
+          <w:rFonts w:ascii="Times New Roman" w:eastAsia="Cambria" w:hAnsi="Times New Roman" w:cs="Times New Roman"/>
+          <w:b/>
+          <w:bCs/>
+          <w:color w:val="000000" w:themeColor="text1"/>
+          <w:kern w:val="0"/>
+          <w14:ligatures w14:val="none"/>
+        </w:rPr>
+      </w:pPr>
+    </w:p>
+    <w:p>
+      <w:pPr>
+        <w:spacing w:before="180" w:after="180" w:line="240" w:lineRule="auto"/>
+        <w:rPr>
+          <w:rFonts w:ascii="Times New Roman" w:eastAsia="Cambria" w:hAnsi="Times New Roman" w:cs="Times New Roman"/>
+          <w:b/>
+          <w:bCs/>
+          <w:color w:val="000000" w:themeColor="text1"/>
+          <w:kern w:val="0"/>
+          <w14:ligatures w14:val="none"/>
+        </w:rPr>
+      </w:pPr>
+    </w:p>
+    <w:p>
+      <w:pPr>
+        <w:spacing w:before="180" w:after="180" w:line="240" w:lineRule="auto"/>
+        <w:rPr>
+          <w:rFonts w:ascii="Times New Roman" w:eastAsia="Cambria" w:hAnsi="Times New Roman" w:cs="Times New Roman"/>
+          <w:b/>
+          <w:bCs/>
+          <w:color w:val="000000" w:themeColor="text1"/>
+          <w:kern w:val="0"/>
+          <w14:ligatures w14:val="none"/>
+        </w:rPr>
+      </w:pPr>
+    </w:p>
+    <w:p>
+      <w:pPr>
+        <w:spacing w:before="180" w:after="180" w:line="240" w:lineRule="auto"/>
+        <w:rPr>
+          <w:rFonts w:ascii="Times New Roman" w:eastAsia="Cambria" w:hAnsi="Times New Roman" w:cs="Times New Roman"/>
+          <w:b/>
+          <w:bCs/>
+          <w:color w:val="000000" w:themeColor="text1"/>
+          <w:kern w:val="0"/>
+          <w14:ligatures w14:val="none"/>
+        </w:rPr>
+      </w:pPr>
+    </w:p>
+    <w:p>
+      <w:pPr>
+        <w:spacing w:before="180" w:after="180" w:line="240" w:lineRule="auto"/>
+        <w:rPr>
+          <w:rFonts w:ascii="Times New Roman" w:eastAsia="Cambria" w:hAnsi="Times New Roman" w:cs="Times New Roman"/>
+          <w:color w:val="000000" w:themeColor="text1"/>
+          <w:kern w:val="0"/>
+          <w14:ligatures w14:val="none"/>
+        </w:rPr>
+      </w:pPr>
+      <w:r>
+        <w:rPr>
+          <w:rFonts w:ascii="Times New Roman" w:eastAsia="Cambria" w:hAnsi="Times New Roman" w:cs="Times New Roman"/>
+          <w:b/>
+          <w:bCs/>
+          <w:color w:val="000000" w:themeColor="text1"/>
+          <w:kern w:val="0"/>
+          <w14:ligatures w14:val="none"/>
+        </w:rPr>
+        <w:lastRenderedPageBreak/>
+        <w:t>Figure 4.25: VAR(6) equation residual diagnostics, LPG price</w:t>
+      </w:r>
+    </w:p>
+    <w:p>
+      <w:pPr>
+        <w:keepNext/>
+        <w:spacing w:after="200" w:line="240" w:lineRule="auto"/>
+        <w:rPr>
+          <w:rFonts w:ascii="Times New Roman" w:eastAsia="Cambria" w:hAnsi="Times New Roman" w:cs="Times New Roman"/>
+          <w:color w:val="000000" w:themeColor="text1"/>
+          <w:kern w:val="0"/>
+          <w14:ligatures w14:val="none"/>
+        </w:rPr>
+      </w:pPr>
+      <w:r>
+        <w:rPr>
+          <w:rFonts w:ascii="Times New Roman" w:eastAsia="Cambria" w:hAnsi="Times New Roman" w:cs="Times New Roman"/>
+          <w:noProof/>
+          <w:color w:val="000000" w:themeColor="text1"/>
+          <w:kern w:val="0"/>
+          <w14:ligatures w14:val="none"/>
+        </w:rPr>
+        <w:drawing>
+          <wp:inline distT="0" distB="0" distL="0" distR="0" wp14:anchorId="41B48B67" wp14:editId="4654D3DF">
+            <wp:extent cx="5334000" cy="3556000"/>
+            <wp:effectExtent l="0" t="0" r="0" b="0"/>
+            <wp:docPr id="100" name="Picture" descr="Figure 4.25"/>
+            <wp:cNvGraphicFramePr/>
+            <a:graphic xmlns:a="http://schemas.openxmlformats.org/drawingml/2006/main">
+              <a:graphicData uri="http://schemas.openxmlformats.org/drawingml/2006/picture">
+                <pic:pic xmlns:pic="http://schemas.openxmlformats.org/drawingml/2006/picture">
+                  <pic:nvPicPr>
+                    <pic:cNvPr id="101" name="Picture" descr="figures/fig_var_lpg_resid.png"/>
+                    <pic:cNvPicPr>
+                      <a:picLocks noChangeAspect="1" noChangeArrowheads="1"/>
+                    </pic:cNvPicPr>
+                  </pic:nvPicPr>
+                  <pic:blipFill>
+                    <a:blip r:embed="rId41"/>
+                    <a:stretch>
+                      <a:fillRect/>
+                    </a:stretch>
+                  </pic:blipFill>
+                  <pic:spPr bwMode="auto">
+                    <a:xfrm>
+                      <a:off x="0" y="0"/>
+                      <a:ext cx="5334000" cy="3556000"/>
+                    </a:xfrm>
+                    <a:prstGeom prst="rect">
+                      <a:avLst/>
+                    </a:prstGeom>
+                    <a:noFill/>
+                    <a:ln w="9525">
+                      <a:noFill/>
+                      <a:headEnd/>
+                      <a:tailEnd/>
+                    </a:ln>
+                  </pic:spPr>
+                </pic:pic>
+              </a:graphicData>
+            </a:graphic>
+          </wp:inline>
+        </w:drawing>
+      </w:r>
+    </w:p>
+    <w:p>
+      <w:pPr>
+        <w:spacing w:after="120" w:line="240" w:lineRule="auto"/>
+        <w:rPr>
+          <w:rFonts w:ascii="Times New Roman" w:eastAsia="Cambria" w:hAnsi="Times New Roman" w:cs="Times New Roman"/>
+          <w:i/>
+          <w:color w:val="000000" w:themeColor="text1"/>
+          <w:kern w:val="0"/>
+          <w14:ligatures w14:val="none"/>
+        </w:rPr>
+      </w:pPr>
+      <w:r>
+        <w:rPr>
+          <w:rFonts w:ascii="Times New Roman" w:eastAsia="Cambria" w:hAnsi="Times New Roman" w:cs="Times New Roman"/>
+          <w:i/>
+          <w:color w:val="000000" w:themeColor="text1"/>
+          <w:kern w:val="0"/>
+          <w14:ligatures w14:val="none"/>
+        </w:rPr>
         <w:t>Figure 4.25</w:t>
       </w:r>
     </w:p>
@@ -18354,27 +17432,7 @@
           <w:kern w:val="0"/>
           <w14:ligatures w14:val="none"/>
         </w:rPr>
-        <w:t xml:space="preserve">The petrol and LPG VAR forecasts follow the same downward-drifting pattern seen for diesel, missing the post-holdout rebound in all three series. LPG’s equation residuals again depart from the diesel/petrol pattern in the same way observed for ARIMA and ARIMAX: rather than one dominant late-2022 spike, LPG shows several recurring moderate departures (2017, 2021, 2024) and a comparatively clean correlogram, with no individual lag clearly outside the confidence band — consistent with LPG’s distinct, less shock-concentrated residual </w:t>
-      </w:r>
-      <w:proofErr w:type="spellStart"/>
-      <w:r>
-        <w:rPr>
-          <w:rFonts w:ascii="Times New Roman" w:eastAsia="Cambria" w:hAnsi="Times New Roman" w:cs="Times New Roman"/>
-          <w:color w:val="000000" w:themeColor="text1"/>
-          <w:kern w:val="0"/>
-          <w14:ligatures w14:val="none"/>
-        </w:rPr>
-        <w:t>behaviour</w:t>
-      </w:r>
-      <w:proofErr w:type="spellEnd"/>
-      <w:r>
-        <w:rPr>
-          <w:rFonts w:ascii="Times New Roman" w:eastAsia="Cambria" w:hAnsi="Times New Roman" w:cs="Times New Roman"/>
-          <w:color w:val="000000" w:themeColor="text1"/>
-          <w:kern w:val="0"/>
-          <w14:ligatures w14:val="none"/>
-        </w:rPr>
-        <w:t xml:space="preserve"> across all three model families.</w:t>
+        <w:t>The petrol and LPG VAR forecasts follow the same downward-drifting pattern seen for diesel, missing the post-holdout rebound in all three series. LPG’s equation residuals again depart from the diesel/petrol pattern in the same way observed for ARIMA and ARIMAX: rather than one dominant late-2022 spike, LPG shows several recurring moderate departures (2017, 2021, 2024) and a comparatively clean correlogram, with no individual lag clearly outside the confidence band — consistent with LPG’s distinct, less shock-concentrated residual behaviour across all three model families.</w:t>
       </w:r>
     </w:p>
     <w:p>
@@ -18849,47 +17907,7 @@
           <w:kern w:val="0"/>
           <w14:ligatures w14:val="none"/>
         </w:rPr>
-        <w:t xml:space="preserve">VAR produces larger errors than both ARIMA and ARIMAX for diesel and petrol in the six-month </w:t>
-      </w:r>
-      <w:proofErr w:type="gramStart"/>
-      <w:r>
-        <w:rPr>
-          <w:rFonts w:ascii="Times New Roman" w:eastAsia="Cambria" w:hAnsi="Times New Roman" w:cs="Times New Roman"/>
-          <w:color w:val="000000" w:themeColor="text1"/>
-          <w:kern w:val="0"/>
-          <w14:ligatures w14:val="none"/>
-        </w:rPr>
-        <w:t>holdout, and</w:t>
-      </w:r>
-      <w:proofErr w:type="gramEnd"/>
-      <w:r>
-        <w:rPr>
-          <w:rFonts w:ascii="Times New Roman" w:eastAsia="Cambria" w:hAnsi="Times New Roman" w:cs="Times New Roman"/>
-          <w:color w:val="000000" w:themeColor="text1"/>
-          <w:kern w:val="0"/>
-          <w14:ligatures w14:val="none"/>
-        </w:rPr>
-        <w:t xml:space="preserve"> is not the preferred point-forecasting model for these series. Its value lies elsewhere: in its capacity to </w:t>
-      </w:r>
-      <w:proofErr w:type="spellStart"/>
-      <w:r>
-        <w:rPr>
-          <w:rFonts w:ascii="Times New Roman" w:eastAsia="Cambria" w:hAnsi="Times New Roman" w:cs="Times New Roman"/>
-          <w:color w:val="000000" w:themeColor="text1"/>
-          <w:kern w:val="0"/>
-          <w14:ligatures w14:val="none"/>
-        </w:rPr>
-        <w:t>characterise</w:t>
-      </w:r>
-      <w:proofErr w:type="spellEnd"/>
-      <w:r>
-        <w:rPr>
-          <w:rFonts w:ascii="Times New Roman" w:eastAsia="Cambria" w:hAnsi="Times New Roman" w:cs="Times New Roman"/>
-          <w:color w:val="000000" w:themeColor="text1"/>
-          <w:kern w:val="0"/>
-          <w14:ligatures w14:val="none"/>
-        </w:rPr>
-        <w:t xml:space="preserve"> joint dynamics among the system variables, which ARIMA and ARIMAX, as univariate and conditionally univariate models respectively, cannot address.</w:t>
+        <w:t>VAR produces larger errors than both ARIMA and ARIMAX for diesel and petrol in the six-month holdout, and is not the preferred point-forecasting model for these series. Its value lies elsewhere: in its capacity to characterise joint dynamics among the system variables, which ARIMA and ARIMAX, as univariate and conditionally univariate models respectively, cannot address.</w:t>
       </w:r>
     </w:p>
     <w:p>
@@ -18930,27 +17948,7 @@
           <w14:ligatures w14:val="none"/>
         </w:rPr>
         <w:lastRenderedPageBreak/>
-        <w:t xml:space="preserve">shock rather than a correctable specification error. The VAR system should accordingly be read as an informative benchmark for system-level dynamics rather than as a residually adequate forecasting </w:t>
-      </w:r>
-      <w:proofErr w:type="gramStart"/>
-      <w:r>
-        <w:rPr>
-          <w:rFonts w:ascii="Times New Roman" w:eastAsia="Cambria" w:hAnsi="Times New Roman" w:cs="Times New Roman"/>
-          <w:color w:val="000000" w:themeColor="text1"/>
-          <w:kern w:val="0"/>
-          <w14:ligatures w14:val="none"/>
-        </w:rPr>
-        <w:t>model in its own right</w:t>
-      </w:r>
-      <w:proofErr w:type="gramEnd"/>
-      <w:r>
-        <w:rPr>
-          <w:rFonts w:ascii="Times New Roman" w:eastAsia="Cambria" w:hAnsi="Times New Roman" w:cs="Times New Roman"/>
-          <w:color w:val="000000" w:themeColor="text1"/>
-          <w:kern w:val="0"/>
-          <w14:ligatures w14:val="none"/>
-        </w:rPr>
-        <w:t>.</w:t>
+        <w:t>shock rather than a correctable specification error. The VAR system should accordingly be read as an informative benchmark for system-level dynamics rather than as a residually adequate forecasting model in its own right.</w:t>
       </w:r>
     </w:p>
     <w:p>
@@ -21117,47 +20115,7 @@
           <w:kern w:val="0"/>
           <w14:ligatures w14:val="none"/>
         </w:rPr>
-        <w:t xml:space="preserve">The exchange rate </w:t>
-      </w:r>
-      <w:proofErr w:type="gramStart"/>
-      <w:r>
-        <w:rPr>
-          <w:rFonts w:ascii="Times New Roman" w:eastAsia="Cambria" w:hAnsi="Times New Roman" w:cs="Times New Roman"/>
-          <w:color w:val="000000" w:themeColor="text1"/>
-          <w:kern w:val="0"/>
-          <w14:ligatures w14:val="none"/>
-        </w:rPr>
-        <w:t>Granger-causes</w:t>
-      </w:r>
-      <w:proofErr w:type="gramEnd"/>
-      <w:r>
-        <w:rPr>
-          <w:rFonts w:ascii="Times New Roman" w:eastAsia="Cambria" w:hAnsi="Times New Roman" w:cs="Times New Roman"/>
-          <w:color w:val="000000" w:themeColor="text1"/>
-          <w:kern w:val="0"/>
-          <w14:ligatures w14:val="none"/>
-        </w:rPr>
-        <w:t xml:space="preserve"> all three fuel prices at the 5% level, and each fuel price </w:t>
-      </w:r>
-      <w:proofErr w:type="gramStart"/>
-      <w:r>
-        <w:rPr>
-          <w:rFonts w:ascii="Times New Roman" w:eastAsia="Cambria" w:hAnsi="Times New Roman" w:cs="Times New Roman"/>
-          <w:color w:val="000000" w:themeColor="text1"/>
-          <w:kern w:val="0"/>
-          <w14:ligatures w14:val="none"/>
-        </w:rPr>
-        <w:t>Granger-causes</w:t>
-      </w:r>
-      <w:proofErr w:type="gramEnd"/>
-      <w:r>
-        <w:rPr>
-          <w:rFonts w:ascii="Times New Roman" w:eastAsia="Cambria" w:hAnsi="Times New Roman" w:cs="Times New Roman"/>
-          <w:color w:val="000000" w:themeColor="text1"/>
-          <w:kern w:val="0"/>
-          <w14:ligatures w14:val="none"/>
-        </w:rPr>
-        <w:t xml:space="preserve"> the others, consistent with the strong level correlations reported in Section 4.1 and with a common exchange-rate transmission channel. Brent crude Granger-causes diesel but not LPG or petrol, and CPI does not Granger-cause any of the three fuel prices at the 5% level. These results should be read as statements about predictive content within the fitted VAR system, not as claims of structural causal mechanisms (Granger, 1969).</w:t>
+        <w:t>The exchange rate Granger-causes all three fuel prices at the 5% level, and each fuel price Granger-causes the others, consistent with the strong level correlations reported in Section 4.1 and with a common exchange-rate transmission channel. Brent crude Granger-causes diesel but not LPG or petrol, and CPI does not Granger-cause any of the three fuel prices at the 5% level. These results should be read as statements about predictive content within the fitted VAR system, not as claims of structural causal mechanisms (Granger, 1969).</w:t>
       </w:r>
     </w:p>
     <w:p>
@@ -21188,27 +20146,7 @@
           <w:kern w:val="0"/>
           <w14:ligatures w14:val="none"/>
         </w:rPr>
-        <w:t xml:space="preserve"> Impulse-response functions (12-step horizon, Monte Carlo error bands, 500 replications) and forecast-error variance decomposition (6-step horizon) were also produced (Notebook 07) to </w:t>
-      </w:r>
-      <w:proofErr w:type="spellStart"/>
-      <w:r>
-        <w:rPr>
-          <w:rFonts w:ascii="Times New Roman" w:eastAsia="Cambria" w:hAnsi="Times New Roman" w:cs="Times New Roman"/>
-          <w:color w:val="000000" w:themeColor="text1"/>
-          <w:kern w:val="0"/>
-          <w14:ligatures w14:val="none"/>
-        </w:rPr>
-        <w:t>characterise</w:t>
-      </w:r>
-      <w:proofErr w:type="spellEnd"/>
-      <w:r>
-        <w:rPr>
-          <w:rFonts w:ascii="Times New Roman" w:eastAsia="Cambria" w:hAnsi="Times New Roman" w:cs="Times New Roman"/>
-          <w:color w:val="000000" w:themeColor="text1"/>
-          <w:kern w:val="0"/>
-          <w14:ligatures w14:val="none"/>
-        </w:rPr>
-        <w:t xml:space="preserve"> the estimated dynamic response of each fuel price to shocks in Brent, the exchange rate, and CPI, and the proportion of each fuel price’s six-month forecast-error variance attributable to each system variable.</w:t>
+        <w:t xml:space="preserve"> Impulse-response functions (12-step horizon, Monte Carlo error bands, 500 replications) and forecast-error variance decomposition (6-step horizon) were also produced (Notebook 07) to characterise the estimated dynamic response of each fuel price to shocks in Brent, the exchange rate, and CPI, and the proportion of each fuel price’s six-month forecast-error variance attributable to each system variable.</w:t>
       </w:r>
     </w:p>
     <w:p>
@@ -21283,31 +20221,7 @@
           <w14:ligatures w14:val="none"/>
         </w:rPr>
         <w:lastRenderedPageBreak/>
-        <w:t xml:space="preserve">Figure 4.26: Impulse responses of fuel prices to Brent, </w:t>
-      </w:r>
-      <w:proofErr w:type="gramStart"/>
-      <w:r>
-        <w:rPr>
-          <w:rFonts w:ascii="Times New Roman" w:eastAsia="Cambria" w:hAnsi="Times New Roman" w:cs="Times New Roman"/>
-          <w:b/>
-          <w:bCs/>
-          <w:color w:val="000000" w:themeColor="text1"/>
-          <w:kern w:val="0"/>
-          <w14:ligatures w14:val="none"/>
-        </w:rPr>
-        <w:t>exchange-rate</w:t>
-      </w:r>
-      <w:proofErr w:type="gramEnd"/>
-      <w:r>
-        <w:rPr>
-          <w:rFonts w:ascii="Times New Roman" w:eastAsia="Cambria" w:hAnsi="Times New Roman" w:cs="Times New Roman"/>
-          <w:b/>
-          <w:bCs/>
-          <w:color w:val="000000" w:themeColor="text1"/>
-          <w:kern w:val="0"/>
-          <w14:ligatures w14:val="none"/>
-        </w:rPr>
-        <w:t>, and CPI shocks</w:t>
+        <w:t>Figure 4.26: Impulse responses of fuel prices to Brent, exchange-rate, and CPI shocks</w:t>
       </w:r>
     </w:p>
     <w:p>
@@ -21345,7 +20259,7 @@
                     </pic:cNvPicPr>
                   </pic:nvPicPr>
                   <pic:blipFill>
-                    <a:blip r:embed="rId38"/>
+                    <a:blip r:embed="rId42"/>
                     <a:stretch>
                       <a:fillRect/>
                     </a:stretch>
@@ -21471,7 +20385,7 @@
                     </pic:cNvPicPr>
                   </pic:nvPicPr>
                   <pic:blipFill>
-                    <a:blip r:embed="rId39"/>
+                    <a:blip r:embed="rId43"/>
                     <a:stretch>
                       <a:fillRect/>
                     </a:stretch>
@@ -21607,27 +20521,7 @@
           <w:kern w:val="0"/>
           <w14:ligatures w14:val="none"/>
         </w:rPr>
-        <w:t xml:space="preserve"> contribution to forecast-error variance through the full dynamic system, including indirect transmission through the exchange rate and the other fuel prices, to which CPI is itself strongly correlated (Section 4.1) and dynamically linked at lag 6. This suggests CPI’s role in the system is best understood as a broad indicator of the same inflationary and currency pressures driving fuel prices, transmitted indirectly, rather than as a direct short-run </w:t>
-      </w:r>
-      <w:proofErr w:type="gramStart"/>
-      <w:r>
-        <w:rPr>
-          <w:rFonts w:ascii="Times New Roman" w:eastAsia="Cambria" w:hAnsi="Times New Roman" w:cs="Times New Roman"/>
-          <w:color w:val="000000" w:themeColor="text1"/>
-          <w:kern w:val="0"/>
-          <w14:ligatures w14:val="none"/>
-        </w:rPr>
-        <w:t>predictor in its own right</w:t>
-      </w:r>
-      <w:proofErr w:type="gramEnd"/>
-      <w:r>
-        <w:rPr>
-          <w:rFonts w:ascii="Times New Roman" w:eastAsia="Cambria" w:hAnsi="Times New Roman" w:cs="Times New Roman"/>
-          <w:color w:val="000000" w:themeColor="text1"/>
-          <w:kern w:val="0"/>
-          <w14:ligatures w14:val="none"/>
-        </w:rPr>
-        <w:t>. This finding is presented as a descriptive, model-conditional output rather than independent causal evidence, consistent with the caveats already noted for the Granger-causality results above.</w:t>
+        <w:t xml:space="preserve"> contribution to forecast-error variance through the full dynamic system, including indirect transmission through the exchange rate and the other fuel prices, to which CPI is itself strongly correlated (Section 4.1) and dynamically linked at lag 6. This suggests CPI’s role in the system is best understood as a broad indicator of the same inflationary and currency pressures driving fuel prices, transmitted indirectly, rather than as a direct short-run predictor in its own right. This finding is presented as a descriptive, model-conditional output rather than independent causal evidence, consistent with the caveats already noted for the Granger-causality results above.</w:t>
       </w:r>
     </w:p>
     <w:p>
@@ -21647,8 +20541,8 @@
           <w14:ligatures w14:val="none"/>
         </w:rPr>
       </w:pPr>
-      <w:bookmarkStart w:id="9" w:name="discussion-of-findings-by-objective"/>
-      <w:bookmarkEnd w:id="8"/>
+      <w:bookmarkStart w:id="11" w:name="discussion-of-findings-by-objective"/>
+      <w:bookmarkEnd w:id="10"/>
       <w:r>
         <w:rPr>
           <w:rFonts w:ascii="Times New Roman" w:eastAsia="Times New Roman" w:hAnsi="Times New Roman" w:cs="Times New Roman"/>
@@ -21691,27 +20585,7 @@
           <w:kern w:val="0"/>
           <w14:ligatures w14:val="none"/>
         </w:rPr>
-        <w:t xml:space="preserve"> The exploratory analysis (Section 4.1) documents strong common upward movement across all six variables, with an unusually sharp episode in late 2022. The stationarity analysis (Section 4.2) confirms all six series are non-stationary in levels, and the </w:t>
-      </w:r>
-      <w:proofErr w:type="spellStart"/>
-      <w:r>
-        <w:rPr>
-          <w:rFonts w:ascii="Times New Roman" w:eastAsia="Cambria" w:hAnsi="Times New Roman" w:cs="Times New Roman"/>
-          <w:color w:val="000000" w:themeColor="text1"/>
-          <w:kern w:val="0"/>
-          <w14:ligatures w14:val="none"/>
-        </w:rPr>
-        <w:t>Zivot</w:t>
-      </w:r>
-      <w:proofErr w:type="spellEnd"/>
-      <w:r>
-        <w:rPr>
-          <w:rFonts w:ascii="Times New Roman" w:eastAsia="Cambria" w:hAnsi="Times New Roman" w:cs="Times New Roman"/>
-          <w:color w:val="000000" w:themeColor="text1"/>
-          <w:kern w:val="0"/>
-          <w14:ligatures w14:val="none"/>
-        </w:rPr>
-        <w:t>-Andrews results formally corroborate that this episode constitutes a structural break for diesel, LPG, petrol, and the exchange rate.</w:t>
+        <w:t xml:space="preserve"> The exploratory analysis (Section 4.1) documents strong common upward movement across all six variables, with an unusually sharp episode in late 2022. The stationarity analysis (Section 4.2) confirms all six series are non-stationary in levels, and the Zivot-Andrews results formally corroborate that this episode constitutes a structural break for diesel, LPG, petrol, and the exchange rate.</w:t>
       </w:r>
     </w:p>
     <w:p>
@@ -21773,27 +20647,7 @@
           <w:kern w:val="0"/>
           <w14:ligatures w14:val="none"/>
         </w:rPr>
-        <w:t xml:space="preserve"> The six-month holdout comparison (Sections 4.3–4.4) shows ARIMAX improving on ARIMA for all </w:t>
-      </w:r>
-      <w:proofErr w:type="gramStart"/>
-      <w:r>
-        <w:rPr>
-          <w:rFonts w:ascii="Times New Roman" w:eastAsia="Cambria" w:hAnsi="Times New Roman" w:cs="Times New Roman"/>
-          <w:color w:val="000000" w:themeColor="text1"/>
-          <w:kern w:val="0"/>
-          <w14:ligatures w14:val="none"/>
-        </w:rPr>
-        <w:t>three fuel</w:t>
-      </w:r>
-      <w:proofErr w:type="gramEnd"/>
-      <w:r>
-        <w:rPr>
-          <w:rFonts w:ascii="Times New Roman" w:eastAsia="Cambria" w:hAnsi="Times New Roman" w:cs="Times New Roman"/>
-          <w:color w:val="000000" w:themeColor="text1"/>
-          <w:kern w:val="0"/>
-          <w14:ligatures w14:val="none"/>
-        </w:rPr>
-        <w:t xml:space="preserve"> series, most substantially for diesel and petrol, and resolving the residual autocorrelation present in the LPG ARIMA model. This finding is qualified by the rolling-origin result (Section 4.5), which shows ARIMA outperforming ARIMAX across a longer, repeated evaluation history for diesel and petrol — indicating that the value of external regressors is real but not uniformly present across all forecasting conditions.</w:t>
+        <w:t xml:space="preserve"> The six-month holdout comparison (Sections 4.3–4.4) shows ARIMAX improving on ARIMA for all three fuel series, most substantially for diesel and petrol, and resolving the residual autocorrelation present in the LPG ARIMA model. This finding is qualified by the rolling-origin result (Section 4.5), which shows ARIMA outperforming ARIMAX across a longer, repeated evaluation history for diesel and petrol — indicating that the value of external regressors is real but not uniformly present across all forecasting conditions.</w:t>
       </w:r>
     </w:p>
     <w:p>
@@ -21875,8 +20729,8 @@
           <w14:ligatures w14:val="none"/>
         </w:rPr>
       </w:pPr>
-      <w:bookmarkStart w:id="10" w:name="summary-of-the-main-results"/>
-      <w:bookmarkEnd w:id="9"/>
+      <w:bookmarkStart w:id="12" w:name="summary-of-the-main-results"/>
+      <w:bookmarkEnd w:id="11"/>
       <w:r>
         <w:rPr>
           <w:rFonts w:ascii="Times New Roman" w:eastAsia="Times New Roman" w:hAnsi="Times New Roman" w:cs="Times New Roman"/>
@@ -21913,27 +20767,7 @@
           <w:kern w:val="0"/>
           <w14:ligatures w14:val="none"/>
         </w:rPr>
-        <w:t xml:space="preserve">The six fuel-price and macroeconomic series exhibit strong upward movement and </w:t>
-      </w:r>
-      <w:proofErr w:type="gramStart"/>
-      <w:r>
-        <w:rPr>
-          <w:rFonts w:ascii="Times New Roman" w:eastAsia="Cambria" w:hAnsi="Times New Roman" w:cs="Times New Roman"/>
-          <w:color w:val="000000" w:themeColor="text1"/>
-          <w:kern w:val="0"/>
-          <w14:ligatures w14:val="none"/>
-        </w:rPr>
-        <w:t>high level</w:t>
-      </w:r>
-      <w:proofErr w:type="gramEnd"/>
-      <w:r>
-        <w:rPr>
-          <w:rFonts w:ascii="Times New Roman" w:eastAsia="Cambria" w:hAnsi="Times New Roman" w:cs="Times New Roman"/>
-          <w:color w:val="000000" w:themeColor="text1"/>
-          <w:kern w:val="0"/>
-          <w14:ligatures w14:val="none"/>
-        </w:rPr>
-        <w:t xml:space="preserve"> correlation over the sample period, with an unusually sharp episode in late 2022.</w:t>
+        <w:t>The six fuel-price and macroeconomic series exhibit strong upward movement and high level correlation over the sample period, with an unusually sharp episode in late 2022.</w:t>
       </w:r>
     </w:p>
     <w:p>
@@ -21957,27 +20791,7 @@
           <w:kern w:val="0"/>
           <w14:ligatures w14:val="none"/>
         </w:rPr>
-        <w:t xml:space="preserve">All six series are non-stationary in levels; </w:t>
-      </w:r>
-      <w:proofErr w:type="spellStart"/>
-      <w:r>
-        <w:rPr>
-          <w:rFonts w:ascii="Times New Roman" w:eastAsia="Cambria" w:hAnsi="Times New Roman" w:cs="Times New Roman"/>
-          <w:color w:val="000000" w:themeColor="text1"/>
-          <w:kern w:val="0"/>
-          <w14:ligatures w14:val="none"/>
-        </w:rPr>
-        <w:t>Zivot</w:t>
-      </w:r>
-      <w:proofErr w:type="spellEnd"/>
-      <w:r>
-        <w:rPr>
-          <w:rFonts w:ascii="Times New Roman" w:eastAsia="Cambria" w:hAnsi="Times New Roman" w:cs="Times New Roman"/>
-          <w:color w:val="000000" w:themeColor="text1"/>
-          <w:kern w:val="0"/>
-          <w14:ligatures w14:val="none"/>
-        </w:rPr>
-        <w:t>-Andrews testing formally identifies a structural break clustering around January–March 2022 for diesel, LPG, petrol, and the exchange rate.</w:t>
+        <w:t>All six series are non-stationary in levels; Zivot-Andrews testing formally identifies a structural break clustering around January–March 2022 for diesel, LPG, petrol, and the exchange rate.</w:t>
       </w:r>
     </w:p>
     <w:p>
@@ -22049,27 +20863,7 @@
           <w:kern w:val="0"/>
           <w14:ligatures w14:val="none"/>
         </w:rPr>
-        <w:t xml:space="preserve">Rolling-origin evaluation across 31 forecast origins presents a more mixed picture, generally </w:t>
-      </w:r>
-      <w:proofErr w:type="spellStart"/>
-      <w:r>
-        <w:rPr>
-          <w:rFonts w:ascii="Times New Roman" w:eastAsia="Cambria" w:hAnsi="Times New Roman" w:cs="Times New Roman"/>
-          <w:color w:val="000000" w:themeColor="text1"/>
-          <w:kern w:val="0"/>
-          <w14:ligatures w14:val="none"/>
-        </w:rPr>
-        <w:t>favouring</w:t>
-      </w:r>
-      <w:proofErr w:type="spellEnd"/>
-      <w:r>
-        <w:rPr>
-          <w:rFonts w:ascii="Times New Roman" w:eastAsia="Cambria" w:hAnsi="Times New Roman" w:cs="Times New Roman"/>
-          <w:color w:val="000000" w:themeColor="text1"/>
-          <w:kern w:val="0"/>
-          <w14:ligatures w14:val="none"/>
-        </w:rPr>
-        <w:t xml:space="preserve"> ARIMA over ARIMAX for diesel and petrol.</w:t>
+        <w:t>Rolling-origin evaluation across 31 forecast origins presents a more mixed picture, generally favouring ARIMA over ARIMAX for diesel and petrol.</w:t>
       </w:r>
     </w:p>
     <w:p>
@@ -22093,27 +20887,7 @@
           <w:kern w:val="0"/>
           <w14:ligatures w14:val="none"/>
         </w:rPr>
-        <w:t xml:space="preserve">A direct lag-2 versus lag-6 robustness comparison shows that VAR’s residual non-normality is not resolved, and is in fact worsened, by reducing model complexity — supporting the interpretation that it reflects the 2021–2022 structural shock rather than </w:t>
-      </w:r>
-      <w:proofErr w:type="gramStart"/>
-      <w:r>
-        <w:rPr>
-          <w:rFonts w:ascii="Times New Roman" w:eastAsia="Cambria" w:hAnsi="Times New Roman" w:cs="Times New Roman"/>
-          <w:color w:val="000000" w:themeColor="text1"/>
-          <w:kern w:val="0"/>
-          <w14:ligatures w14:val="none"/>
-        </w:rPr>
-        <w:t>overparameterization, and</w:t>
-      </w:r>
-      <w:proofErr w:type="gramEnd"/>
-      <w:r>
-        <w:rPr>
-          <w:rFonts w:ascii="Times New Roman" w:eastAsia="Cambria" w:hAnsi="Times New Roman" w:cs="Times New Roman"/>
-          <w:color w:val="000000" w:themeColor="text1"/>
-          <w:kern w:val="0"/>
-          <w14:ligatures w14:val="none"/>
-        </w:rPr>
-        <w:t xml:space="preserve"> justifying the retention of the AIC-optimal lag-6 specification.</w:t>
+        <w:t>A direct lag-2 versus lag-6 robustness comparison shows that VAR’s residual non-normality is not resolved, and is in fact worsened, by reducing model complexity — supporting the interpretation that it reflects the 2021–2022 structural shock rather than overparameterization, and justifying the retention of the AIC-optimal lag-6 specification.</w:t>
       </w:r>
     </w:p>
     <w:p>
@@ -22181,8 +20955,8 @@
           <w14:ligatures w14:val="none"/>
         </w:rPr>
       </w:pPr>
-      <w:bookmarkStart w:id="11" w:name="chapter-conclusion"/>
-      <w:bookmarkEnd w:id="10"/>
+      <w:bookmarkStart w:id="13" w:name="chapter-conclusion"/>
+      <w:bookmarkEnd w:id="12"/>
       <w:r>
         <w:rPr>
           <w:rFonts w:ascii="Times New Roman" w:eastAsia="Times New Roman" w:hAnsi="Times New Roman" w:cs="Times New Roman"/>
@@ -22214,47 +20988,7 @@
           <w:kern w:val="0"/>
           <w14:ligatures w14:val="none"/>
         </w:rPr>
-        <w:t xml:space="preserve">This chapter has presented and interpreted the empirical results of the Ghana fuel-price forecasting study. Fuel prices over the study period are </w:t>
-      </w:r>
-      <w:proofErr w:type="spellStart"/>
-      <w:r>
-        <w:rPr>
-          <w:rFonts w:ascii="Times New Roman" w:eastAsia="Cambria" w:hAnsi="Times New Roman" w:cs="Times New Roman"/>
-          <w:color w:val="000000" w:themeColor="text1"/>
-          <w:kern w:val="0"/>
-          <w14:ligatures w14:val="none"/>
-        </w:rPr>
-        <w:t>characterised</w:t>
-      </w:r>
-      <w:proofErr w:type="spellEnd"/>
-      <w:r>
-        <w:rPr>
-          <w:rFonts w:ascii="Times New Roman" w:eastAsia="Cambria" w:hAnsi="Times New Roman" w:cs="Times New Roman"/>
-          <w:color w:val="000000" w:themeColor="text1"/>
-          <w:kern w:val="0"/>
-          <w14:ligatures w14:val="none"/>
-        </w:rPr>
-        <w:t xml:space="preserve"> by persistent trend </w:t>
-      </w:r>
-      <w:proofErr w:type="spellStart"/>
-      <w:r>
-        <w:rPr>
-          <w:rFonts w:ascii="Times New Roman" w:eastAsia="Cambria" w:hAnsi="Times New Roman" w:cs="Times New Roman"/>
-          <w:color w:val="000000" w:themeColor="text1"/>
-          <w:kern w:val="0"/>
-          <w14:ligatures w14:val="none"/>
-        </w:rPr>
-        <w:t>behaviour</w:t>
-      </w:r>
-      <w:proofErr w:type="spellEnd"/>
-      <w:r>
-        <w:rPr>
-          <w:rFonts w:ascii="Times New Roman" w:eastAsia="Cambria" w:hAnsi="Times New Roman" w:cs="Times New Roman"/>
-          <w:color w:val="000000" w:themeColor="text1"/>
-          <w:kern w:val="0"/>
-          <w14:ligatures w14:val="none"/>
-        </w:rPr>
-        <w:t>, strong common movement with macroeconomic conditions, and a clearly identifiable structural disruption around 2021–2022. No single model dominates across every product and every forecast horizon: ARIMAX offers the strongest single-period result when Brent and exchange-rate information are available, ARIMA is the more consistently reliable univariate approach across repeated rolling evaluation, and VAR, while not the most accurate point forecaster, provides system-level insight — particularly the finding that the exchange rate Granger-causes all three fuel prices — unavailable from the other two approaches. The appropriate model therefore depends on whether the priority is univariate robustness, conditional forecasting accuracy, or the analysis of joint macroeconomic dynamics.</w:t>
+        <w:t>This chapter has presented and interpreted the empirical results of the Ghana fuel-price forecasting study. Fuel prices over the study period are characterised by persistent trend behaviour, strong common movement with macroeconomic conditions, and a clearly identifiable structural disruption around 2021–2022. No single model dominates across every product and every forecast horizon: ARIMAX offers the strongest single-period result when Brent and exchange-rate information are available, ARIMA is the more consistently reliable univariate approach across repeated rolling evaluation, and VAR, while not the most accurate point forecaster, provides system-level insight — particularly the finding that the exchange rate Granger-causes all three fuel prices — unavailable from the other two approaches. The appropriate model therefore depends on whether the priority is univariate robustness, conditional forecasting accuracy, or the analysis of joint macroeconomic dynamics.</w:t>
       </w:r>
     </w:p>
     <w:p>
@@ -22277,8 +21011,8 @@
         <w:t>Chapter Five draws the final conclusions of the study, states its limitations, and provides recommendations for policymakers, consumers, analysts, and future researchers.</w:t>
       </w:r>
     </w:p>
-    <w:bookmarkEnd w:id="1"/>
-    <w:bookmarkEnd w:id="11"/>
+    <w:bookmarkEnd w:id="4"/>
+    <w:bookmarkEnd w:id="13"/>
     <w:p>
       <w:pPr>
         <w:spacing w:after="0" w:line="276" w:lineRule="auto"/>
@@ -22576,23 +21310,7 @@
           <w:rFonts w:ascii="Times New Roman" w:hAnsi="Times New Roman" w:cs="Times New Roman"/>
           <w:color w:val="000000" w:themeColor="text1"/>
         </w:rPr>
-        <w:t xml:space="preserve">Hyndman, R. J., &amp; Athanasopoulos, G. (2021). Forecasting: Principles and practice (3rd ed.). </w:t>
-      </w:r>
-      <w:proofErr w:type="spellStart"/>
-      <w:r>
-        <w:rPr>
-          <w:rFonts w:ascii="Times New Roman" w:hAnsi="Times New Roman" w:cs="Times New Roman"/>
-          <w:color w:val="000000" w:themeColor="text1"/>
-        </w:rPr>
-        <w:t>OTexts</w:t>
-      </w:r>
-      <w:proofErr w:type="spellEnd"/>
-      <w:r>
-        <w:rPr>
-          <w:rFonts w:ascii="Times New Roman" w:hAnsi="Times New Roman" w:cs="Times New Roman"/>
-          <w:color w:val="000000" w:themeColor="text1"/>
-        </w:rPr>
-        <w:t>.</w:t>
+        <w:t>Hyndman, R. J., &amp; Athanasopoulos, G. (2021). Forecasting: Principles and practice (3rd ed.). OTexts.</w:t>
       </w:r>
     </w:p>
     <w:p>
@@ -22773,7 +21491,7 @@
       </w:pPr>
     </w:p>
     <w:sectPr>
-      <w:footerReference w:type="default" r:id="rId40"/>
+      <w:footerReference w:type="default" r:id="rId44"/>
       <w:pgSz w:w="11906" w:h="16838"/>
       <w:pgMar w:top="1440" w:right="1440" w:bottom="1440" w:left="1440" w:header="708" w:footer="708" w:gutter="0"/>
       <w:cols w:space="708"/>
@@ -22781,6 +21499,64 @@
     </w:sectPr>
   </w:body>
 </w:document>
+</file>
+
+<file path=word/comments.xml><?xml version="1.0" encoding="utf-8"?>
+<w:comments xmlns:wpc="http://schemas.microsoft.com/office/word/2010/wordprocessingCanvas" xmlns:cx="http://schemas.microsoft.com/office/drawing/2014/chartex" xmlns:cx1="http://schemas.microsoft.com/office/drawing/2015/9/8/chartex" xmlns:cx2="http://schemas.microsoft.com/office/drawing/2015/10/21/chartex" xmlns:cx3="http://schemas.microsoft.com/office/drawing/2016/5/9/chartex" xmlns:cx4="http://schemas.microsoft.com/office/drawing/2016/5/10/chartex" xmlns:cx5="http://schemas.microsoft.com/office/drawing/2016/5/11/chartex" xmlns:cx6="http://schemas.microsoft.com/office/drawing/2016/5/12/chartex" xmlns:cx7="http://schemas.microsoft.com/office/drawing/2016/5/13/chartex" xmlns:cx8="http://schemas.microsoft.com/office/drawing/2016/5/14/chartex" xmlns:mc="http://schemas.openxmlformats.org/markup-compatibility/2006" xmlns:aink="http://schemas.microsoft.com/office/drawing/2016/ink" xmlns:am3d="http://schemas.microsoft.com/office/drawing/2017/model3d" xmlns:o="urn:schemas-microsoft-com:office:office" xmlns:oel="http://schemas.microsoft.com/office/2019/extlst" xmlns:r="http://schemas.openxmlformats.org/officeDocument/2006/relationships" xmlns:m="http://schemas.openxmlformats.org/officeDocument/2006/math" xmlns:v="urn:schemas-microsoft-com:vml" xmlns:wp14="http://schemas.microsoft.com/office/word/2010/wordprocessingDrawing" xmlns:wp="http://schemas.openxmlformats.org/drawingml/2006/wordprocessingDrawing" xmlns:w10="urn:schemas-microsoft-com:office:word" xmlns:w="http://schemas.openxmlformats.org/wordprocessingml/2006/main" xmlns:w14="http://schemas.microsoft.com/office/word/2010/wordml" xmlns:w15="http://schemas.microsoft.com/office/word/2012/wordml" xmlns:w16cex="http://schemas.microsoft.com/office/word/2018/wordml/cex" xmlns:w16cid="http://schemas.microsoft.com/office/word/2016/wordml/cid" xmlns:w16="http://schemas.microsoft.com/office/word/2018/wordml" xmlns:w16du="http://schemas.microsoft.com/office/word/2023/wordml/word16du" xmlns:w16sdtdh="http://schemas.microsoft.com/office/word/2020/wordml/sdtdatahash" xmlns:w16sdtfl="http://schemas.microsoft.com/office/word/2024/wordml/sdtformatlock" xmlns:w16se="http://schemas.microsoft.com/office/word/2015/wordml/symex" xmlns:wpg="http://schemas.microsoft.com/office/word/2010/wordprocessingGroup" xmlns:wpi="http://schemas.microsoft.com/office/word/2010/wordprocessingInk" xmlns:wne="http://schemas.microsoft.com/office/word/2006/wordml" xmlns:wps="http://schemas.microsoft.com/office/word/2010/wordprocessingShape" mc:Ignorable="w14 w15 w16se w16cid w16 w16cex w16sdtdh w16sdtfl w16du wp14">
+  <w:comment w:id="0" w:author="Adams Emmanuel Paddy" w:date="2026-09-23T15:37:00Z" w:initials="EA">
+    <w:p>
+      <w:pPr>
+        <w:pStyle w:val="CommentText"/>
+      </w:pPr>
+      <w:r>
+        <w:rPr>
+          <w:rStyle w:val="CommentReference"/>
+        </w:rPr>
+        <w:annotationRef/>
+      </w:r>
+      <w:r>
+        <w:t>No research gap needed</w:t>
+      </w:r>
+    </w:p>
+  </w:comment>
+  <w:comment w:id="1" w:author="Adams Emmanuel Paddy" w:date="2026-09-23T15:38:00Z" w:initials="EA">
+    <w:p>
+      <w:pPr>
+        <w:pStyle w:val="CommentText"/>
+      </w:pPr>
+      <w:r>
+        <w:rPr>
+          <w:rStyle w:val="CommentReference"/>
+        </w:rPr>
+        <w:annotationRef/>
+      </w:r>
+      <w:r>
+        <w:t>No need for how this study addresses the gap</w:t>
+      </w:r>
+    </w:p>
+  </w:comment>
+</w:comments>
+</file>
+
+<file path=word/commentsExtended.xml><?xml version="1.0" encoding="utf-8"?>
+<w15:commentsEx xmlns:wpc="http://schemas.microsoft.com/office/word/2010/wordprocessingCanvas" xmlns:cx="http://schemas.microsoft.com/office/drawing/2014/chartex" xmlns:cx1="http://schemas.microsoft.com/office/drawing/2015/9/8/chartex" xmlns:cx2="http://schemas.microsoft.com/office/drawing/2015/10/21/chartex" xmlns:cx3="http://schemas.microsoft.com/office/drawing/2016/5/9/chartex" xmlns:cx4="http://schemas.microsoft.com/office/drawing/2016/5/10/chartex" xmlns:cx5="http://schemas.microsoft.com/office/drawing/2016/5/11/chartex" xmlns:cx6="http://schemas.microsoft.com/office/drawing/2016/5/12/chartex" xmlns:cx7="http://schemas.microsoft.com/office/drawing/2016/5/13/chartex" xmlns:cx8="http://schemas.microsoft.com/office/drawing/2016/5/14/chartex" xmlns:mc="http://schemas.openxmlformats.org/markup-compatibility/2006" xmlns:aink="http://schemas.microsoft.com/office/drawing/2016/ink" xmlns:am3d="http://schemas.microsoft.com/office/drawing/2017/model3d" xmlns:o="urn:schemas-microsoft-com:office:office" xmlns:oel="http://schemas.microsoft.com/office/2019/extlst" xmlns:r="http://schemas.openxmlformats.org/officeDocument/2006/relationships" xmlns:m="http://schemas.openxmlformats.org/officeDocument/2006/math" xmlns:v="urn:schemas-microsoft-com:vml" xmlns:wp14="http://schemas.microsoft.com/office/word/2010/wordprocessingDrawing" xmlns:wp="http://schemas.openxmlformats.org/drawingml/2006/wordprocessingDrawing" xmlns:w10="urn:schemas-microsoft-com:office:word" xmlns:w="http://schemas.openxmlformats.org/wordprocessingml/2006/main" xmlns:w14="http://schemas.microsoft.com/office/word/2010/wordml" xmlns:w15="http://schemas.microsoft.com/office/word/2012/wordml" xmlns:w16cex="http://schemas.microsoft.com/office/word/2018/wordml/cex" xmlns:w16cid="http://schemas.microsoft.com/office/word/2016/wordml/cid" xmlns:w16="http://schemas.microsoft.com/office/word/2018/wordml" xmlns:w16du="http://schemas.microsoft.com/office/word/2023/wordml/word16du" xmlns:w16sdtdh="http://schemas.microsoft.com/office/word/2020/wordml/sdtdatahash" xmlns:w16sdtfl="http://schemas.microsoft.com/office/word/2024/wordml/sdtformatlock" xmlns:w16se="http://schemas.microsoft.com/office/word/2015/wordml/symex" xmlns:wpg="http://schemas.microsoft.com/office/word/2010/wordprocessingGroup" xmlns:wpi="http://schemas.microsoft.com/office/word/2010/wordprocessingInk" xmlns:wne="http://schemas.microsoft.com/office/word/2006/wordml" xmlns:wps="http://schemas.microsoft.com/office/word/2010/wordprocessingShape" mc:Ignorable="w14 w15 w16se w16cid w16 w16cex w16sdtdh w16sdtfl w16du wp14">
+  <w15:commentEx w15:paraId="11B8EA00" w15:done="0"/>
+  <w15:commentEx w15:paraId="7B9885FD" w15:done="0"/>
+</w15:commentsEx>
+</file>
+
+<file path=word/commentsExtensible.xml><?xml version="1.0" encoding="utf-8"?>
+<w16cex:commentsExtensible xmlns:wpc="http://schemas.microsoft.com/office/word/2010/wordprocessingCanvas" xmlns:cx="http://schemas.microsoft.com/office/drawing/2014/chartex" xmlns:cx1="http://schemas.microsoft.com/office/drawing/2015/9/8/chartex" xmlns:cx2="http://schemas.microsoft.com/office/drawing/2015/10/21/chartex" xmlns:cx3="http://schemas.microsoft.com/office/drawing/2016/5/9/chartex" xmlns:cx4="http://schemas.microsoft.com/office/drawing/2016/5/10/chartex" xmlns:cx5="http://schemas.microsoft.com/office/drawing/2016/5/11/chartex" xmlns:cx6="http://schemas.microsoft.com/office/drawing/2016/5/12/chartex" xmlns:cx7="http://schemas.microsoft.com/office/drawing/2016/5/13/chartex" xmlns:cx8="http://schemas.microsoft.com/office/drawing/2016/5/14/chartex" xmlns:cr="http://schemas.microsoft.com/office/comments/2020/reactions" xmlns:mc="http://schemas.openxmlformats.org/markup-compatibility/2006" xmlns:aink="http://schemas.microsoft.com/office/drawing/2016/ink" xmlns:am3d="http://schemas.microsoft.com/office/drawing/2017/model3d" xmlns:o="urn:schemas-microsoft-com:office:office" xmlns:oel="http://schemas.microsoft.com/office/2019/extlst" xmlns:r="http://schemas.openxmlformats.org/officeDocument/2006/relationships" xmlns:m="http://schemas.openxmlformats.org/officeDocument/2006/math" xmlns:v="urn:schemas-microsoft-com:vml" xmlns:wp14="http://schemas.microsoft.com/office/word/2010/wordprocessingDrawing" xmlns:wp="http://schemas.openxmlformats.org/drawingml/2006/wordprocessingDrawing" xmlns:w10="urn:schemas-microsoft-com:office:word" xmlns:w="http://schemas.openxmlformats.org/wordprocessingml/2006/main" xmlns:w14="http://schemas.microsoft.com/office/word/2010/wordml" xmlns:w15="http://schemas.microsoft.com/office/word/2012/wordml" xmlns:w16cex="http://schemas.microsoft.com/office/word/2018/wordml/cex" xmlns:w16cid="http://schemas.microsoft.com/office/word/2016/wordml/cid" xmlns:w16="http://schemas.microsoft.com/office/word/2018/wordml" xmlns:w16du="http://schemas.microsoft.com/office/word/2023/wordml/word16du" xmlns:w16sdtdh="http://schemas.microsoft.com/office/word/2020/wordml/sdtdatahash" xmlns:w16sdtfl="http://schemas.microsoft.com/office/word/2024/wordml/sdtformatlock" xmlns:w16se="http://schemas.microsoft.com/office/word/2015/wordml/symex" xmlns:wpg="http://schemas.microsoft.com/office/word/2010/wordprocessingGroup" xmlns:wpi="http://schemas.microsoft.com/office/word/2010/wordprocessingInk" xmlns:wne="http://schemas.microsoft.com/office/word/2006/wordml" xmlns:wps="http://schemas.microsoft.com/office/word/2010/wordprocessingShape" mc:Ignorable="w14 w15 w16se w16cid w16 w16cex w16sdtdh w16sdtfl cr w16du wp14">
+  <w16cex:commentExtensible w16cex:durableId="4D5B972C" w16cex:dateUtc="2026-09-23T15:37:00Z"/>
+  <w16cex:commentExtensible w16cex:durableId="7F27BB2F" w16cex:dateUtc="2026-09-23T15:38:00Z"/>
+</w16cex:commentsExtensible>
+</file>
+
+<file path=word/commentsIds.xml><?xml version="1.0" encoding="utf-8"?>
+<w16cid:commentsIds xmlns:wpc="http://schemas.microsoft.com/office/word/2010/wordprocessingCanvas" xmlns:cx="http://schemas.microsoft.com/office/drawing/2014/chartex" xmlns:cx1="http://schemas.microsoft.com/office/drawing/2015/9/8/chartex" xmlns:cx2="http://schemas.microsoft.com/office/drawing/2015/10/21/chartex" xmlns:cx3="http://schemas.microsoft.com/office/drawing/2016/5/9/chartex" xmlns:cx4="http://schemas.microsoft.com/office/drawing/2016/5/10/chartex" xmlns:cx5="http://schemas.microsoft.com/office/drawing/2016/5/11/chartex" xmlns:cx6="http://schemas.microsoft.com/office/drawing/2016/5/12/chartex" xmlns:cx7="http://schemas.microsoft.com/office/drawing/2016/5/13/chartex" xmlns:cx8="http://schemas.microsoft.com/office/drawing/2016/5/14/chartex" xmlns:mc="http://schemas.openxmlformats.org/markup-compatibility/2006" xmlns:aink="http://schemas.microsoft.com/office/drawing/2016/ink" xmlns:am3d="http://schemas.microsoft.com/office/drawing/2017/model3d" xmlns:o="urn:schemas-microsoft-com:office:office" xmlns:oel="http://schemas.microsoft.com/office/2019/extlst" xmlns:r="http://schemas.openxmlformats.org/officeDocument/2006/relationships" xmlns:m="http://schemas.openxmlformats.org/officeDocument/2006/math" xmlns:v="urn:schemas-microsoft-com:vml" xmlns:wp14="http://schemas.microsoft.com/office/word/2010/wordprocessingDrawing" xmlns:wp="http://schemas.openxmlformats.org/drawingml/2006/wordprocessingDrawing" xmlns:w10="urn:schemas-microsoft-com:office:word" xmlns:w="http://schemas.openxmlformats.org/wordprocessingml/2006/main" xmlns:w14="http://schemas.microsoft.com/office/word/2010/wordml" xmlns:w15="http://schemas.microsoft.com/office/word/2012/wordml" xmlns:w16cex="http://schemas.microsoft.com/office/word/2018/wordml/cex" xmlns:w16cid="http://schemas.microsoft.com/office/word/2016/wordml/cid" xmlns:w16="http://schemas.microsoft.com/office/word/2018/wordml" xmlns:w16du="http://schemas.microsoft.com/office/word/2023/wordml/word16du" xmlns:w16sdtdh="http://schemas.microsoft.com/office/word/2020/wordml/sdtdatahash" xmlns:w16sdtfl="http://schemas.microsoft.com/office/word/2024/wordml/sdtformatlock" xmlns:w16se="http://schemas.microsoft.com/office/word/2015/wordml/symex" xmlns:wpg="http://schemas.microsoft.com/office/word/2010/wordprocessingGroup" xmlns:wpi="http://schemas.microsoft.com/office/word/2010/wordprocessingInk" xmlns:wne="http://schemas.microsoft.com/office/word/2006/wordml" xmlns:wps="http://schemas.microsoft.com/office/word/2010/wordprocessingShape" mc:Ignorable="w14 w15 w16se w16cid w16 w16cex w16sdtdh w16sdtfl w16du wp14">
+  <w16cid:commentId w16cid:paraId="11B8EA00" w16cid:durableId="4D5B972C"/>
+  <w16cid:commentId w16cid:paraId="7B9885FD" w16cid:durableId="7F27BB2F"/>
+</w16cid:commentsIds>
 </file>
 
 <file path=word/endnotes.xml><?xml version="1.0" encoding="utf-8"?>
@@ -23403,6 +22179,14 @@
   </w:num>
   <w:numIdMacAtCleanup w:val="2"/>
 </w:numbering>
+</file>
+
+<file path=word/people.xml><?xml version="1.0" encoding="utf-8"?>
+<w15:people xmlns:wpc="http://schemas.microsoft.com/office/word/2010/wordprocessingCanvas" xmlns:cx="http://schemas.microsoft.com/office/drawing/2014/chartex" xmlns:cx1="http://schemas.microsoft.com/office/drawing/2015/9/8/chartex" xmlns:cx2="http://schemas.microsoft.com/office/drawing/2015/10/21/chartex" xmlns:cx3="http://schemas.microsoft.com/office/drawing/2016/5/9/chartex" xmlns:cx4="http://schemas.microsoft.com/office/drawing/2016/5/10/chartex" xmlns:cx5="http://schemas.microsoft.com/office/drawing/2016/5/11/chartex" xmlns:cx6="http://schemas.microsoft.com/office/drawing/2016/5/12/chartex" xmlns:cx7="http://schemas.microsoft.com/office/drawing/2016/5/13/chartex" xmlns:cx8="http://schemas.microsoft.com/office/drawing/2016/5/14/chartex" xmlns:mc="http://schemas.openxmlformats.org/markup-compatibility/2006" xmlns:aink="http://schemas.microsoft.com/office/drawing/2016/ink" xmlns:am3d="http://schemas.microsoft.com/office/drawing/2017/model3d" xmlns:o="urn:schemas-microsoft-com:office:office" xmlns:oel="http://schemas.microsoft.com/office/2019/extlst" xmlns:r="http://schemas.openxmlformats.org/officeDocument/2006/relationships" xmlns:m="http://schemas.openxmlformats.org/officeDocument/2006/math" xmlns:v="urn:schemas-microsoft-com:vml" xmlns:wp14="http://schemas.microsoft.com/office/word/2010/wordprocessingDrawing" xmlns:wp="http://schemas.openxmlformats.org/drawingml/2006/wordprocessingDrawing" xmlns:w10="urn:schemas-microsoft-com:office:word" xmlns:w="http://schemas.openxmlformats.org/wordprocessingml/2006/main" xmlns:w14="http://schemas.microsoft.com/office/word/2010/wordml" xmlns:w15="http://schemas.microsoft.com/office/word/2012/wordml" xmlns:w16cex="http://schemas.microsoft.com/office/word/2018/wordml/cex" xmlns:w16cid="http://schemas.microsoft.com/office/word/2016/wordml/cid" xmlns:w16="http://schemas.microsoft.com/office/word/2018/wordml" xmlns:w16du="http://schemas.microsoft.com/office/word/2023/wordml/word16du" xmlns:w16sdtdh="http://schemas.microsoft.com/office/word/2020/wordml/sdtdatahash" xmlns:w16sdtfl="http://schemas.microsoft.com/office/word/2024/wordml/sdtformatlock" xmlns:w16se="http://schemas.microsoft.com/office/word/2015/wordml/symex" xmlns:wpg="http://schemas.microsoft.com/office/word/2010/wordprocessingGroup" xmlns:wpi="http://schemas.microsoft.com/office/word/2010/wordprocessingInk" xmlns:wne="http://schemas.microsoft.com/office/word/2006/wordml" xmlns:wps="http://schemas.microsoft.com/office/word/2010/wordprocessingShape" mc:Ignorable="w14 w15 w16se w16cid w16 w16cex w16sdtdh w16sdtfl w16du wp14">
+  <w15:person w15:author="Adams Emmanuel Paddy">
+    <w15:presenceInfo w15:providerId="AD" w15:userId="S::epadams003@st.ug.edu.gh::3cff3c77-0eb2-4a2e-89ca-3c64ff8c568b"/>
+  </w15:person>
+</w15:people>
 </file>
 
 <file path=word/styles.xml><?xml version="1.0" encoding="utf-8"?>
@@ -24688,6 +23472,9 @@
     </w:pPr>
     <w:rPr>
       <w:kern w:val="0"/>
+      <w:sz w:val="20"/>
+      <w:szCs w:val="20"/>
+      <w:lang w:val="en-GH" w:eastAsia="en-GH"/>
       <w14:ligatures w14:val="none"/>
     </w:rPr>
     <w:tblPr>
@@ -24713,6 +23500,72 @@
         <w:vAlign w:val="bottom"/>
       </w:tcPr>
     </w:tblStylePr>
+  </w:style>
+  <w:style w:type="character" w:styleId="CommentReference">
+    <w:name w:val="annotation reference"/>
+    <w:basedOn w:val="DefaultParagraphFont"/>
+    <w:uiPriority w:val="99"/>
+    <w:semiHidden/>
+    <w:unhideWhenUsed/>
+    <w:rsid w:val="0079162A"/>
+    <w:rPr>
+      <w:sz w:val="16"/>
+      <w:szCs w:val="16"/>
+    </w:rPr>
+  </w:style>
+  <w:style w:type="paragraph" w:styleId="CommentText">
+    <w:name w:val="annotation text"/>
+    <w:basedOn w:val="Normal"/>
+    <w:link w:val="CommentTextChar"/>
+    <w:uiPriority w:val="99"/>
+    <w:unhideWhenUsed/>
+    <w:rsid w:val="0079162A"/>
+    <w:pPr>
+      <w:spacing w:line="240" w:lineRule="auto"/>
+    </w:pPr>
+    <w:rPr>
+      <w:sz w:val="20"/>
+      <w:szCs w:val="20"/>
+    </w:rPr>
+  </w:style>
+  <w:style w:type="character" w:customStyle="1" w:styleId="CommentTextChar">
+    <w:name w:val="Comment Text Char"/>
+    <w:basedOn w:val="DefaultParagraphFont"/>
+    <w:link w:val="CommentText"/>
+    <w:uiPriority w:val="99"/>
+    <w:rsid w:val="0079162A"/>
+    <w:rPr>
+      <w:sz w:val="20"/>
+      <w:szCs w:val="20"/>
+    </w:rPr>
+  </w:style>
+  <w:style w:type="paragraph" w:styleId="CommentSubject">
+    <w:name w:val="annotation subject"/>
+    <w:basedOn w:val="CommentText"/>
+    <w:next w:val="CommentText"/>
+    <w:link w:val="CommentSubjectChar"/>
+    <w:uiPriority w:val="99"/>
+    <w:semiHidden/>
+    <w:unhideWhenUsed/>
+    <w:rsid w:val="0079162A"/>
+    <w:rPr>
+      <w:b/>
+      <w:bCs/>
+    </w:rPr>
+  </w:style>
+  <w:style w:type="character" w:customStyle="1" w:styleId="CommentSubjectChar">
+    <w:name w:val="Comment Subject Char"/>
+    <w:basedOn w:val="CommentTextChar"/>
+    <w:link w:val="CommentSubject"/>
+    <w:uiPriority w:val="99"/>
+    <w:semiHidden/>
+    <w:rsid w:val="0079162A"/>
+    <w:rPr>
+      <w:b/>
+      <w:bCs/>
+      <w:sz w:val="20"/>
+      <w:szCs w:val="20"/>
+    </w:rPr>
   </w:style>
 </w:styles>
 </file>
@@ -25019,19 +23872,6 @@
 </file>
 
 <file path=customXml/item2.xml><?xml version="1.0" encoding="utf-8"?>
-<b:Sources xmlns:b="http://schemas.openxmlformats.org/officeDocument/2006/bibliography" xmlns="http://schemas.openxmlformats.org/officeDocument/2006/bibliography" SelectedStyle="\APASixthEditionOfficeOnline.xsl" StyleName="APA" Version="6"/>
-</file>
-
-<file path=customXml/item3.xml><?xml version="1.0" encoding="utf-8"?>
-<?mso-contentType ?>
-<FormTemplates xmlns="http://schemas.microsoft.com/sharepoint/v3/contenttype/forms">
-  <Display>DocumentLibraryForm</Display>
-  <Edit>DocumentLibraryForm</Edit>
-  <New>DocumentLibraryForm</New>
-</FormTemplates>
-</file>
-
-<file path=customXml/item4.xml><?xml version="1.0" encoding="utf-8"?>
 <ct:contentTypeSchema xmlns:ct="http://schemas.microsoft.com/office/2006/metadata/contentType" xmlns:ma="http://schemas.microsoft.com/office/2006/metadata/properties/metaAttributes" ct:_="" ma:_="" ma:contentTypeName="Document" ma:contentTypeID="0x01010069A79401FCA20B48BC2D5BC3B4486ECB" ma:contentTypeVersion="10" ma:contentTypeDescription="Create a new document." ma:contentTypeScope="" ma:versionID="70af42405b8a534e5b54171e7be91a3d">
   <xsd:schema xmlns:xsd="http://www.w3.org/2001/XMLSchema" xmlns:xs="http://www.w3.org/2001/XMLSchema" xmlns:p="http://schemas.microsoft.com/office/2006/metadata/properties" xmlns:ns3="919c896f-2556-40fa-a2e5-a327a5cfdc9b" targetNamespace="http://schemas.microsoft.com/office/2006/metadata/properties" ma:root="true" ma:fieldsID="4271f00df38a4456bc8ee7a19ba00849" ns3:_="">
     <xsd:import namespace="919c896f-2556-40fa-a2e5-a327a5cfdc9b"/>
@@ -25213,6 +24053,19 @@
 </ct:contentTypeSchema>
 </file>
 
+<file path=customXml/item3.xml><?xml version="1.0" encoding="utf-8"?>
+<?mso-contentType ?>
+<FormTemplates xmlns="http://schemas.microsoft.com/sharepoint/v3/contenttype/forms">
+  <Display>DocumentLibraryForm</Display>
+  <Edit>DocumentLibraryForm</Edit>
+  <New>DocumentLibraryForm</New>
+</FormTemplates>
+</file>
+
+<file path=customXml/item4.xml><?xml version="1.0" encoding="utf-8"?>
+<b:Sources xmlns:b="http://schemas.openxmlformats.org/officeDocument/2006/bibliography" xmlns="http://schemas.openxmlformats.org/officeDocument/2006/bibliography" SelectedStyle="\APASixthEditionOfficeOnline.xsl" StyleName="APA" Version="6"/>
+</file>
+
 <file path=customXml/itemProps1.xml><?xml version="1.0" encoding="utf-8"?>
 <ds:datastoreItem xmlns:ds="http://schemas.openxmlformats.org/officeDocument/2006/customXml" ds:itemID="{DE667BEA-8480-46C5-AE16-7FDBEAF64758}">
   <ds:schemaRefs>
@@ -25223,22 +24076,6 @@
 </file>
 
 <file path=customXml/itemProps2.xml><?xml version="1.0" encoding="utf-8"?>
-<ds:datastoreItem xmlns:ds="http://schemas.openxmlformats.org/officeDocument/2006/customXml" ds:itemID="{5F6D3DD5-5BB6-44E0-B634-0CA747C695F3}">
-  <ds:schemaRefs>
-    <ds:schemaRef ds:uri="http://schemas.openxmlformats.org/officeDocument/2006/bibliography"/>
-  </ds:schemaRefs>
-</ds:datastoreItem>
-</file>
-
-<file path=customXml/itemProps3.xml><?xml version="1.0" encoding="utf-8"?>
-<ds:datastoreItem xmlns:ds="http://schemas.openxmlformats.org/officeDocument/2006/customXml" ds:itemID="{211A9490-CDDD-44CC-B042-3560735403CA}">
-  <ds:schemaRefs>
-    <ds:schemaRef ds:uri="http://schemas.microsoft.com/sharepoint/v3/contenttype/forms"/>
-  </ds:schemaRefs>
-</ds:datastoreItem>
-</file>
-
-<file path=customXml/itemProps4.xml><?xml version="1.0" encoding="utf-8"?>
 <ds:datastoreItem xmlns:ds="http://schemas.openxmlformats.org/officeDocument/2006/customXml" ds:itemID="{59392C20-DE12-4B8A-B1B1-BC4E0A96A47F}">
   <ds:schemaRefs>
     <ds:schemaRef ds:uri="http://schemas.microsoft.com/office/2006/metadata/contentType"/>
@@ -25254,4 +24091,20 @@
     <ds:schemaRef ds:uri="http://schemas.microsoft.com/internal/obd"/>
   </ds:schemaRefs>
 </ds:datastoreItem>
+</file>
+
+<file path=customXml/itemProps3.xml><?xml version="1.0" encoding="utf-8"?>
+<ds:datastoreItem xmlns:ds="http://schemas.openxmlformats.org/officeDocument/2006/customXml" ds:itemID="{211A9490-CDDD-44CC-B042-3560735403CA}">
+  <ds:schemaRefs>
+    <ds:schemaRef ds:uri="http://schemas.microsoft.com/sharepoint/v3/contenttype/forms"/>
+  </ds:schemaRefs>
+</ds:datastoreItem>
+</file>
+
+<file path=customXml/itemProps4.xml><?xml version="1.0" encoding="utf-8"?>
+<ds:datastoreItem xmlns:ds="http://schemas.openxmlformats.org/officeDocument/2006/customXml" ds:itemID="{5F6D3DD5-5BB6-44E0-B634-0CA747C695F3}">
+  <ds:schemaRefs>
+    <ds:schemaRef ds:uri="http://schemas.openxmlformats.org/officeDocument/2006/bibliography"/>
+  </ds:schemaRefs>
+</ds:datastoreItem>
 </file>